--- a/flow/20230914_vu_template/01-Октоїх/Глас_4/4-НД.docx
+++ b/flow/20230914_vu_template/01-Октоїх/Глас_4/4-НД.docx
@@ -24,7 +24,7 @@
     </w:p>
     <w:p>
       <w:pPr>
-        <w:pStyle w:val="Heading1"/>
+        <w:pStyle w:val="1"/>
         <w:spacing w:before="0" w:after="120"/>
         <w:jc w:val="center"/>
         <w:rPr>
@@ -428,7 +428,7 @@
     </w:p>
     <w:p>
       <w:pPr>
-        <w:pStyle w:val="Heading2"/>
+        <w:pStyle w:val="2"/>
         <w:spacing w:before="0" w:after="120"/>
         <w:jc w:val="center"/>
         <w:rPr>
@@ -1116,7 +1116,7 @@
     </w:p>
     <w:p>
       <w:pPr>
-        <w:pStyle w:val="Heading3"/>
+        <w:pStyle w:val="3"/>
         <w:spacing w:before="0" w:after="120"/>
         <w:jc w:val="center"/>
         <w:rPr>
@@ -1464,7 +1464,7 @@
     </w:p>
     <w:p>
       <w:pPr>
-        <w:pStyle w:val="Heading2"/>
+        <w:pStyle w:val="2"/>
         <w:spacing w:before="0" w:after="120"/>
         <w:jc w:val="center"/>
         <w:rPr>
@@ -2288,7 +2288,7 @@
     </w:p>
     <w:p>
       <w:pPr>
-        <w:pStyle w:val="Heading3"/>
+        <w:pStyle w:val="3"/>
         <w:spacing w:before="0" w:after="120"/>
         <w:jc w:val="center"/>
         <w:rPr>
@@ -2586,7 +2586,7 @@
     </w:p>
     <w:p>
       <w:pPr>
-        <w:pStyle w:val="Heading3"/>
+        <w:pStyle w:val="3"/>
         <w:spacing w:before="0" w:after="120"/>
         <w:jc w:val="center"/>
         <w:rPr>
@@ -2853,7 +2853,7 @@
     </w:p>
     <w:p>
       <w:pPr>
-        <w:pStyle w:val="Heading2"/>
+        <w:pStyle w:val="2"/>
         <w:spacing w:before="0" w:after="120"/>
         <w:jc w:val="center"/>
         <w:rPr>
@@ -3895,7 +3895,7 @@
     </w:p>
     <w:p>
       <w:pPr>
-        <w:pStyle w:val="Heading3"/>
+        <w:pStyle w:val="3"/>
         <w:spacing w:before="0" w:after="120"/>
         <w:jc w:val="center"/>
         <w:rPr>
@@ -4828,7 +4828,7 @@
     </w:p>
     <w:p>
       <w:pPr>
-        <w:pStyle w:val="Heading2"/>
+        <w:pStyle w:val="2"/>
         <w:spacing w:before="0" w:after="120"/>
         <w:jc w:val="center"/>
         <w:rPr>
@@ -5201,7 +5201,7 @@
     </w:p>
     <w:p>
       <w:pPr>
-        <w:pStyle w:val="Heading3"/>
+        <w:pStyle w:val="3"/>
         <w:spacing w:before="0" w:after="120"/>
         <w:jc w:val="center"/>
         <w:rPr>
@@ -5387,7 +5387,7 @@
     </w:p>
     <w:p>
       <w:pPr>
-        <w:pStyle w:val="Heading3"/>
+        <w:pStyle w:val="3"/>
         <w:spacing w:before="0" w:after="120"/>
         <w:jc w:val="center"/>
         <w:rPr>
@@ -5904,7 +5904,7 @@
     </w:p>
     <w:p>
       <w:pPr>
-        <w:pStyle w:val="Heading3"/>
+        <w:pStyle w:val="3"/>
         <w:spacing w:before="0" w:after="120"/>
         <w:jc w:val="center"/>
         <w:rPr>
@@ -6100,7 +6100,7 @@
     </w:p>
     <w:p>
       <w:pPr>
-        <w:pStyle w:val="Heading3"/>
+        <w:pStyle w:val="3"/>
         <w:spacing w:before="0" w:after="120"/>
         <w:jc w:val="center"/>
         <w:rPr>
@@ -6924,7 +6924,7 @@
     </w:p>
     <w:p>
       <w:pPr>
-        <w:pStyle w:val="Heading2"/>
+        <w:pStyle w:val="2"/>
         <w:spacing w:before="0" w:after="120"/>
         <w:jc w:val="center"/>
         <w:rPr>
@@ -7259,7 +7259,7 @@
     </w:p>
     <w:p>
       <w:pPr>
-        <w:pStyle w:val="Heading3"/>
+        <w:pStyle w:val="3"/>
         <w:spacing w:before="0" w:after="120"/>
         <w:jc w:val="center"/>
         <w:rPr>
@@ -7560,7 +7560,7 @@
     </w:p>
     <w:p>
       <w:pPr>
-        <w:pStyle w:val="Heading3"/>
+        <w:pStyle w:val="3"/>
         <w:spacing w:before="0" w:after="120"/>
         <w:jc w:val="center"/>
         <w:rPr>
@@ -7584,24 +7584,22 @@
     <w:p>
       <w:pPr>
         <w:spacing w:after="120"/>
-        <w:jc w:val="both"/>
-        <w:rPr>
-          <w:rFonts w:ascii="Times New Roman" w:hAnsi="Times New Roman" w:cs="Times New Roman"/>
-          <w:i/>
-          <w:color w:val="FF0000"/>
-          <w:sz w:val="24"/>
-          <w:szCs w:val="24"/>
-          <w:lang w:val="ru-MD"/>
-        </w:rPr>
-      </w:pPr>
-      <w:r>
-        <w:rPr>
-          <w:rFonts w:ascii="Times New Roman" w:hAnsi="Times New Roman" w:cs="Times New Roman"/>
-          <w:i/>
-          <w:color w:val="FF0000"/>
-          <w:sz w:val="24"/>
-          <w:szCs w:val="24"/>
-          <w:lang w:val="ru-MD"/>
+        <w:rPr>
+          <w:rFonts w:ascii="Times New Roman" w:hAnsi="Times New Roman" w:cs="Times New Roman"/>
+          <w:sz w:val="24"/>
+          <w:szCs w:val="24"/>
+          <w:lang w:eastAsia="uk-UA"/>
+        </w:rPr>
+      </w:pPr>
+      <w:r>
+        <w:rPr>
+          <w:rFonts w:ascii="Times New Roman" w:hAnsi="Times New Roman" w:cs="Times New Roman"/>
+          <w:i/>
+          <w:iCs/>
+          <w:color w:val="FF0000"/>
+          <w:sz w:val="24"/>
+          <w:szCs w:val="24"/>
+          <w:lang w:eastAsia="uk-UA"/>
         </w:rPr>
         <w:t xml:space="preserve">(г. 4): </w:t>
       </w:r>
@@ -7610,9 +7608,9 @@
           <w:rFonts w:ascii="Times New Roman" w:hAnsi="Times New Roman" w:cs="Times New Roman"/>
           <w:sz w:val="24"/>
           <w:szCs w:val="24"/>
-          <w:lang w:val="ru-MD"/>
-        </w:rPr>
-        <w:t>Світлую воскресіння проповідь* від ангела взнавши, Господні учениці,* і прадідне осудження відкинувши,* апостолам, хвалячись, мовили:* Повалилася смерть, воскрес Христос Бог,* даруючи світові велику милість.</w:t>
+          <w:lang w:eastAsia="uk-UA"/>
+        </w:rPr>
+        <w:t>Сві́тлую воскресі́ння про́повідь від а́нгела взна́вши* і пра́дідне осу́дження відки́нувши,* Госпо́дні учени́ці, хва́лячись, апо́столам мо́вили:* Повали́лася смерть, воскре́с Христо́с Бог,* дару́ючи сві́тові вели́ку ми́лість.</w:t>
       </w:r>
     </w:p>
     <w:p>
@@ -7683,7 +7681,7 @@
     </w:p>
     <w:p>
       <w:pPr>
-        <w:pStyle w:val="Heading2"/>
+        <w:pStyle w:val="2"/>
         <w:spacing w:before="0" w:after="120"/>
         <w:jc w:val="center"/>
         <w:rPr>
@@ -8092,7 +8090,7 @@
     </w:p>
     <w:p>
       <w:pPr>
-        <w:pStyle w:val="Heading3"/>
+        <w:pStyle w:val="3"/>
         <w:spacing w:before="0" w:after="120"/>
         <w:jc w:val="center"/>
         <w:rPr>
@@ -8180,7 +8178,7 @@
     </w:p>
     <w:p>
       <w:pPr>
-        <w:pStyle w:val="Heading1"/>
+        <w:pStyle w:val="1"/>
         <w:spacing w:before="0" w:after="120"/>
         <w:jc w:val="center"/>
         <w:rPr>
@@ -8378,7 +8376,7 @@
     </w:p>
     <w:p>
       <w:pPr>
-        <w:pStyle w:val="Heading2"/>
+        <w:pStyle w:val="2"/>
         <w:spacing w:before="0" w:after="120"/>
         <w:jc w:val="center"/>
         <w:rPr>
@@ -10801,7 +10799,7 @@
     </w:p>
     <w:p>
       <w:pPr>
-        <w:pStyle w:val="Heading3"/>
+        <w:pStyle w:val="3"/>
         <w:spacing w:before="0" w:after="120"/>
         <w:jc w:val="center"/>
         <w:rPr>
@@ -11265,7 +11263,7 @@
     </w:p>
     <w:p>
       <w:pPr>
-        <w:pStyle w:val="Heading2"/>
+        <w:pStyle w:val="2"/>
         <w:spacing w:before="0" w:after="120"/>
         <w:jc w:val="center"/>
         <w:rPr>
@@ -12076,7 +12074,7 @@
     </w:p>
     <w:p>
       <w:pPr>
-        <w:pStyle w:val="Heading3"/>
+        <w:pStyle w:val="3"/>
         <w:spacing w:before="0" w:after="120"/>
         <w:jc w:val="center"/>
         <w:rPr>
@@ -12328,7 +12326,7 @@
     </w:p>
     <w:p>
       <w:pPr>
-        <w:pStyle w:val="Heading3"/>
+        <w:pStyle w:val="3"/>
         <w:spacing w:before="0" w:after="120"/>
         <w:jc w:val="center"/>
         <w:rPr>
@@ -12352,24 +12350,22 @@
     <w:p>
       <w:pPr>
         <w:spacing w:after="120"/>
-        <w:jc w:val="both"/>
-        <w:rPr>
-          <w:rFonts w:ascii="Times New Roman" w:hAnsi="Times New Roman" w:cs="Times New Roman"/>
-          <w:i/>
-          <w:color w:val="FF0000"/>
-          <w:sz w:val="24"/>
-          <w:szCs w:val="24"/>
-          <w:lang w:val="ru-MD"/>
-        </w:rPr>
-      </w:pPr>
-      <w:r>
-        <w:rPr>
-          <w:rFonts w:ascii="Times New Roman" w:hAnsi="Times New Roman" w:cs="Times New Roman"/>
-          <w:i/>
-          <w:color w:val="FF0000"/>
-          <w:sz w:val="24"/>
-          <w:szCs w:val="24"/>
-          <w:lang w:val="ru-MD"/>
+        <w:rPr>
+          <w:rFonts w:ascii="Times New Roman" w:hAnsi="Times New Roman" w:cs="Times New Roman"/>
+          <w:sz w:val="24"/>
+          <w:szCs w:val="24"/>
+          <w:lang w:eastAsia="uk-UA"/>
+        </w:rPr>
+      </w:pPr>
+      <w:r>
+        <w:rPr>
+          <w:rFonts w:ascii="Times New Roman" w:hAnsi="Times New Roman" w:cs="Times New Roman"/>
+          <w:i/>
+          <w:iCs/>
+          <w:color w:val="FF0000"/>
+          <w:sz w:val="24"/>
+          <w:szCs w:val="24"/>
+          <w:lang w:eastAsia="uk-UA"/>
         </w:rPr>
         <w:t xml:space="preserve">(г. 4): </w:t>
       </w:r>
@@ -12378,26 +12374,44 @@
           <w:rFonts w:ascii="Times New Roman" w:hAnsi="Times New Roman" w:cs="Times New Roman"/>
           <w:sz w:val="24"/>
           <w:szCs w:val="24"/>
-          <w:lang w:val="ru-MD"/>
-        </w:rPr>
-        <w:t>Світлую воскресіння проповідь* від ангела взнавши, Господні учениці,* і прадідне осудження відкинувши,* апостолам, хвалячись, мовили:* Повалилася смерть, воскрес Христос Бог,* даруючи світові велику милість.</w:t>
-      </w:r>
-      <w:r>
-        <w:rPr>
-          <w:rFonts w:ascii="Times New Roman" w:hAnsi="Times New Roman" w:cs="Times New Roman"/>
-          <w:i/>
-          <w:color w:val="FF0000"/>
-          <w:sz w:val="24"/>
-          <w:szCs w:val="24"/>
-          <w:lang w:val="ru-MD"/>
-        </w:rPr>
-        <w:t xml:space="preserve"> (2 р.)</w:t>
-      </w:r>
-    </w:p>
-    <w:p>
-      <w:pPr>
-        <w:spacing w:after="120"/>
-        <w:jc w:val="both"/>
+          <w:lang w:eastAsia="uk-UA"/>
+        </w:rPr>
+        <w:t>Сві́тлую воскресі́ння про́повідь від а́нгела взна́вши* і пра́дідне осу́дження відки́нувши,* Госпо́дні учени́ці, хва́лячись, апо́столам мо́вили:* Повали́лася смерть, воскре́с Христо́с Бог,* дару́ючи сві́тові вели́ку ми́лість.</w:t>
+      </w:r>
+      <w:r>
+        <w:rPr>
+          <w:rFonts w:ascii="Times New Roman" w:hAnsi="Times New Roman" w:cs="Times New Roman"/>
+          <w:sz w:val="24"/>
+          <w:szCs w:val="24"/>
+          <w:lang w:val="uk-UA" w:eastAsia="uk-UA"/>
+        </w:rPr>
+        <w:t xml:space="preserve"> </w:t>
+      </w:r>
+      <w:r>
+        <w:rPr>
+          <w:rFonts w:ascii="Times New Roman" w:hAnsi="Times New Roman" w:cs="Times New Roman"/>
+          <w:i/>
+          <w:color w:val="FF0000"/>
+          <w:sz w:val="24"/>
+          <w:szCs w:val="24"/>
+          <w:lang w:val="ru-MD"/>
+        </w:rPr>
+        <w:t>(2 р.)</w:t>
+      </w:r>
+    </w:p>
+    <w:p>
+      <w:pPr>
+        <w:spacing w:after="120"/>
+        <w:jc w:val="both"/>
+        <w:rPr>
+          <w:rFonts w:ascii="Times New Roman" w:hAnsi="Times New Roman" w:cs="Times New Roman"/>
+          <w:i/>
+          <w:sz w:val="24"/>
+          <w:szCs w:val="24"/>
+          <w:lang w:val="ru-MD"/>
+        </w:rPr>
+      </w:pPr>
+      <w:r>
         <w:rPr>
           <w:rFonts w:ascii="Times New Roman" w:hAnsi="Times New Roman" w:cs="Times New Roman"/>
           <w:b/>
@@ -12405,15 +12419,15 @@
           <w:szCs w:val="24"/>
           <w:lang w:val="ru-MD"/>
         </w:rPr>
-      </w:pPr>
-    </w:p>
-    <w:p>
-      <w:pPr>
-        <w:spacing w:after="120"/>
-        <w:jc w:val="both"/>
-        <w:rPr>
-          <w:rFonts w:ascii="Times New Roman" w:hAnsi="Times New Roman" w:cs="Times New Roman"/>
-          <w:i/>
+        <w:t xml:space="preserve">Слава: </w:t>
+      </w:r>
+    </w:p>
+    <w:p>
+      <w:pPr>
+        <w:spacing w:after="120"/>
+        <w:jc w:val="both"/>
+        <w:rPr>
+          <w:rFonts w:ascii="Times New Roman" w:hAnsi="Times New Roman" w:cs="Times New Roman"/>
           <w:sz w:val="24"/>
           <w:szCs w:val="24"/>
           <w:lang w:val="ru-MD"/>
@@ -12427,28 +12441,6 @@
           <w:szCs w:val="24"/>
           <w:lang w:val="ru-MD"/>
         </w:rPr>
-        <w:t xml:space="preserve">Слава: </w:t>
-      </w:r>
-    </w:p>
-    <w:p>
-      <w:pPr>
-        <w:spacing w:after="120"/>
-        <w:jc w:val="both"/>
-        <w:rPr>
-          <w:rFonts w:ascii="Times New Roman" w:hAnsi="Times New Roman" w:cs="Times New Roman"/>
-          <w:sz w:val="24"/>
-          <w:szCs w:val="24"/>
-          <w:lang w:val="ru-MD"/>
-        </w:rPr>
-      </w:pPr>
-      <w:r>
-        <w:rPr>
-          <w:rFonts w:ascii="Times New Roman" w:hAnsi="Times New Roman" w:cs="Times New Roman"/>
-          <w:b/>
-          <w:sz w:val="24"/>
-          <w:szCs w:val="24"/>
-          <w:lang w:val="ru-MD"/>
-        </w:rPr>
         <w:t>І нині:</w:t>
       </w:r>
       <w:r>
@@ -12514,7 +12506,7 @@
     </w:p>
     <w:p>
       <w:pPr>
-        <w:pStyle w:val="Heading3"/>
+        <w:pStyle w:val="3"/>
         <w:spacing w:before="0" w:after="120"/>
         <w:jc w:val="center"/>
         <w:rPr>
@@ -12801,7 +12793,7 @@
     </w:p>
     <w:p>
       <w:pPr>
-        <w:pStyle w:val="Heading3"/>
+        <w:pStyle w:val="3"/>
         <w:spacing w:before="0" w:after="120"/>
         <w:jc w:val="center"/>
         <w:rPr>
@@ -12941,7 +12933,7 @@
     </w:p>
     <w:p>
       <w:pPr>
-        <w:pStyle w:val="Heading3"/>
+        <w:pStyle w:val="3"/>
         <w:spacing w:before="0" w:after="120"/>
         <w:jc w:val="center"/>
         <w:rPr>
@@ -13219,7 +13211,7 @@
     </w:p>
     <w:p>
       <w:pPr>
-        <w:pStyle w:val="Heading3"/>
+        <w:pStyle w:val="3"/>
         <w:spacing w:before="0" w:after="120"/>
         <w:jc w:val="center"/>
         <w:rPr>
@@ -13350,7 +13342,7 @@
     </w:p>
     <w:p>
       <w:pPr>
-        <w:pStyle w:val="Heading3"/>
+        <w:pStyle w:val="3"/>
         <w:spacing w:before="0" w:after="120"/>
         <w:jc w:val="center"/>
         <w:rPr>
@@ -13787,7 +13779,7 @@
     </w:p>
     <w:p>
       <w:pPr>
-        <w:pStyle w:val="Heading2"/>
+        <w:pStyle w:val="2"/>
         <w:spacing w:before="0" w:after="120"/>
         <w:jc w:val="center"/>
         <w:rPr>
@@ -14228,7 +14220,7 @@
     </w:p>
     <w:p>
       <w:pPr>
-        <w:pStyle w:val="Heading3"/>
+        <w:pStyle w:val="3"/>
         <w:spacing w:before="0" w:after="120"/>
         <w:jc w:val="center"/>
         <w:rPr>
@@ -14508,7 +14500,7 @@
     </w:p>
     <w:p>
       <w:pPr>
-        <w:pStyle w:val="Heading3"/>
+        <w:pStyle w:val="3"/>
         <w:spacing w:before="0" w:after="120"/>
         <w:jc w:val="center"/>
         <w:rPr>
@@ -14574,7 +14566,7 @@
     </w:p>
     <w:p>
       <w:pPr>
-        <w:pStyle w:val="Heading3"/>
+        <w:pStyle w:val="3"/>
         <w:spacing w:before="0" w:after="120"/>
         <w:jc w:val="center"/>
         <w:rPr>
@@ -15012,7 +15004,7 @@
     </w:p>
     <w:p>
       <w:pPr>
-        <w:pStyle w:val="Heading2"/>
+        <w:pStyle w:val="2"/>
         <w:spacing w:before="0" w:after="120"/>
         <w:jc w:val="center"/>
         <w:rPr>
@@ -15122,7 +15114,7 @@
     </w:p>
     <w:p>
       <w:pPr>
-        <w:pStyle w:val="Heading3"/>
+        <w:pStyle w:val="3"/>
         <w:spacing w:before="0" w:after="120"/>
         <w:jc w:val="center"/>
         <w:rPr>
@@ -15951,7 +15943,7 @@
     </w:p>
     <w:p>
       <w:pPr>
-        <w:pStyle w:val="Heading3"/>
+        <w:pStyle w:val="3"/>
         <w:spacing w:before="0" w:after="120"/>
         <w:jc w:val="center"/>
         <w:rPr>
@@ -16033,7 +16025,7 @@
     </w:p>
     <w:p>
       <w:pPr>
-        <w:pStyle w:val="Heading3"/>
+        <w:pStyle w:val="3"/>
         <w:spacing w:before="0" w:after="120"/>
         <w:jc w:val="center"/>
         <w:rPr>
@@ -16687,7 +16679,7 @@
     </w:p>
     <w:p>
       <w:pPr>
-        <w:pStyle w:val="Heading3"/>
+        <w:pStyle w:val="3"/>
         <w:spacing w:before="0" w:after="120"/>
         <w:jc w:val="center"/>
         <w:rPr>
@@ -16935,7 +16927,7 @@
     </w:p>
     <w:p>
       <w:pPr>
-        <w:pStyle w:val="Heading2"/>
+        <w:pStyle w:val="2"/>
         <w:spacing w:before="0" w:after="120"/>
         <w:jc w:val="center"/>
         <w:rPr>
@@ -16960,6 +16952,36 @@
     </w:p>
     <w:p>
       <w:pPr>
+        <w:pStyle w:val="3"/>
+        <w:spacing w:before="0" w:after="120"/>
+        <w:jc w:val="center"/>
+        <w:rPr>
+          <w:rFonts w:ascii="Times New Roman" w:eastAsia="Times New Roman" w:hAnsi="Times New Roman" w:cs="Times New Roman"/>
+          <w:color w:val="FF0000"/>
+          <w:lang w:val="ru-MD"/>
+        </w:rPr>
+      </w:pPr>
+      <w:r>
+        <w:rPr>
+          <w:rFonts w:ascii="Times New Roman" w:eastAsia="Times New Roman" w:hAnsi="Times New Roman" w:cs="Times New Roman"/>
+          <w:b/>
+          <w:color w:val="FF0000"/>
+          <w:lang w:val="ru-MD"/>
+        </w:rPr>
+        <w:t xml:space="preserve">Пісня </w:t>
+      </w:r>
+      <w:r>
+        <w:rPr>
+          <w:rFonts w:ascii="Times New Roman" w:eastAsia="Times New Roman" w:hAnsi="Times New Roman" w:cs="Times New Roman"/>
+          <w:b/>
+          <w:color w:val="FF0000"/>
+          <w:lang w:val="ru-MD"/>
+        </w:rPr>
+        <w:t>1</w:t>
+      </w:r>
+    </w:p>
+    <w:p>
+      <w:pPr>
         <w:spacing w:after="120"/>
         <w:jc w:val="both"/>
         <w:rPr>
@@ -16981,7 +17003,7 @@
           <w:szCs w:val="24"/>
           <w:lang w:val="ru-MD"/>
         </w:rPr>
-        <w:t>Ірмос 1:</w:t>
+        <w:t>Ірмос (г. 4):</w:t>
       </w:r>
       <w:r>
         <w:rPr>
@@ -17141,20 +17163,19 @@
         <w:jc w:val="both"/>
         <w:rPr>
           <w:rFonts w:ascii="Times New Roman" w:hAnsi="Times New Roman" w:cs="Times New Roman"/>
+          <w:sz w:val="24"/>
+          <w:szCs w:val="24"/>
+          <w:lang w:val="ru-MD"/>
+        </w:rPr>
+      </w:pPr>
+      <w:r>
+        <w:rPr>
+          <w:rFonts w:ascii="Times New Roman" w:hAnsi="Times New Roman" w:cs="Times New Roman"/>
           <w:b/>
           <w:sz w:val="24"/>
           <w:szCs w:val="24"/>
           <w:lang w:val="ru-MD"/>
         </w:rPr>
-      </w:pPr>
-      <w:r>
-        <w:rPr>
-          <w:rFonts w:ascii="Times New Roman" w:hAnsi="Times New Roman" w:cs="Times New Roman"/>
-          <w:b/>
-          <w:sz w:val="24"/>
-          <w:szCs w:val="24"/>
-          <w:lang w:val="ru-MD"/>
-        </w:rPr>
         <w:t>Слава і нині</w:t>
       </w:r>
       <w:r>
@@ -17203,248 +17224,19 @@
         <w:jc w:val="both"/>
         <w:rPr>
           <w:rFonts w:ascii="Times New Roman" w:hAnsi="Times New Roman" w:cs="Times New Roman"/>
-          <w:b/>
-          <w:sz w:val="24"/>
-          <w:szCs w:val="24"/>
-          <w:lang w:val="ru-MD"/>
-        </w:rPr>
-      </w:pPr>
-      <w:r>
-        <w:rPr>
-          <w:rFonts w:ascii="Times New Roman" w:hAnsi="Times New Roman" w:cs="Times New Roman"/>
-          <w:i/>
-          <w:color w:val="FF0000"/>
-          <w:sz w:val="24"/>
-          <w:szCs w:val="24"/>
-          <w:lang w:val="ru-MD"/>
-        </w:rPr>
-        <w:t>Ірмос 3:</w:t>
-      </w:r>
-      <w:r>
-        <w:rPr>
-          <w:rFonts w:ascii="Times New Roman" w:hAnsi="Times New Roman" w:cs="Times New Roman"/>
-          <w:b/>
-          <w:color w:val="FF0000"/>
-          <w:sz w:val="24"/>
-          <w:szCs w:val="24"/>
-          <w:lang w:val="ru-MD"/>
-        </w:rPr>
-        <w:t xml:space="preserve"> </w:t>
-      </w:r>
-      <w:r>
-        <w:rPr>
-          <w:rFonts w:ascii="Times New Roman" w:hAnsi="Times New Roman" w:cs="Times New Roman"/>
-          <w:b/>
-          <w:sz w:val="24"/>
-          <w:szCs w:val="24"/>
-          <w:lang w:val="ru-MD"/>
-        </w:rPr>
-        <w:t>Веселиться тобою Церква твоя, Христе, взиваючи:* Ти моя сила, Господи, і пристановище, і твердиня!</w:t>
-      </w:r>
-    </w:p>
-    <w:p>
-      <w:pPr>
-        <w:spacing w:after="120"/>
-        <w:jc w:val="both"/>
-        <w:rPr>
-          <w:rFonts w:ascii="Times New Roman" w:hAnsi="Times New Roman" w:cs="Times New Roman"/>
-          <w:sz w:val="24"/>
-          <w:szCs w:val="24"/>
-          <w:u w:val="single"/>
-          <w:lang w:val="ru-MD"/>
-        </w:rPr>
-      </w:pPr>
-      <w:r>
-        <w:rPr>
-          <w:rFonts w:ascii="Times New Roman" w:hAnsi="Times New Roman" w:cs="Times New Roman"/>
-          <w:i/>
-          <w:color w:val="FF0000"/>
-          <w:sz w:val="24"/>
-          <w:szCs w:val="24"/>
-          <w:lang w:val="ru-MD"/>
-        </w:rPr>
-        <w:t>Приспів:</w:t>
-      </w:r>
-      <w:r>
-        <w:rPr>
-          <w:rFonts w:ascii="Times New Roman" w:hAnsi="Times New Roman" w:cs="Times New Roman"/>
-          <w:i/>
-          <w:sz w:val="24"/>
-          <w:szCs w:val="24"/>
-          <w:lang w:val="ru-MD"/>
-        </w:rPr>
-        <w:t xml:space="preserve"> </w:t>
-      </w:r>
-      <w:r>
-        <w:rPr>
-          <w:rFonts w:ascii="Times New Roman" w:hAnsi="Times New Roman" w:cs="Times New Roman"/>
-          <w:sz w:val="24"/>
-          <w:szCs w:val="24"/>
-          <w:u w:val="single"/>
-          <w:lang w:val="ru-MD"/>
-        </w:rPr>
-        <w:t>Слава, Господи, святому Воскресінню Твоєму.</w:t>
-      </w:r>
-    </w:p>
-    <w:p>
-      <w:pPr>
-        <w:spacing w:after="120"/>
-        <w:jc w:val="both"/>
-        <w:rPr>
-          <w:rFonts w:ascii="Times New Roman" w:hAnsi="Times New Roman" w:cs="Times New Roman"/>
-          <w:sz w:val="24"/>
-          <w:szCs w:val="24"/>
-          <w:lang w:val="ru-MD"/>
-        </w:rPr>
-      </w:pPr>
-      <w:r>
-        <w:rPr>
-          <w:rFonts w:ascii="Times New Roman" w:hAnsi="Times New Roman" w:cs="Times New Roman"/>
-          <w:sz w:val="24"/>
-          <w:szCs w:val="24"/>
-          <w:lang w:val="ru-MD"/>
-        </w:rPr>
-        <w:t>Дерево життя, правдивий виноград духовний, на хресті висить, безсмертя всім проливаючи.</w:t>
-      </w:r>
-    </w:p>
-    <w:p>
-      <w:pPr>
-        <w:spacing w:after="120"/>
-        <w:jc w:val="both"/>
-        <w:rPr>
-          <w:rFonts w:ascii="Times New Roman" w:hAnsi="Times New Roman" w:cs="Times New Roman"/>
-          <w:sz w:val="24"/>
-          <w:szCs w:val="24"/>
-          <w:u w:val="single"/>
-          <w:lang w:val="ru-MD"/>
-        </w:rPr>
-      </w:pPr>
-      <w:r>
-        <w:rPr>
-          <w:rFonts w:ascii="Times New Roman" w:hAnsi="Times New Roman" w:cs="Times New Roman"/>
-          <w:i/>
-          <w:color w:val="FF0000"/>
-          <w:sz w:val="24"/>
-          <w:szCs w:val="24"/>
-          <w:lang w:val="ru-MD"/>
-        </w:rPr>
-        <w:t>Приспів:</w:t>
-      </w:r>
-      <w:r>
-        <w:rPr>
-          <w:rFonts w:ascii="Times New Roman" w:hAnsi="Times New Roman" w:cs="Times New Roman"/>
-          <w:i/>
-          <w:sz w:val="24"/>
-          <w:szCs w:val="24"/>
-          <w:lang w:val="ru-MD"/>
-        </w:rPr>
-        <w:t xml:space="preserve"> </w:t>
-      </w:r>
-      <w:r>
-        <w:rPr>
-          <w:rFonts w:ascii="Times New Roman" w:hAnsi="Times New Roman" w:cs="Times New Roman"/>
-          <w:sz w:val="24"/>
-          <w:szCs w:val="24"/>
-          <w:u w:val="single"/>
-          <w:lang w:val="ru-MD"/>
-        </w:rPr>
-        <w:t>Слава, Господи, святому Воскресінню Твоєму.</w:t>
-      </w:r>
-    </w:p>
-    <w:p>
-      <w:pPr>
-        <w:spacing w:after="120"/>
-        <w:jc w:val="both"/>
-        <w:rPr>
-          <w:rFonts w:ascii="Times New Roman" w:hAnsi="Times New Roman" w:cs="Times New Roman"/>
-          <w:sz w:val="24"/>
-          <w:szCs w:val="24"/>
-          <w:lang w:val="ru-MD"/>
-        </w:rPr>
-      </w:pPr>
-      <w:r>
-        <w:rPr>
-          <w:rFonts w:ascii="Times New Roman" w:hAnsi="Times New Roman" w:cs="Times New Roman"/>
-          <w:sz w:val="24"/>
-          <w:szCs w:val="24"/>
-          <w:lang w:val="ru-MD"/>
-        </w:rPr>
-        <w:t>Як великий, як страшний, як той, що гординю адову знищив, і як Бог нетлінний, нині тілом воскрес.</w:t>
-      </w:r>
-    </w:p>
-    <w:p>
-      <w:pPr>
-        <w:spacing w:after="120"/>
-        <w:jc w:val="both"/>
-        <w:rPr>
-          <w:rFonts w:ascii="Times New Roman" w:hAnsi="Times New Roman" w:cs="Times New Roman"/>
-          <w:b/>
-          <w:sz w:val="24"/>
-          <w:szCs w:val="24"/>
-          <w:lang w:val="ru-MD"/>
-        </w:rPr>
-      </w:pPr>
-      <w:r>
-        <w:rPr>
-          <w:rFonts w:ascii="Times New Roman" w:hAnsi="Times New Roman" w:cs="Times New Roman"/>
-          <w:b/>
-          <w:sz w:val="24"/>
-          <w:szCs w:val="24"/>
-          <w:lang w:val="ru-MD"/>
-        </w:rPr>
-        <w:t>Слава і нині</w:t>
-      </w:r>
-      <w:r>
-        <w:rPr>
-          <w:rFonts w:ascii="Times New Roman" w:hAnsi="Times New Roman" w:cs="Times New Roman"/>
-          <w:sz w:val="24"/>
-          <w:szCs w:val="24"/>
-          <w:lang w:val="ru-MD"/>
-        </w:rPr>
-        <w:t xml:space="preserve">: </w:t>
-      </w:r>
-      <w:r>
-        <w:rPr>
-          <w:rFonts w:ascii="Times New Roman" w:hAnsi="Times New Roman" w:cs="Times New Roman"/>
-          <w:i/>
-          <w:color w:val="FF0000"/>
-          <w:sz w:val="24"/>
-          <w:szCs w:val="24"/>
-          <w:lang w:val="ru-MD"/>
-        </w:rPr>
-        <w:t>Богородичний:</w:t>
-      </w:r>
-      <w:r>
-        <w:rPr>
-          <w:rFonts w:ascii="Times New Roman" w:hAnsi="Times New Roman" w:cs="Times New Roman"/>
-          <w:sz w:val="24"/>
-          <w:szCs w:val="24"/>
-          <w:lang w:val="ru-MD"/>
-        </w:rPr>
-        <w:t xml:space="preserve"> Мати Божа, Ти одна для сущих на землі Подателькою благ надприродних стала; тому співаємо Тобі: «Радуйся».</w:t>
-      </w:r>
-    </w:p>
-    <w:p>
-      <w:pPr>
-        <w:spacing w:after="120"/>
-        <w:jc w:val="both"/>
-        <w:rPr>
-          <w:rFonts w:ascii="Times New Roman" w:hAnsi="Times New Roman" w:cs="Times New Roman"/>
-          <w:color w:val="FF0000"/>
-          <w:sz w:val="24"/>
-          <w:szCs w:val="24"/>
-          <w:lang w:val="ru-MD"/>
-        </w:rPr>
-      </w:pPr>
-    </w:p>
-    <w:p>
-      <w:pPr>
-        <w:pStyle w:val="Heading3"/>
+          <w:sz w:val="24"/>
+          <w:szCs w:val="24"/>
+          <w:lang w:val="ru-MD"/>
+        </w:rPr>
+      </w:pPr>
+    </w:p>
+    <w:p>
+      <w:pPr>
+        <w:pStyle w:val="3"/>
         <w:spacing w:before="0" w:after="120"/>
         <w:jc w:val="center"/>
         <w:rPr>
           <w:rFonts w:ascii="Times New Roman" w:eastAsia="Times New Roman" w:hAnsi="Times New Roman" w:cs="Times New Roman"/>
-          <w:i/>
           <w:color w:val="FF0000"/>
           <w:lang w:val="ru-MD"/>
         </w:rPr>
@@ -17453,6 +17245,277 @@
         <w:rPr>
           <w:rFonts w:ascii="Times New Roman" w:eastAsia="Times New Roman" w:hAnsi="Times New Roman" w:cs="Times New Roman"/>
           <w:b/>
+          <w:color w:val="FF0000"/>
+          <w:lang w:val="ru-MD"/>
+        </w:rPr>
+        <w:t xml:space="preserve">Пісня </w:t>
+      </w:r>
+      <w:r>
+        <w:rPr>
+          <w:rFonts w:ascii="Times New Roman" w:eastAsia="Times New Roman" w:hAnsi="Times New Roman" w:cs="Times New Roman"/>
+          <w:b/>
+          <w:color w:val="FF0000"/>
+          <w:lang w:val="ru-MD"/>
+        </w:rPr>
+        <w:t>3</w:t>
+      </w:r>
+    </w:p>
+    <w:p>
+      <w:pPr>
+        <w:spacing w:after="120"/>
+        <w:jc w:val="both"/>
+        <w:rPr>
+          <w:rFonts w:ascii="Times New Roman" w:hAnsi="Times New Roman" w:cs="Times New Roman"/>
+          <w:b/>
+          <w:sz w:val="24"/>
+          <w:szCs w:val="24"/>
+          <w:lang w:val="ru-MD"/>
+        </w:rPr>
+      </w:pPr>
+      <w:r>
+        <w:rPr>
+          <w:rFonts w:ascii="Times New Roman" w:hAnsi="Times New Roman" w:cs="Times New Roman"/>
+          <w:i/>
+          <w:color w:val="FF0000"/>
+          <w:sz w:val="24"/>
+          <w:szCs w:val="24"/>
+          <w:lang w:val="ru-MD"/>
+        </w:rPr>
+        <w:t>Ірмос (г. 4):</w:t>
+      </w:r>
+      <w:r>
+        <w:rPr>
+          <w:rFonts w:ascii="Times New Roman" w:hAnsi="Times New Roman" w:cs="Times New Roman"/>
+          <w:b/>
+          <w:color w:val="FF0000"/>
+          <w:sz w:val="24"/>
+          <w:szCs w:val="24"/>
+          <w:lang w:val="ru-MD"/>
+        </w:rPr>
+        <w:t xml:space="preserve"> </w:t>
+      </w:r>
+      <w:r>
+        <w:rPr>
+          <w:rFonts w:ascii="Times New Roman" w:hAnsi="Times New Roman" w:cs="Times New Roman"/>
+          <w:b/>
+          <w:sz w:val="24"/>
+          <w:szCs w:val="24"/>
+          <w:lang w:val="ru-MD"/>
+        </w:rPr>
+        <w:t>Веселиться тобою Церква твоя, Христе, взиваючи:* Ти моя сила, Господи, і пристановище, і твердиня!</w:t>
+      </w:r>
+    </w:p>
+    <w:p>
+      <w:pPr>
+        <w:spacing w:after="120"/>
+        <w:jc w:val="both"/>
+        <w:rPr>
+          <w:rFonts w:ascii="Times New Roman" w:hAnsi="Times New Roman" w:cs="Times New Roman"/>
+          <w:sz w:val="24"/>
+          <w:szCs w:val="24"/>
+          <w:u w:val="single"/>
+          <w:lang w:val="ru-MD"/>
+        </w:rPr>
+      </w:pPr>
+      <w:r>
+        <w:rPr>
+          <w:rFonts w:ascii="Times New Roman" w:hAnsi="Times New Roman" w:cs="Times New Roman"/>
+          <w:i/>
+          <w:color w:val="FF0000"/>
+          <w:sz w:val="24"/>
+          <w:szCs w:val="24"/>
+          <w:lang w:val="ru-MD"/>
+        </w:rPr>
+        <w:t>Приспів:</w:t>
+      </w:r>
+      <w:r>
+        <w:rPr>
+          <w:rFonts w:ascii="Times New Roman" w:hAnsi="Times New Roman" w:cs="Times New Roman"/>
+          <w:i/>
+          <w:sz w:val="24"/>
+          <w:szCs w:val="24"/>
+          <w:lang w:val="ru-MD"/>
+        </w:rPr>
+        <w:t xml:space="preserve"> </w:t>
+      </w:r>
+      <w:r>
+        <w:rPr>
+          <w:rFonts w:ascii="Times New Roman" w:hAnsi="Times New Roman" w:cs="Times New Roman"/>
+          <w:sz w:val="24"/>
+          <w:szCs w:val="24"/>
+          <w:u w:val="single"/>
+          <w:lang w:val="ru-MD"/>
+        </w:rPr>
+        <w:t>Слава, Господи, святому Воскресінню Твоєму.</w:t>
+      </w:r>
+    </w:p>
+    <w:p>
+      <w:pPr>
+        <w:spacing w:after="120"/>
+        <w:jc w:val="both"/>
+        <w:rPr>
+          <w:rFonts w:ascii="Times New Roman" w:hAnsi="Times New Roman" w:cs="Times New Roman"/>
+          <w:sz w:val="24"/>
+          <w:szCs w:val="24"/>
+          <w:lang w:val="ru-MD"/>
+        </w:rPr>
+      </w:pPr>
+      <w:r>
+        <w:rPr>
+          <w:rFonts w:ascii="Times New Roman" w:hAnsi="Times New Roman" w:cs="Times New Roman"/>
+          <w:sz w:val="24"/>
+          <w:szCs w:val="24"/>
+          <w:lang w:val="ru-MD"/>
+        </w:rPr>
+        <w:t>Дерево життя, правдивий виноград духовний, на хресті висить, безсмертя всім проливаючи.</w:t>
+      </w:r>
+    </w:p>
+    <w:p>
+      <w:pPr>
+        <w:spacing w:after="120"/>
+        <w:jc w:val="both"/>
+        <w:rPr>
+          <w:rFonts w:ascii="Times New Roman" w:hAnsi="Times New Roman" w:cs="Times New Roman"/>
+          <w:sz w:val="24"/>
+          <w:szCs w:val="24"/>
+          <w:u w:val="single"/>
+          <w:lang w:val="ru-MD"/>
+        </w:rPr>
+      </w:pPr>
+      <w:r>
+        <w:rPr>
+          <w:rFonts w:ascii="Times New Roman" w:hAnsi="Times New Roman" w:cs="Times New Roman"/>
+          <w:i/>
+          <w:color w:val="FF0000"/>
+          <w:sz w:val="24"/>
+          <w:szCs w:val="24"/>
+          <w:lang w:val="ru-MD"/>
+        </w:rPr>
+        <w:t>Приспів:</w:t>
+      </w:r>
+      <w:r>
+        <w:rPr>
+          <w:rFonts w:ascii="Times New Roman" w:hAnsi="Times New Roman" w:cs="Times New Roman"/>
+          <w:i/>
+          <w:sz w:val="24"/>
+          <w:szCs w:val="24"/>
+          <w:lang w:val="ru-MD"/>
+        </w:rPr>
+        <w:t xml:space="preserve"> </w:t>
+      </w:r>
+      <w:r>
+        <w:rPr>
+          <w:rFonts w:ascii="Times New Roman" w:hAnsi="Times New Roman" w:cs="Times New Roman"/>
+          <w:sz w:val="24"/>
+          <w:szCs w:val="24"/>
+          <w:u w:val="single"/>
+          <w:lang w:val="ru-MD"/>
+        </w:rPr>
+        <w:t>Слава, Господи, святому Воскресінню Твоєму.</w:t>
+      </w:r>
+    </w:p>
+    <w:p>
+      <w:pPr>
+        <w:spacing w:after="120"/>
+        <w:jc w:val="both"/>
+        <w:rPr>
+          <w:rFonts w:ascii="Times New Roman" w:hAnsi="Times New Roman" w:cs="Times New Roman"/>
+          <w:sz w:val="24"/>
+          <w:szCs w:val="24"/>
+          <w:lang w:val="ru-MD"/>
+        </w:rPr>
+      </w:pPr>
+      <w:r>
+        <w:rPr>
+          <w:rFonts w:ascii="Times New Roman" w:hAnsi="Times New Roman" w:cs="Times New Roman"/>
+          <w:sz w:val="24"/>
+          <w:szCs w:val="24"/>
+          <w:lang w:val="ru-MD"/>
+        </w:rPr>
+        <w:t>Як великий, як страшний, як той, що гординю адову знищив, і як Бог нетлінний, нині тілом воскрес.</w:t>
+      </w:r>
+    </w:p>
+    <w:p>
+      <w:pPr>
+        <w:spacing w:after="120"/>
+        <w:jc w:val="both"/>
+        <w:rPr>
+          <w:rFonts w:ascii="Times New Roman" w:hAnsi="Times New Roman" w:cs="Times New Roman"/>
+          <w:b/>
+          <w:sz w:val="24"/>
+          <w:szCs w:val="24"/>
+          <w:lang w:val="ru-MD"/>
+        </w:rPr>
+      </w:pPr>
+      <w:r>
+        <w:rPr>
+          <w:rFonts w:ascii="Times New Roman" w:hAnsi="Times New Roman" w:cs="Times New Roman"/>
+          <w:b/>
+          <w:sz w:val="24"/>
+          <w:szCs w:val="24"/>
+          <w:lang w:val="ru-MD"/>
+        </w:rPr>
+        <w:t>Слава і нині</w:t>
+      </w:r>
+      <w:r>
+        <w:rPr>
+          <w:rFonts w:ascii="Times New Roman" w:hAnsi="Times New Roman" w:cs="Times New Roman"/>
+          <w:sz w:val="24"/>
+          <w:szCs w:val="24"/>
+          <w:lang w:val="ru-MD"/>
+        </w:rPr>
+        <w:t xml:space="preserve">: </w:t>
+      </w:r>
+      <w:r>
+        <w:rPr>
+          <w:rFonts w:ascii="Times New Roman" w:hAnsi="Times New Roman" w:cs="Times New Roman"/>
+          <w:i/>
+          <w:color w:val="FF0000"/>
+          <w:sz w:val="24"/>
+          <w:szCs w:val="24"/>
+          <w:lang w:val="ru-MD"/>
+        </w:rPr>
+        <w:t>Богородичний:</w:t>
+      </w:r>
+      <w:r>
+        <w:rPr>
+          <w:rFonts w:ascii="Times New Roman" w:hAnsi="Times New Roman" w:cs="Times New Roman"/>
+          <w:sz w:val="24"/>
+          <w:szCs w:val="24"/>
+          <w:lang w:val="ru-MD"/>
+        </w:rPr>
+        <w:t xml:space="preserve"> Мати Божа, Ти одна для сущих на землі Подателькою благ надприродних стала; тому співаємо Тобі: «Радуйся».</w:t>
+      </w:r>
+    </w:p>
+    <w:p>
+      <w:pPr>
+        <w:spacing w:after="120"/>
+        <w:jc w:val="both"/>
+        <w:rPr>
+          <w:rFonts w:ascii="Times New Roman" w:hAnsi="Times New Roman" w:cs="Times New Roman"/>
+          <w:color w:val="FF0000"/>
+          <w:sz w:val="24"/>
+          <w:szCs w:val="24"/>
+          <w:lang w:val="ru-MD"/>
+        </w:rPr>
+      </w:pPr>
+    </w:p>
+    <w:p>
+      <w:pPr>
+        <w:pStyle w:val="3"/>
+        <w:spacing w:before="0" w:after="120"/>
+        <w:jc w:val="center"/>
+        <w:rPr>
+          <w:rFonts w:ascii="Times New Roman" w:eastAsia="Times New Roman" w:hAnsi="Times New Roman" w:cs="Times New Roman"/>
+          <w:i/>
+          <w:color w:val="FF0000"/>
+          <w:lang w:val="ru-MD"/>
+        </w:rPr>
+      </w:pPr>
+      <w:r>
+        <w:rPr>
+          <w:rFonts w:ascii="Times New Roman" w:eastAsia="Times New Roman" w:hAnsi="Times New Roman" w:cs="Times New Roman"/>
+          <w:b/>
           <w:i/>
           <w:color w:val="FF0000"/>
           <w:lang w:val="ru-MD"/>
@@ -17638,6 +17701,7 @@
           <w:sz w:val="24"/>
           <w:lang w:val="ru-MD"/>
         </w:rPr>
+        <w:lastRenderedPageBreak/>
         <w:t xml:space="preserve">Священник: </w:t>
       </w:r>
       <w:r>
@@ -17714,705 +17778,11 @@
     </w:p>
     <w:p>
       <w:pPr>
-        <w:spacing w:after="120"/>
-        <w:jc w:val="both"/>
-        <w:rPr>
-          <w:rFonts w:ascii="Times New Roman" w:hAnsi="Times New Roman" w:cs="Times New Roman"/>
-          <w:b/>
-          <w:sz w:val="24"/>
-          <w:szCs w:val="24"/>
-          <w:lang w:val="ru-MD"/>
-        </w:rPr>
-      </w:pPr>
-      <w:r>
-        <w:rPr>
-          <w:rFonts w:ascii="Times New Roman" w:hAnsi="Times New Roman" w:cs="Times New Roman"/>
-          <w:i/>
-          <w:color w:val="FF0000"/>
-          <w:sz w:val="24"/>
-          <w:szCs w:val="24"/>
-          <w:lang w:val="ru-MD"/>
-        </w:rPr>
-        <w:lastRenderedPageBreak/>
-        <w:t>Ірмос 4:</w:t>
-      </w:r>
-      <w:r>
-        <w:rPr>
-          <w:rFonts w:ascii="Times New Roman" w:hAnsi="Times New Roman" w:cs="Times New Roman"/>
-          <w:b/>
-          <w:sz w:val="24"/>
-          <w:szCs w:val="24"/>
-          <w:lang w:val="ru-MD"/>
-        </w:rPr>
-        <w:t xml:space="preserve"> Піднесеного тебе, Сонце правди, бачивши на хресті, Церква на місці своїм зупинилася, достойно взиваючи:* Слава силі твоїй, Господи!</w:t>
-      </w:r>
-    </w:p>
-    <w:p>
-      <w:pPr>
-        <w:spacing w:after="120"/>
-        <w:jc w:val="both"/>
-        <w:rPr>
-          <w:rFonts w:ascii="Times New Roman" w:hAnsi="Times New Roman" w:cs="Times New Roman"/>
-          <w:sz w:val="24"/>
-          <w:szCs w:val="24"/>
-          <w:u w:val="single"/>
-          <w:lang w:val="ru-MD"/>
-        </w:rPr>
-      </w:pPr>
-      <w:r>
-        <w:rPr>
-          <w:rFonts w:ascii="Times New Roman" w:hAnsi="Times New Roman" w:cs="Times New Roman"/>
-          <w:i/>
-          <w:color w:val="FF0000"/>
-          <w:sz w:val="24"/>
-          <w:szCs w:val="24"/>
-          <w:lang w:val="ru-MD"/>
-        </w:rPr>
-        <w:t>Приспів:</w:t>
-      </w:r>
-      <w:r>
-        <w:rPr>
-          <w:rFonts w:ascii="Times New Roman" w:hAnsi="Times New Roman" w:cs="Times New Roman"/>
-          <w:i/>
-          <w:sz w:val="24"/>
-          <w:szCs w:val="24"/>
-          <w:lang w:val="ru-MD"/>
-        </w:rPr>
-        <w:t xml:space="preserve"> </w:t>
-      </w:r>
-      <w:r>
-        <w:rPr>
-          <w:rFonts w:ascii="Times New Roman" w:hAnsi="Times New Roman" w:cs="Times New Roman"/>
-          <w:sz w:val="24"/>
-          <w:szCs w:val="24"/>
-          <w:u w:val="single"/>
-          <w:lang w:val="ru-MD"/>
-        </w:rPr>
-        <w:t>Слава, Господи, святому Воскресінню Твоєму.</w:t>
-      </w:r>
-    </w:p>
-    <w:p>
-      <w:pPr>
-        <w:spacing w:after="120"/>
-        <w:jc w:val="both"/>
-        <w:rPr>
-          <w:rFonts w:ascii="Times New Roman" w:hAnsi="Times New Roman" w:cs="Times New Roman"/>
-          <w:sz w:val="24"/>
-          <w:szCs w:val="24"/>
-          <w:lang w:val="ru-MD"/>
-        </w:rPr>
-      </w:pPr>
-      <w:r>
-        <w:rPr>
-          <w:rFonts w:ascii="Times New Roman" w:hAnsi="Times New Roman" w:cs="Times New Roman"/>
-          <w:sz w:val="24"/>
-          <w:szCs w:val="24"/>
-          <w:lang w:val="ru-MD"/>
-        </w:rPr>
-        <w:t>Зійшов Ти на хрест, зціляючи пристрасті мої стражданням Пречистого Тіла Твого, що в нього добровільно зодягнувся єси. Тому взиваємо до Тебе: «Слава силі Твоїй, Господи».</w:t>
-      </w:r>
-    </w:p>
-    <w:p>
-      <w:pPr>
-        <w:spacing w:after="120"/>
-        <w:jc w:val="both"/>
-        <w:rPr>
-          <w:rFonts w:ascii="Times New Roman" w:hAnsi="Times New Roman" w:cs="Times New Roman"/>
-          <w:sz w:val="24"/>
-          <w:szCs w:val="24"/>
-          <w:u w:val="single"/>
-        </w:rPr>
-      </w:pPr>
-      <w:r>
-        <w:rPr>
-          <w:rFonts w:ascii="Times New Roman" w:hAnsi="Times New Roman" w:cs="Times New Roman"/>
-          <w:i/>
-          <w:color w:val="FF0000"/>
-          <w:sz w:val="24"/>
-          <w:szCs w:val="24"/>
-          <w:lang w:val="ru-MD"/>
-        </w:rPr>
-        <w:t>Приспів:</w:t>
-      </w:r>
-      <w:r>
-        <w:rPr>
-          <w:rFonts w:ascii="Times New Roman" w:hAnsi="Times New Roman" w:cs="Times New Roman"/>
-          <w:i/>
-          <w:sz w:val="24"/>
-          <w:szCs w:val="24"/>
-          <w:lang w:val="ru-MD"/>
-        </w:rPr>
-        <w:t xml:space="preserve"> </w:t>
-      </w:r>
-      <w:r>
-        <w:rPr>
-          <w:rFonts w:ascii="Times New Roman" w:hAnsi="Times New Roman" w:cs="Times New Roman"/>
-          <w:sz w:val="24"/>
-          <w:szCs w:val="24"/>
-          <w:u w:val="single"/>
-          <w:lang w:val="ru-MD"/>
-        </w:rPr>
-        <w:t xml:space="preserve">Слава, Господи, святому Воскресінню </w:t>
-      </w:r>
-      <w:r>
-        <w:rPr>
-          <w:rFonts w:ascii="Times New Roman" w:hAnsi="Times New Roman" w:cs="Times New Roman"/>
-          <w:sz w:val="24"/>
-          <w:szCs w:val="24"/>
-          <w:u w:val="single"/>
-        </w:rPr>
-        <w:t>Твоєму.</w:t>
-      </w:r>
-    </w:p>
-    <w:p>
-      <w:pPr>
-        <w:spacing w:after="120"/>
-        <w:jc w:val="both"/>
-        <w:rPr>
-          <w:rFonts w:ascii="Times New Roman" w:hAnsi="Times New Roman" w:cs="Times New Roman"/>
-          <w:sz w:val="24"/>
-          <w:szCs w:val="24"/>
-          <w:lang w:val="ru-MD"/>
-        </w:rPr>
-      </w:pPr>
-      <w:r>
-        <w:rPr>
-          <w:rFonts w:ascii="Times New Roman" w:hAnsi="Times New Roman" w:cs="Times New Roman"/>
-          <w:sz w:val="24"/>
-          <w:szCs w:val="24"/>
-          <w:lang w:val="ru-MD"/>
-        </w:rPr>
-        <w:t>До Безгрішного й Животворчого Тіла Твого, Владико, доторкнувшись, смерть достойно знищена була, ми ж взиваємо до Тебе: «Слава силі Твоїй, Господи».</w:t>
-      </w:r>
-    </w:p>
-    <w:p>
-      <w:pPr>
-        <w:spacing w:after="120"/>
-        <w:jc w:val="both"/>
-        <w:rPr>
-          <w:rFonts w:ascii="Times New Roman" w:hAnsi="Times New Roman" w:cs="Times New Roman"/>
-          <w:sz w:val="24"/>
-          <w:szCs w:val="24"/>
-          <w:lang w:val="ru-MD"/>
-        </w:rPr>
-      </w:pPr>
-      <w:r>
-        <w:rPr>
-          <w:rFonts w:ascii="Times New Roman" w:hAnsi="Times New Roman" w:cs="Times New Roman"/>
-          <w:b/>
-          <w:sz w:val="24"/>
-          <w:szCs w:val="24"/>
-          <w:lang w:val="ru-MD"/>
-        </w:rPr>
-        <w:t>Слава і нині</w:t>
-      </w:r>
-      <w:r>
-        <w:rPr>
-          <w:rFonts w:ascii="Times New Roman" w:hAnsi="Times New Roman" w:cs="Times New Roman"/>
-          <w:sz w:val="24"/>
-          <w:szCs w:val="24"/>
-          <w:lang w:val="ru-MD"/>
-        </w:rPr>
-        <w:t xml:space="preserve">: </w:t>
-      </w:r>
-      <w:r>
-        <w:rPr>
-          <w:rFonts w:ascii="Times New Roman" w:hAnsi="Times New Roman" w:cs="Times New Roman"/>
-          <w:i/>
-          <w:color w:val="FF0000"/>
-          <w:sz w:val="24"/>
-          <w:szCs w:val="24"/>
-          <w:lang w:val="ru-MD"/>
-        </w:rPr>
-        <w:t>Богородичний:</w:t>
-      </w:r>
-      <w:r>
-        <w:rPr>
-          <w:rFonts w:ascii="Times New Roman" w:hAnsi="Times New Roman" w:cs="Times New Roman"/>
-          <w:sz w:val="24"/>
-          <w:szCs w:val="24"/>
-          <w:lang w:val="ru-MD"/>
-        </w:rPr>
-        <w:t xml:space="preserve"> Мужа не знавши, породила Ти, Діво, і по Різдві все ж Дівою зосталася; тому невмовкаючими голосами з вірою твердою до Тебе, Владичице, взиваємо: «Радуйся».</w:t>
-      </w:r>
-    </w:p>
-    <w:p>
-      <w:pPr>
-        <w:spacing w:after="120"/>
-        <w:jc w:val="both"/>
-        <w:rPr>
-          <w:rFonts w:ascii="Times New Roman" w:hAnsi="Times New Roman" w:cs="Times New Roman"/>
-          <w:b/>
-          <w:sz w:val="24"/>
-          <w:szCs w:val="24"/>
-          <w:lang w:val="ru-MD"/>
-        </w:rPr>
-      </w:pPr>
-      <w:r>
-        <w:rPr>
-          <w:rFonts w:ascii="Times New Roman" w:hAnsi="Times New Roman" w:cs="Times New Roman"/>
-          <w:i/>
-          <w:color w:val="FF0000"/>
-          <w:sz w:val="24"/>
-          <w:szCs w:val="24"/>
-          <w:lang w:val="ru-MD"/>
-        </w:rPr>
-        <w:t>Ірмос 5:</w:t>
-      </w:r>
-      <w:r>
-        <w:rPr>
-          <w:rFonts w:ascii="Times New Roman" w:hAnsi="Times New Roman" w:cs="Times New Roman"/>
-          <w:b/>
-          <w:color w:val="FF0000"/>
-          <w:sz w:val="24"/>
-          <w:szCs w:val="24"/>
-          <w:lang w:val="ru-MD"/>
-        </w:rPr>
-        <w:t xml:space="preserve"> </w:t>
-      </w:r>
-      <w:r>
-        <w:rPr>
-          <w:rFonts w:ascii="Times New Roman" w:hAnsi="Times New Roman" w:cs="Times New Roman"/>
-          <w:b/>
-          <w:sz w:val="24"/>
-          <w:szCs w:val="24"/>
-          <w:lang w:val="ru-MD"/>
-        </w:rPr>
-        <w:t>Ти, Господи, світло моє, прийшов у світ, світло святе,* визволяючи з темряви незнання тих, що з вірою прославляють тебе.</w:t>
-      </w:r>
-    </w:p>
-    <w:p>
-      <w:pPr>
-        <w:spacing w:after="120"/>
-        <w:jc w:val="both"/>
-        <w:rPr>
-          <w:rFonts w:ascii="Times New Roman" w:hAnsi="Times New Roman" w:cs="Times New Roman"/>
-          <w:sz w:val="24"/>
-          <w:szCs w:val="24"/>
-          <w:u w:val="single"/>
-          <w:lang w:val="ru-MD"/>
-        </w:rPr>
-      </w:pPr>
-      <w:r>
-        <w:rPr>
-          <w:rFonts w:ascii="Times New Roman" w:hAnsi="Times New Roman" w:cs="Times New Roman"/>
-          <w:i/>
-          <w:color w:val="FF0000"/>
-          <w:sz w:val="24"/>
-          <w:szCs w:val="24"/>
-          <w:lang w:val="ru-MD"/>
-        </w:rPr>
-        <w:t>Приспів:</w:t>
-      </w:r>
-      <w:r>
-        <w:rPr>
-          <w:rFonts w:ascii="Times New Roman" w:hAnsi="Times New Roman" w:cs="Times New Roman"/>
-          <w:i/>
-          <w:sz w:val="24"/>
-          <w:szCs w:val="24"/>
-          <w:lang w:val="ru-MD"/>
-        </w:rPr>
-        <w:t xml:space="preserve"> </w:t>
-      </w:r>
-      <w:r>
-        <w:rPr>
-          <w:rFonts w:ascii="Times New Roman" w:hAnsi="Times New Roman" w:cs="Times New Roman"/>
-          <w:sz w:val="24"/>
-          <w:szCs w:val="24"/>
-          <w:u w:val="single"/>
-          <w:lang w:val="ru-MD"/>
-        </w:rPr>
-        <w:t>Слава, Господи, святому Воскресінню Твоєму.</w:t>
-      </w:r>
-    </w:p>
-    <w:p>
-      <w:pPr>
-        <w:spacing w:after="120"/>
-        <w:jc w:val="both"/>
-        <w:rPr>
-          <w:rFonts w:ascii="Times New Roman" w:hAnsi="Times New Roman" w:cs="Times New Roman"/>
-          <w:sz w:val="24"/>
-          <w:szCs w:val="24"/>
-          <w:lang w:val="ru-MD"/>
-        </w:rPr>
-      </w:pPr>
-      <w:r>
-        <w:rPr>
-          <w:rFonts w:ascii="Times New Roman" w:hAnsi="Times New Roman" w:cs="Times New Roman"/>
-          <w:sz w:val="24"/>
-          <w:szCs w:val="24"/>
-          <w:lang w:val="ru-MD"/>
-        </w:rPr>
-        <w:t>Ти, Господи, милостиво на землю зійшов; Ти підніс природу людську, як був на дереві піднесений.</w:t>
-      </w:r>
-    </w:p>
-    <w:p>
-      <w:pPr>
-        <w:spacing w:after="120"/>
-        <w:jc w:val="both"/>
-        <w:rPr>
-          <w:rFonts w:ascii="Times New Roman" w:hAnsi="Times New Roman" w:cs="Times New Roman"/>
-          <w:sz w:val="24"/>
-          <w:szCs w:val="24"/>
-          <w:u w:val="single"/>
-          <w:lang w:val="ru-MD"/>
-        </w:rPr>
-      </w:pPr>
-      <w:r>
-        <w:rPr>
-          <w:rFonts w:ascii="Times New Roman" w:hAnsi="Times New Roman" w:cs="Times New Roman"/>
-          <w:i/>
-          <w:color w:val="FF0000"/>
-          <w:sz w:val="24"/>
-          <w:szCs w:val="24"/>
-          <w:lang w:val="ru-MD"/>
-        </w:rPr>
-        <w:t>Приспів:</w:t>
-      </w:r>
-      <w:r>
-        <w:rPr>
-          <w:rFonts w:ascii="Times New Roman" w:hAnsi="Times New Roman" w:cs="Times New Roman"/>
-          <w:i/>
-          <w:sz w:val="24"/>
-          <w:szCs w:val="24"/>
-          <w:lang w:val="ru-MD"/>
-        </w:rPr>
-        <w:t xml:space="preserve"> </w:t>
-      </w:r>
-      <w:r>
-        <w:rPr>
-          <w:rFonts w:ascii="Times New Roman" w:hAnsi="Times New Roman" w:cs="Times New Roman"/>
-          <w:sz w:val="24"/>
-          <w:szCs w:val="24"/>
-          <w:u w:val="single"/>
-          <w:lang w:val="ru-MD"/>
-        </w:rPr>
-        <w:t>Слава, Господи, святому Воскресінню Твоєму.</w:t>
-      </w:r>
-    </w:p>
-    <w:p>
-      <w:pPr>
-        <w:spacing w:after="120"/>
-        <w:jc w:val="both"/>
-        <w:rPr>
-          <w:rFonts w:ascii="Times New Roman" w:hAnsi="Times New Roman" w:cs="Times New Roman"/>
-          <w:sz w:val="24"/>
-          <w:szCs w:val="24"/>
-          <w:lang w:val="ru-MD"/>
-        </w:rPr>
-      </w:pPr>
-      <w:r>
-        <w:rPr>
-          <w:rFonts w:ascii="Times New Roman" w:hAnsi="Times New Roman" w:cs="Times New Roman"/>
-          <w:sz w:val="24"/>
-          <w:szCs w:val="24"/>
-          <w:lang w:val="ru-MD"/>
-        </w:rPr>
-        <w:t>Ти, Христе, осуд за провини зняв із мене; Ти, Милосердний, недуги смертельні знищив Божественним Воскресінням своїм.</w:t>
-      </w:r>
-    </w:p>
-    <w:p>
-      <w:pPr>
-        <w:spacing w:after="120"/>
-        <w:jc w:val="both"/>
-        <w:rPr>
-          <w:rFonts w:ascii="Times New Roman" w:hAnsi="Times New Roman" w:cs="Times New Roman"/>
-          <w:b/>
-          <w:sz w:val="24"/>
-          <w:szCs w:val="24"/>
-          <w:lang w:val="ru-MD"/>
-        </w:rPr>
-      </w:pPr>
-      <w:r>
-        <w:rPr>
-          <w:rFonts w:ascii="Times New Roman" w:hAnsi="Times New Roman" w:cs="Times New Roman"/>
-          <w:b/>
-          <w:sz w:val="24"/>
-          <w:szCs w:val="24"/>
-          <w:lang w:val="ru-MD"/>
-        </w:rPr>
-        <w:t>Слава і нині</w:t>
-      </w:r>
-      <w:r>
-        <w:rPr>
-          <w:rFonts w:ascii="Times New Roman" w:hAnsi="Times New Roman" w:cs="Times New Roman"/>
-          <w:sz w:val="24"/>
-          <w:szCs w:val="24"/>
-          <w:lang w:val="ru-MD"/>
-        </w:rPr>
-        <w:t xml:space="preserve">: </w:t>
-      </w:r>
-      <w:r>
-        <w:rPr>
-          <w:rFonts w:ascii="Times New Roman" w:hAnsi="Times New Roman" w:cs="Times New Roman"/>
-          <w:i/>
-          <w:color w:val="FF0000"/>
-          <w:sz w:val="24"/>
-          <w:szCs w:val="24"/>
-          <w:lang w:val="ru-MD"/>
-        </w:rPr>
-        <w:t>Богородичний:</w:t>
-      </w:r>
-      <w:r>
-        <w:rPr>
-          <w:rFonts w:ascii="Times New Roman" w:hAnsi="Times New Roman" w:cs="Times New Roman"/>
-          <w:sz w:val="24"/>
-          <w:szCs w:val="24"/>
-          <w:lang w:val="ru-MD"/>
-        </w:rPr>
-        <w:t xml:space="preserve"> Богоневісто, як непереможну зброю на ворогів тебе маємо; в Тобі придбали ми підпору і надію спасіння нашого.</w:t>
-      </w:r>
-    </w:p>
-    <w:p>
-      <w:pPr>
-        <w:spacing w:after="120"/>
-        <w:jc w:val="both"/>
-        <w:rPr>
-          <w:rFonts w:ascii="Times New Roman" w:hAnsi="Times New Roman" w:cs="Times New Roman"/>
-          <w:b/>
-          <w:sz w:val="24"/>
-          <w:szCs w:val="24"/>
-          <w:lang w:val="ru-MD"/>
-        </w:rPr>
-      </w:pPr>
-      <w:r>
-        <w:rPr>
-          <w:rFonts w:ascii="Times New Roman" w:hAnsi="Times New Roman" w:cs="Times New Roman"/>
-          <w:i/>
-          <w:color w:val="FF0000"/>
-          <w:sz w:val="24"/>
-          <w:szCs w:val="24"/>
-          <w:lang w:val="ru-MD"/>
-        </w:rPr>
-        <w:t>Ірмос 6:</w:t>
-      </w:r>
-      <w:r>
-        <w:rPr>
-          <w:rFonts w:ascii="Times New Roman" w:hAnsi="Times New Roman" w:cs="Times New Roman"/>
-          <w:b/>
-          <w:color w:val="FF0000"/>
-          <w:sz w:val="24"/>
-          <w:szCs w:val="24"/>
-          <w:lang w:val="ru-MD"/>
-        </w:rPr>
-        <w:t xml:space="preserve"> </w:t>
-      </w:r>
-      <w:r>
-        <w:rPr>
-          <w:rFonts w:ascii="Times New Roman" w:hAnsi="Times New Roman" w:cs="Times New Roman"/>
-          <w:b/>
-          <w:sz w:val="24"/>
-          <w:szCs w:val="24"/>
-          <w:lang w:val="ru-MD"/>
-        </w:rPr>
-        <w:t>Я жертву з хвалою принесу тобі, Господи! – виголошує Церква,* – від ідольської крови очистившись кров'ю, що ради милосердя з боку Твого випливла.</w:t>
-      </w:r>
-    </w:p>
-    <w:p>
-      <w:pPr>
-        <w:spacing w:after="120"/>
-        <w:jc w:val="both"/>
-        <w:rPr>
-          <w:rFonts w:ascii="Times New Roman" w:hAnsi="Times New Roman" w:cs="Times New Roman"/>
-          <w:sz w:val="24"/>
-          <w:szCs w:val="24"/>
-          <w:u w:val="single"/>
-          <w:lang w:val="ru-MD"/>
-        </w:rPr>
-      </w:pPr>
-      <w:r>
-        <w:rPr>
-          <w:rFonts w:ascii="Times New Roman" w:hAnsi="Times New Roman" w:cs="Times New Roman"/>
-          <w:i/>
-          <w:color w:val="FF0000"/>
-          <w:sz w:val="24"/>
-          <w:szCs w:val="24"/>
-          <w:lang w:val="ru-MD"/>
-        </w:rPr>
-        <w:t>Приспів:</w:t>
-      </w:r>
-      <w:r>
-        <w:rPr>
-          <w:rFonts w:ascii="Times New Roman" w:hAnsi="Times New Roman" w:cs="Times New Roman"/>
-          <w:i/>
-          <w:sz w:val="24"/>
-          <w:szCs w:val="24"/>
-          <w:lang w:val="ru-MD"/>
-        </w:rPr>
-        <w:t xml:space="preserve"> </w:t>
-      </w:r>
-      <w:r>
-        <w:rPr>
-          <w:rFonts w:ascii="Times New Roman" w:hAnsi="Times New Roman" w:cs="Times New Roman"/>
-          <w:sz w:val="24"/>
-          <w:szCs w:val="24"/>
-          <w:u w:val="single"/>
-          <w:lang w:val="ru-MD"/>
-        </w:rPr>
-        <w:t>Слава, Господи, святому Воскресінню Твоєму.</w:t>
-      </w:r>
-    </w:p>
-    <w:p>
-      <w:pPr>
-        <w:spacing w:after="120"/>
-        <w:jc w:val="both"/>
-        <w:rPr>
-          <w:rFonts w:ascii="Times New Roman" w:hAnsi="Times New Roman" w:cs="Times New Roman"/>
-          <w:sz w:val="24"/>
-          <w:szCs w:val="24"/>
-        </w:rPr>
-      </w:pPr>
-      <w:r>
-        <w:rPr>
-          <w:rFonts w:ascii="Times New Roman" w:hAnsi="Times New Roman" w:cs="Times New Roman"/>
-          <w:sz w:val="24"/>
-          <w:szCs w:val="24"/>
-          <w:lang w:val="ru-MD"/>
-        </w:rPr>
-        <w:t xml:space="preserve">Опоясавшись могутністю, на хрест Ти зійшов, і в боротьбу з мучителем вступивши, Ти, як Бог, скинув його з висоти, і непереможною силою </w:t>
-      </w:r>
-      <w:r>
-        <w:rPr>
-          <w:rFonts w:ascii="Times New Roman" w:hAnsi="Times New Roman" w:cs="Times New Roman"/>
-          <w:sz w:val="24"/>
-          <w:szCs w:val="24"/>
-        </w:rPr>
-        <w:t>Адама воскресив єси.</w:t>
-      </w:r>
-    </w:p>
-    <w:p>
-      <w:pPr>
-        <w:spacing w:after="120"/>
-        <w:jc w:val="both"/>
-        <w:rPr>
-          <w:rFonts w:ascii="Times New Roman" w:hAnsi="Times New Roman" w:cs="Times New Roman"/>
-          <w:sz w:val="24"/>
-          <w:szCs w:val="24"/>
-          <w:u w:val="single"/>
-        </w:rPr>
-      </w:pPr>
-      <w:r>
-        <w:rPr>
-          <w:rFonts w:ascii="Times New Roman" w:hAnsi="Times New Roman" w:cs="Times New Roman"/>
-          <w:i/>
-          <w:color w:val="FF0000"/>
-          <w:sz w:val="24"/>
-          <w:szCs w:val="24"/>
-        </w:rPr>
-        <w:t>Приспів:</w:t>
-      </w:r>
-      <w:r>
-        <w:rPr>
-          <w:rFonts w:ascii="Times New Roman" w:hAnsi="Times New Roman" w:cs="Times New Roman"/>
-          <w:i/>
-          <w:sz w:val="24"/>
-          <w:szCs w:val="24"/>
-        </w:rPr>
-        <w:t xml:space="preserve"> </w:t>
-      </w:r>
-      <w:r>
-        <w:rPr>
-          <w:rFonts w:ascii="Times New Roman" w:hAnsi="Times New Roman" w:cs="Times New Roman"/>
-          <w:sz w:val="24"/>
-          <w:szCs w:val="24"/>
-          <w:u w:val="single"/>
-        </w:rPr>
-        <w:t>Слава, Господи, святому Воскресінню Твоєму.</w:t>
-      </w:r>
-    </w:p>
-    <w:p>
-      <w:pPr>
-        <w:spacing w:after="120"/>
-        <w:jc w:val="both"/>
-        <w:rPr>
-          <w:rFonts w:ascii="Times New Roman" w:hAnsi="Times New Roman" w:cs="Times New Roman"/>
-          <w:sz w:val="24"/>
-          <w:szCs w:val="24"/>
-        </w:rPr>
-      </w:pPr>
-      <w:r>
-        <w:rPr>
-          <w:rFonts w:ascii="Times New Roman" w:hAnsi="Times New Roman" w:cs="Times New Roman"/>
-          <w:sz w:val="24"/>
-          <w:szCs w:val="24"/>
-        </w:rPr>
-        <w:t>Красою осяяний із гробу воскрес Ти, Христе, і Божественною силою своєю всіх ворогів розпорошив і, яко Бог, все радості сповнив єси.</w:t>
-      </w:r>
-    </w:p>
-    <w:p>
-      <w:pPr>
-        <w:spacing w:after="120"/>
-        <w:jc w:val="both"/>
-        <w:rPr>
-          <w:rFonts w:ascii="Times New Roman" w:hAnsi="Times New Roman" w:cs="Times New Roman"/>
-          <w:b/>
-          <w:sz w:val="24"/>
-          <w:szCs w:val="24"/>
-          <w:lang w:val="ru-MD"/>
-        </w:rPr>
-      </w:pPr>
-      <w:r>
-        <w:rPr>
-          <w:rFonts w:ascii="Times New Roman" w:hAnsi="Times New Roman" w:cs="Times New Roman"/>
-          <w:b/>
-          <w:sz w:val="24"/>
-          <w:szCs w:val="24"/>
-          <w:lang w:val="ru-MD"/>
-        </w:rPr>
-        <w:t>Слава і нині</w:t>
-      </w:r>
-      <w:r>
-        <w:rPr>
-          <w:rFonts w:ascii="Times New Roman" w:hAnsi="Times New Roman" w:cs="Times New Roman"/>
-          <w:sz w:val="24"/>
-          <w:szCs w:val="24"/>
-          <w:lang w:val="ru-MD"/>
-        </w:rPr>
-        <w:t xml:space="preserve">: </w:t>
-      </w:r>
-      <w:r>
-        <w:rPr>
-          <w:rFonts w:ascii="Times New Roman" w:hAnsi="Times New Roman" w:cs="Times New Roman"/>
-          <w:i/>
-          <w:color w:val="FF0000"/>
-          <w:sz w:val="24"/>
-          <w:szCs w:val="24"/>
-          <w:lang w:val="ru-MD"/>
-        </w:rPr>
-        <w:t>Богородичний:</w:t>
-      </w:r>
-      <w:r>
-        <w:rPr>
-          <w:rFonts w:ascii="Times New Roman" w:hAnsi="Times New Roman" w:cs="Times New Roman"/>
-          <w:sz w:val="24"/>
-          <w:szCs w:val="24"/>
-          <w:lang w:val="ru-MD"/>
-        </w:rPr>
-        <w:t xml:space="preserve"> О, чудо, з усіх чудес найдивніше. Діва, без мужа зачавши, в утробі своїй того вмістила, хто все обіймає.</w:t>
-      </w:r>
-    </w:p>
-    <w:p>
-      <w:pPr>
-        <w:spacing w:after="120"/>
-        <w:jc w:val="both"/>
-        <w:rPr>
-          <w:rFonts w:ascii="Times New Roman" w:hAnsi="Times New Roman" w:cs="Times New Roman"/>
-          <w:i/>
-          <w:color w:val="FF0000"/>
-          <w:sz w:val="24"/>
-          <w:szCs w:val="24"/>
-          <w:lang w:val="ru-MD"/>
-        </w:rPr>
-      </w:pPr>
-    </w:p>
-    <w:p>
-      <w:pPr>
-        <w:pStyle w:val="Heading3"/>
+        <w:pStyle w:val="3"/>
         <w:spacing w:before="0" w:after="120"/>
         <w:jc w:val="center"/>
         <w:rPr>
           <w:rFonts w:ascii="Times New Roman" w:eastAsia="Times New Roman" w:hAnsi="Times New Roman" w:cs="Times New Roman"/>
-          <w:i/>
           <w:color w:val="FF0000"/>
           <w:lang w:val="ru-MD"/>
         </w:rPr>
@@ -18421,10 +17791,817 @@
         <w:rPr>
           <w:rFonts w:ascii="Times New Roman" w:eastAsia="Times New Roman" w:hAnsi="Times New Roman" w:cs="Times New Roman"/>
           <w:b/>
-          <w:i/>
-          <w:color w:val="FF0000"/>
-          <w:lang w:val="ru-MD"/>
-        </w:rPr>
+          <w:color w:val="FF0000"/>
+          <w:lang w:val="ru-MD"/>
+        </w:rPr>
+        <w:t xml:space="preserve">Пісня </w:t>
+      </w:r>
+      <w:r>
+        <w:rPr>
+          <w:rFonts w:ascii="Times New Roman" w:eastAsia="Times New Roman" w:hAnsi="Times New Roman" w:cs="Times New Roman"/>
+          <w:b/>
+          <w:color w:val="FF0000"/>
+          <w:lang w:val="ru-MD"/>
+        </w:rPr>
+        <w:t>4</w:t>
+      </w:r>
+    </w:p>
+    <w:p>
+      <w:pPr>
+        <w:spacing w:after="120"/>
+        <w:jc w:val="both"/>
+        <w:rPr>
+          <w:rFonts w:ascii="Times New Roman" w:hAnsi="Times New Roman" w:cs="Times New Roman"/>
+          <w:b/>
+          <w:sz w:val="24"/>
+          <w:szCs w:val="24"/>
+          <w:lang w:val="ru-MD"/>
+        </w:rPr>
+      </w:pPr>
+      <w:r>
+        <w:rPr>
+          <w:rFonts w:ascii="Times New Roman" w:hAnsi="Times New Roman" w:cs="Times New Roman"/>
+          <w:i/>
+          <w:color w:val="FF0000"/>
+          <w:sz w:val="24"/>
+          <w:szCs w:val="24"/>
+          <w:lang w:val="ru-MD"/>
+        </w:rPr>
+        <w:t>Ірмос (г. 4):</w:t>
+      </w:r>
+      <w:r>
+        <w:rPr>
+          <w:rFonts w:ascii="Times New Roman" w:hAnsi="Times New Roman" w:cs="Times New Roman"/>
+          <w:b/>
+          <w:sz w:val="24"/>
+          <w:szCs w:val="24"/>
+          <w:lang w:val="ru-MD"/>
+        </w:rPr>
+        <w:t xml:space="preserve"> Піднесеного тебе, Сонце правди, бачивши на хресті, Церква на місці своїм зупинилася, достойно взиваючи:* Слава силі твоїй, Господи!</w:t>
+      </w:r>
+    </w:p>
+    <w:p>
+      <w:pPr>
+        <w:spacing w:after="120"/>
+        <w:jc w:val="both"/>
+        <w:rPr>
+          <w:rFonts w:ascii="Times New Roman" w:hAnsi="Times New Roman" w:cs="Times New Roman"/>
+          <w:sz w:val="24"/>
+          <w:szCs w:val="24"/>
+          <w:u w:val="single"/>
+          <w:lang w:val="ru-MD"/>
+        </w:rPr>
+      </w:pPr>
+      <w:r>
+        <w:rPr>
+          <w:rFonts w:ascii="Times New Roman" w:hAnsi="Times New Roman" w:cs="Times New Roman"/>
+          <w:i/>
+          <w:color w:val="FF0000"/>
+          <w:sz w:val="24"/>
+          <w:szCs w:val="24"/>
+          <w:lang w:val="ru-MD"/>
+        </w:rPr>
+        <w:t>Приспів:</w:t>
+      </w:r>
+      <w:r>
+        <w:rPr>
+          <w:rFonts w:ascii="Times New Roman" w:hAnsi="Times New Roman" w:cs="Times New Roman"/>
+          <w:i/>
+          <w:sz w:val="24"/>
+          <w:szCs w:val="24"/>
+          <w:lang w:val="ru-MD"/>
+        </w:rPr>
+        <w:t xml:space="preserve"> </w:t>
+      </w:r>
+      <w:r>
+        <w:rPr>
+          <w:rFonts w:ascii="Times New Roman" w:hAnsi="Times New Roman" w:cs="Times New Roman"/>
+          <w:sz w:val="24"/>
+          <w:szCs w:val="24"/>
+          <w:u w:val="single"/>
+          <w:lang w:val="ru-MD"/>
+        </w:rPr>
+        <w:t>Слава, Господи, святому Воскресінню Твоєму.</w:t>
+      </w:r>
+    </w:p>
+    <w:p>
+      <w:pPr>
+        <w:spacing w:after="120"/>
+        <w:jc w:val="both"/>
+        <w:rPr>
+          <w:rFonts w:ascii="Times New Roman" w:hAnsi="Times New Roman" w:cs="Times New Roman"/>
+          <w:sz w:val="24"/>
+          <w:szCs w:val="24"/>
+          <w:lang w:val="ru-MD"/>
+        </w:rPr>
+      </w:pPr>
+      <w:r>
+        <w:rPr>
+          <w:rFonts w:ascii="Times New Roman" w:hAnsi="Times New Roman" w:cs="Times New Roman"/>
+          <w:sz w:val="24"/>
+          <w:szCs w:val="24"/>
+          <w:lang w:val="ru-MD"/>
+        </w:rPr>
+        <w:t>Зійшов Ти на хрест, зціляючи пристрасті мої стражданням Пречистого Тіла Твого, що в нього добровільно зодягнувся єси. Тому взиваємо до Тебе: «Слава силі Твоїй, Господи».</w:t>
+      </w:r>
+    </w:p>
+    <w:p>
+      <w:pPr>
+        <w:spacing w:after="120"/>
+        <w:jc w:val="both"/>
+        <w:rPr>
+          <w:rFonts w:ascii="Times New Roman" w:hAnsi="Times New Roman" w:cs="Times New Roman"/>
+          <w:sz w:val="24"/>
+          <w:szCs w:val="24"/>
+          <w:u w:val="single"/>
+        </w:rPr>
+      </w:pPr>
+      <w:r>
+        <w:rPr>
+          <w:rFonts w:ascii="Times New Roman" w:hAnsi="Times New Roman" w:cs="Times New Roman"/>
+          <w:i/>
+          <w:color w:val="FF0000"/>
+          <w:sz w:val="24"/>
+          <w:szCs w:val="24"/>
+          <w:lang w:val="ru-MD"/>
+        </w:rPr>
+        <w:t>Приспів:</w:t>
+      </w:r>
+      <w:r>
+        <w:rPr>
+          <w:rFonts w:ascii="Times New Roman" w:hAnsi="Times New Roman" w:cs="Times New Roman"/>
+          <w:i/>
+          <w:sz w:val="24"/>
+          <w:szCs w:val="24"/>
+          <w:lang w:val="ru-MD"/>
+        </w:rPr>
+        <w:t xml:space="preserve"> </w:t>
+      </w:r>
+      <w:r>
+        <w:rPr>
+          <w:rFonts w:ascii="Times New Roman" w:hAnsi="Times New Roman" w:cs="Times New Roman"/>
+          <w:sz w:val="24"/>
+          <w:szCs w:val="24"/>
+          <w:u w:val="single"/>
+          <w:lang w:val="ru-MD"/>
+        </w:rPr>
+        <w:t xml:space="preserve">Слава, Господи, святому Воскресінню </w:t>
+      </w:r>
+      <w:r>
+        <w:rPr>
+          <w:rFonts w:ascii="Times New Roman" w:hAnsi="Times New Roman" w:cs="Times New Roman"/>
+          <w:sz w:val="24"/>
+          <w:szCs w:val="24"/>
+          <w:u w:val="single"/>
+        </w:rPr>
+        <w:t>Твоєму.</w:t>
+      </w:r>
+    </w:p>
+    <w:p>
+      <w:pPr>
+        <w:spacing w:after="120"/>
+        <w:jc w:val="both"/>
+        <w:rPr>
+          <w:rFonts w:ascii="Times New Roman" w:hAnsi="Times New Roman" w:cs="Times New Roman"/>
+          <w:sz w:val="24"/>
+          <w:szCs w:val="24"/>
+          <w:lang w:val="ru-MD"/>
+        </w:rPr>
+      </w:pPr>
+      <w:r>
+        <w:rPr>
+          <w:rFonts w:ascii="Times New Roman" w:hAnsi="Times New Roman" w:cs="Times New Roman"/>
+          <w:sz w:val="24"/>
+          <w:szCs w:val="24"/>
+          <w:lang w:val="ru-MD"/>
+        </w:rPr>
+        <w:t>До Безгрішного й Животворчого Тіла Твого, Владико, доторкнувшись, смерть достойно знищена була, ми ж взиваємо до Тебе: «Слава силі Твоїй, Господи».</w:t>
+      </w:r>
+    </w:p>
+    <w:p>
+      <w:pPr>
+        <w:spacing w:after="120"/>
+        <w:jc w:val="both"/>
+        <w:rPr>
+          <w:rFonts w:ascii="Times New Roman" w:hAnsi="Times New Roman" w:cs="Times New Roman"/>
+          <w:sz w:val="24"/>
+          <w:szCs w:val="24"/>
+          <w:lang w:val="ru-MD"/>
+        </w:rPr>
+      </w:pPr>
+      <w:r>
+        <w:rPr>
+          <w:rFonts w:ascii="Times New Roman" w:hAnsi="Times New Roman" w:cs="Times New Roman"/>
+          <w:b/>
+          <w:sz w:val="24"/>
+          <w:szCs w:val="24"/>
+          <w:lang w:val="ru-MD"/>
+        </w:rPr>
+        <w:t>Слава і нині</w:t>
+      </w:r>
+      <w:r>
+        <w:rPr>
+          <w:rFonts w:ascii="Times New Roman" w:hAnsi="Times New Roman" w:cs="Times New Roman"/>
+          <w:sz w:val="24"/>
+          <w:szCs w:val="24"/>
+          <w:lang w:val="ru-MD"/>
+        </w:rPr>
+        <w:t xml:space="preserve">: </w:t>
+      </w:r>
+      <w:r>
+        <w:rPr>
+          <w:rFonts w:ascii="Times New Roman" w:hAnsi="Times New Roman" w:cs="Times New Roman"/>
+          <w:i/>
+          <w:color w:val="FF0000"/>
+          <w:sz w:val="24"/>
+          <w:szCs w:val="24"/>
+          <w:lang w:val="ru-MD"/>
+        </w:rPr>
+        <w:t>Богородичний:</w:t>
+      </w:r>
+      <w:r>
+        <w:rPr>
+          <w:rFonts w:ascii="Times New Roman" w:hAnsi="Times New Roman" w:cs="Times New Roman"/>
+          <w:sz w:val="24"/>
+          <w:szCs w:val="24"/>
+          <w:lang w:val="ru-MD"/>
+        </w:rPr>
+        <w:t xml:space="preserve"> Мужа не знавши, породила Ти, Діво, і по Різдві все ж Дівою зосталася; тому невмовкаючими голосами з вірою твердою до Тебе, Владичице, взиваємо: «Радуйся».</w:t>
+      </w:r>
+    </w:p>
+    <w:p>
+      <w:pPr>
+        <w:spacing w:after="120"/>
+        <w:jc w:val="both"/>
+        <w:rPr>
+          <w:rFonts w:ascii="Times New Roman" w:hAnsi="Times New Roman" w:cs="Times New Roman"/>
+          <w:sz w:val="24"/>
+          <w:szCs w:val="24"/>
+          <w:lang w:val="ru-MD"/>
+        </w:rPr>
+      </w:pPr>
+    </w:p>
+    <w:p>
+      <w:pPr>
+        <w:pStyle w:val="3"/>
+        <w:spacing w:before="0" w:after="120"/>
+        <w:jc w:val="center"/>
+        <w:rPr>
+          <w:rFonts w:ascii="Times New Roman" w:eastAsia="Times New Roman" w:hAnsi="Times New Roman" w:cs="Times New Roman"/>
+          <w:color w:val="FF0000"/>
+          <w:lang w:val="ru-MD"/>
+        </w:rPr>
+      </w:pPr>
+      <w:r>
+        <w:rPr>
+          <w:rFonts w:ascii="Times New Roman" w:eastAsia="Times New Roman" w:hAnsi="Times New Roman" w:cs="Times New Roman"/>
+          <w:b/>
+          <w:color w:val="FF0000"/>
+          <w:lang w:val="ru-MD"/>
+        </w:rPr>
+        <w:t xml:space="preserve">Пісня </w:t>
+      </w:r>
+      <w:r>
+        <w:rPr>
+          <w:rFonts w:ascii="Times New Roman" w:eastAsia="Times New Roman" w:hAnsi="Times New Roman" w:cs="Times New Roman"/>
+          <w:b/>
+          <w:color w:val="FF0000"/>
+          <w:lang w:val="ru-MD"/>
+        </w:rPr>
+        <w:t>5</w:t>
+      </w:r>
+    </w:p>
+    <w:p>
+      <w:pPr>
+        <w:spacing w:after="120"/>
+        <w:jc w:val="both"/>
+        <w:rPr>
+          <w:rFonts w:ascii="Times New Roman" w:hAnsi="Times New Roman" w:cs="Times New Roman"/>
+          <w:b/>
+          <w:sz w:val="24"/>
+          <w:szCs w:val="24"/>
+          <w:lang w:val="ru-MD"/>
+        </w:rPr>
+      </w:pPr>
+      <w:r>
+        <w:rPr>
+          <w:rFonts w:ascii="Times New Roman" w:hAnsi="Times New Roman" w:cs="Times New Roman"/>
+          <w:i/>
+          <w:color w:val="FF0000"/>
+          <w:sz w:val="24"/>
+          <w:szCs w:val="24"/>
+          <w:lang w:val="ru-MD"/>
+        </w:rPr>
+        <w:t>Ірмос (г. 4):</w:t>
+      </w:r>
+      <w:r>
+        <w:rPr>
+          <w:rFonts w:ascii="Times New Roman" w:hAnsi="Times New Roman" w:cs="Times New Roman"/>
+          <w:b/>
+          <w:color w:val="FF0000"/>
+          <w:sz w:val="24"/>
+          <w:szCs w:val="24"/>
+          <w:lang w:val="ru-MD"/>
+        </w:rPr>
+        <w:t xml:space="preserve"> </w:t>
+      </w:r>
+      <w:r>
+        <w:rPr>
+          <w:rFonts w:ascii="Times New Roman" w:hAnsi="Times New Roman" w:cs="Times New Roman"/>
+          <w:b/>
+          <w:sz w:val="24"/>
+          <w:szCs w:val="24"/>
+          <w:lang w:val="ru-MD"/>
+        </w:rPr>
+        <w:t>Ти, Господи, світло моє, прийшов у світ, світло святе,* визволяючи з темряви незнання тих, що з вірою прославляють тебе.</w:t>
+      </w:r>
+    </w:p>
+    <w:p>
+      <w:pPr>
+        <w:spacing w:after="120"/>
+        <w:jc w:val="both"/>
+        <w:rPr>
+          <w:rFonts w:ascii="Times New Roman" w:hAnsi="Times New Roman" w:cs="Times New Roman"/>
+          <w:sz w:val="24"/>
+          <w:szCs w:val="24"/>
+          <w:u w:val="single"/>
+          <w:lang w:val="ru-MD"/>
+        </w:rPr>
+      </w:pPr>
+      <w:r>
+        <w:rPr>
+          <w:rFonts w:ascii="Times New Roman" w:hAnsi="Times New Roman" w:cs="Times New Roman"/>
+          <w:i/>
+          <w:color w:val="FF0000"/>
+          <w:sz w:val="24"/>
+          <w:szCs w:val="24"/>
+          <w:lang w:val="ru-MD"/>
+        </w:rPr>
+        <w:t>Приспів:</w:t>
+      </w:r>
+      <w:r>
+        <w:rPr>
+          <w:rFonts w:ascii="Times New Roman" w:hAnsi="Times New Roman" w:cs="Times New Roman"/>
+          <w:i/>
+          <w:sz w:val="24"/>
+          <w:szCs w:val="24"/>
+          <w:lang w:val="ru-MD"/>
+        </w:rPr>
+        <w:t xml:space="preserve"> </w:t>
+      </w:r>
+      <w:r>
+        <w:rPr>
+          <w:rFonts w:ascii="Times New Roman" w:hAnsi="Times New Roman" w:cs="Times New Roman"/>
+          <w:sz w:val="24"/>
+          <w:szCs w:val="24"/>
+          <w:u w:val="single"/>
+          <w:lang w:val="ru-MD"/>
+        </w:rPr>
+        <w:t>Слава, Господи, святому Воскресінню Твоєму.</w:t>
+      </w:r>
+    </w:p>
+    <w:p>
+      <w:pPr>
+        <w:spacing w:after="120"/>
+        <w:jc w:val="both"/>
+        <w:rPr>
+          <w:rFonts w:ascii="Times New Roman" w:hAnsi="Times New Roman" w:cs="Times New Roman"/>
+          <w:sz w:val="24"/>
+          <w:szCs w:val="24"/>
+          <w:lang w:val="ru-MD"/>
+        </w:rPr>
+      </w:pPr>
+      <w:r>
+        <w:rPr>
+          <w:rFonts w:ascii="Times New Roman" w:hAnsi="Times New Roman" w:cs="Times New Roman"/>
+          <w:sz w:val="24"/>
+          <w:szCs w:val="24"/>
+          <w:lang w:val="ru-MD"/>
+        </w:rPr>
+        <w:t>Ти, Господи, милостиво на землю зійшов; Ти підніс природу людську, як був на дереві піднесений.</w:t>
+      </w:r>
+    </w:p>
+    <w:p>
+      <w:pPr>
+        <w:spacing w:after="120"/>
+        <w:jc w:val="both"/>
+        <w:rPr>
+          <w:rFonts w:ascii="Times New Roman" w:hAnsi="Times New Roman" w:cs="Times New Roman"/>
+          <w:sz w:val="24"/>
+          <w:szCs w:val="24"/>
+          <w:u w:val="single"/>
+          <w:lang w:val="ru-MD"/>
+        </w:rPr>
+      </w:pPr>
+      <w:r>
+        <w:rPr>
+          <w:rFonts w:ascii="Times New Roman" w:hAnsi="Times New Roman" w:cs="Times New Roman"/>
+          <w:i/>
+          <w:color w:val="FF0000"/>
+          <w:sz w:val="24"/>
+          <w:szCs w:val="24"/>
+          <w:lang w:val="ru-MD"/>
+        </w:rPr>
+        <w:t>Приспів:</w:t>
+      </w:r>
+      <w:r>
+        <w:rPr>
+          <w:rFonts w:ascii="Times New Roman" w:hAnsi="Times New Roman" w:cs="Times New Roman"/>
+          <w:i/>
+          <w:sz w:val="24"/>
+          <w:szCs w:val="24"/>
+          <w:lang w:val="ru-MD"/>
+        </w:rPr>
+        <w:t xml:space="preserve"> </w:t>
+      </w:r>
+      <w:r>
+        <w:rPr>
+          <w:rFonts w:ascii="Times New Roman" w:hAnsi="Times New Roman" w:cs="Times New Roman"/>
+          <w:sz w:val="24"/>
+          <w:szCs w:val="24"/>
+          <w:u w:val="single"/>
+          <w:lang w:val="ru-MD"/>
+        </w:rPr>
+        <w:t>Слава, Господи, святому Воскресінню Твоєму.</w:t>
+      </w:r>
+    </w:p>
+    <w:p>
+      <w:pPr>
+        <w:spacing w:after="120"/>
+        <w:jc w:val="both"/>
+        <w:rPr>
+          <w:rFonts w:ascii="Times New Roman" w:hAnsi="Times New Roman" w:cs="Times New Roman"/>
+          <w:sz w:val="24"/>
+          <w:szCs w:val="24"/>
+          <w:lang w:val="ru-MD"/>
+        </w:rPr>
+      </w:pPr>
+      <w:r>
+        <w:rPr>
+          <w:rFonts w:ascii="Times New Roman" w:hAnsi="Times New Roman" w:cs="Times New Roman"/>
+          <w:sz w:val="24"/>
+          <w:szCs w:val="24"/>
+          <w:lang w:val="ru-MD"/>
+        </w:rPr>
+        <w:t>Ти, Христе, осуд за провини зняв із мене; Ти, Милосердний, недуги смертельні знищив Божественним Воскресінням своїм.</w:t>
+      </w:r>
+    </w:p>
+    <w:p>
+      <w:pPr>
+        <w:spacing w:after="120"/>
+        <w:jc w:val="both"/>
+        <w:rPr>
+          <w:rFonts w:ascii="Times New Roman" w:hAnsi="Times New Roman" w:cs="Times New Roman"/>
+          <w:sz w:val="24"/>
+          <w:szCs w:val="24"/>
+          <w:lang w:val="ru-MD"/>
+        </w:rPr>
+      </w:pPr>
+      <w:r>
+        <w:rPr>
+          <w:rFonts w:ascii="Times New Roman" w:hAnsi="Times New Roman" w:cs="Times New Roman"/>
+          <w:b/>
+          <w:sz w:val="24"/>
+          <w:szCs w:val="24"/>
+          <w:lang w:val="ru-MD"/>
+        </w:rPr>
+        <w:t>Слава і нині</w:t>
+      </w:r>
+      <w:r>
+        <w:rPr>
+          <w:rFonts w:ascii="Times New Roman" w:hAnsi="Times New Roman" w:cs="Times New Roman"/>
+          <w:sz w:val="24"/>
+          <w:szCs w:val="24"/>
+          <w:lang w:val="ru-MD"/>
+        </w:rPr>
+        <w:t xml:space="preserve">: </w:t>
+      </w:r>
+      <w:r>
+        <w:rPr>
+          <w:rFonts w:ascii="Times New Roman" w:hAnsi="Times New Roman" w:cs="Times New Roman"/>
+          <w:i/>
+          <w:color w:val="FF0000"/>
+          <w:sz w:val="24"/>
+          <w:szCs w:val="24"/>
+          <w:lang w:val="ru-MD"/>
+        </w:rPr>
+        <w:t>Богородичний:</w:t>
+      </w:r>
+      <w:r>
+        <w:rPr>
+          <w:rFonts w:ascii="Times New Roman" w:hAnsi="Times New Roman" w:cs="Times New Roman"/>
+          <w:sz w:val="24"/>
+          <w:szCs w:val="24"/>
+          <w:lang w:val="ru-MD"/>
+        </w:rPr>
+        <w:t xml:space="preserve"> Богоневісто, як непереможну зброю на ворогів тебе маємо; в Тобі придбали ми підпору і надію спасіння нашого.</w:t>
+      </w:r>
+    </w:p>
+    <w:p>
+      <w:pPr>
+        <w:spacing w:after="120"/>
+        <w:jc w:val="both"/>
+        <w:rPr>
+          <w:rFonts w:ascii="Times New Roman" w:hAnsi="Times New Roman" w:cs="Times New Roman"/>
+          <w:sz w:val="24"/>
+          <w:szCs w:val="24"/>
+          <w:lang w:val="ru-MD"/>
+        </w:rPr>
+      </w:pPr>
+    </w:p>
+    <w:p>
+      <w:pPr>
+        <w:pStyle w:val="3"/>
+        <w:spacing w:before="0" w:after="120"/>
+        <w:jc w:val="center"/>
+        <w:rPr>
+          <w:rFonts w:ascii="Times New Roman" w:eastAsia="Times New Roman" w:hAnsi="Times New Roman" w:cs="Times New Roman"/>
+          <w:color w:val="FF0000"/>
+          <w:lang w:val="ru-MD"/>
+        </w:rPr>
+      </w:pPr>
+      <w:r>
+        <w:rPr>
+          <w:rFonts w:ascii="Times New Roman" w:eastAsia="Times New Roman" w:hAnsi="Times New Roman" w:cs="Times New Roman"/>
+          <w:b/>
+          <w:color w:val="FF0000"/>
+          <w:lang w:val="ru-MD"/>
+        </w:rPr>
+        <w:t xml:space="preserve">Пісня </w:t>
+      </w:r>
+      <w:r>
+        <w:rPr>
+          <w:rFonts w:ascii="Times New Roman" w:eastAsia="Times New Roman" w:hAnsi="Times New Roman" w:cs="Times New Roman"/>
+          <w:b/>
+          <w:color w:val="FF0000"/>
+          <w:lang w:val="ru-MD"/>
+        </w:rPr>
+        <w:t>6</w:t>
+      </w:r>
+    </w:p>
+    <w:p>
+      <w:pPr>
+        <w:spacing w:after="120"/>
+        <w:jc w:val="both"/>
+        <w:rPr>
+          <w:rFonts w:ascii="Times New Roman" w:hAnsi="Times New Roman" w:cs="Times New Roman"/>
+          <w:b/>
+          <w:sz w:val="24"/>
+          <w:szCs w:val="24"/>
+          <w:lang w:val="ru-MD"/>
+        </w:rPr>
+      </w:pPr>
+      <w:r>
+        <w:rPr>
+          <w:rFonts w:ascii="Times New Roman" w:hAnsi="Times New Roman" w:cs="Times New Roman"/>
+          <w:i/>
+          <w:color w:val="FF0000"/>
+          <w:sz w:val="24"/>
+          <w:szCs w:val="24"/>
+          <w:lang w:val="ru-MD"/>
+        </w:rPr>
+        <w:t>Ірмос (г. 4):</w:t>
+      </w:r>
+      <w:r>
+        <w:rPr>
+          <w:rFonts w:ascii="Times New Roman" w:hAnsi="Times New Roman" w:cs="Times New Roman"/>
+          <w:b/>
+          <w:color w:val="FF0000"/>
+          <w:sz w:val="24"/>
+          <w:szCs w:val="24"/>
+          <w:lang w:val="ru-MD"/>
+        </w:rPr>
+        <w:t xml:space="preserve"> </w:t>
+      </w:r>
+      <w:r>
+        <w:rPr>
+          <w:rFonts w:ascii="Times New Roman" w:hAnsi="Times New Roman" w:cs="Times New Roman"/>
+          <w:b/>
+          <w:sz w:val="24"/>
+          <w:szCs w:val="24"/>
+          <w:lang w:val="ru-MD"/>
+        </w:rPr>
+        <w:t>Я жертву з хвалою принесу тобі, Господи! – виголошує Церква,* – від ідольської крови очистившись кров'ю, що ради милосердя з боку Твого випливла.</w:t>
+      </w:r>
+    </w:p>
+    <w:p>
+      <w:pPr>
+        <w:spacing w:after="120"/>
+        <w:jc w:val="both"/>
+        <w:rPr>
+          <w:rFonts w:ascii="Times New Roman" w:hAnsi="Times New Roman" w:cs="Times New Roman"/>
+          <w:sz w:val="24"/>
+          <w:szCs w:val="24"/>
+          <w:u w:val="single"/>
+          <w:lang w:val="ru-MD"/>
+        </w:rPr>
+      </w:pPr>
+      <w:r>
+        <w:rPr>
+          <w:rFonts w:ascii="Times New Roman" w:hAnsi="Times New Roman" w:cs="Times New Roman"/>
+          <w:i/>
+          <w:color w:val="FF0000"/>
+          <w:sz w:val="24"/>
+          <w:szCs w:val="24"/>
+          <w:lang w:val="ru-MD"/>
+        </w:rPr>
+        <w:t>Приспів:</w:t>
+      </w:r>
+      <w:r>
+        <w:rPr>
+          <w:rFonts w:ascii="Times New Roman" w:hAnsi="Times New Roman" w:cs="Times New Roman"/>
+          <w:i/>
+          <w:sz w:val="24"/>
+          <w:szCs w:val="24"/>
+          <w:lang w:val="ru-MD"/>
+        </w:rPr>
+        <w:t xml:space="preserve"> </w:t>
+      </w:r>
+      <w:r>
+        <w:rPr>
+          <w:rFonts w:ascii="Times New Roman" w:hAnsi="Times New Roman" w:cs="Times New Roman"/>
+          <w:sz w:val="24"/>
+          <w:szCs w:val="24"/>
+          <w:u w:val="single"/>
+          <w:lang w:val="ru-MD"/>
+        </w:rPr>
+        <w:t>Слава, Господи, святому Воскресінню Твоєму.</w:t>
+      </w:r>
+    </w:p>
+    <w:p>
+      <w:pPr>
+        <w:spacing w:after="120"/>
+        <w:jc w:val="both"/>
+        <w:rPr>
+          <w:rFonts w:ascii="Times New Roman" w:hAnsi="Times New Roman" w:cs="Times New Roman"/>
+          <w:sz w:val="24"/>
+          <w:szCs w:val="24"/>
+        </w:rPr>
+      </w:pPr>
+      <w:r>
+        <w:rPr>
+          <w:rFonts w:ascii="Times New Roman" w:hAnsi="Times New Roman" w:cs="Times New Roman"/>
+          <w:sz w:val="24"/>
+          <w:szCs w:val="24"/>
+          <w:lang w:val="ru-MD"/>
+        </w:rPr>
+        <w:t xml:space="preserve">Опоясавшись могутністю, на хрест Ти зійшов, і в боротьбу з мучителем вступивши, Ти, як Бог, скинув його з висоти, і непереможною силою </w:t>
+      </w:r>
+      <w:r>
+        <w:rPr>
+          <w:rFonts w:ascii="Times New Roman" w:hAnsi="Times New Roman" w:cs="Times New Roman"/>
+          <w:sz w:val="24"/>
+          <w:szCs w:val="24"/>
+        </w:rPr>
+        <w:t>Адама воскресив єси.</w:t>
+      </w:r>
+    </w:p>
+    <w:p>
+      <w:pPr>
+        <w:spacing w:after="120"/>
+        <w:jc w:val="both"/>
+        <w:rPr>
+          <w:rFonts w:ascii="Times New Roman" w:hAnsi="Times New Roman" w:cs="Times New Roman"/>
+          <w:sz w:val="24"/>
+          <w:szCs w:val="24"/>
+          <w:u w:val="single"/>
+        </w:rPr>
+      </w:pPr>
+      <w:r>
+        <w:rPr>
+          <w:rFonts w:ascii="Times New Roman" w:hAnsi="Times New Roman" w:cs="Times New Roman"/>
+          <w:i/>
+          <w:color w:val="FF0000"/>
+          <w:sz w:val="24"/>
+          <w:szCs w:val="24"/>
+        </w:rPr>
+        <w:t>Приспів:</w:t>
+      </w:r>
+      <w:r>
+        <w:rPr>
+          <w:rFonts w:ascii="Times New Roman" w:hAnsi="Times New Roman" w:cs="Times New Roman"/>
+          <w:i/>
+          <w:sz w:val="24"/>
+          <w:szCs w:val="24"/>
+        </w:rPr>
+        <w:t xml:space="preserve"> </w:t>
+      </w:r>
+      <w:r>
+        <w:rPr>
+          <w:rFonts w:ascii="Times New Roman" w:hAnsi="Times New Roman" w:cs="Times New Roman"/>
+          <w:sz w:val="24"/>
+          <w:szCs w:val="24"/>
+          <w:u w:val="single"/>
+        </w:rPr>
+        <w:t>Слава, Господи, святому Воскресінню Твоєму.</w:t>
+      </w:r>
+    </w:p>
+    <w:p>
+      <w:pPr>
+        <w:spacing w:after="120"/>
+        <w:jc w:val="both"/>
+        <w:rPr>
+          <w:rFonts w:ascii="Times New Roman" w:hAnsi="Times New Roman" w:cs="Times New Roman"/>
+          <w:sz w:val="24"/>
+          <w:szCs w:val="24"/>
+        </w:rPr>
+      </w:pPr>
+      <w:r>
+        <w:rPr>
+          <w:rFonts w:ascii="Times New Roman" w:hAnsi="Times New Roman" w:cs="Times New Roman"/>
+          <w:sz w:val="24"/>
+          <w:szCs w:val="24"/>
+        </w:rPr>
+        <w:t>Красою осяяний із гробу воскрес Ти, Христе, і Божественною силою своєю всіх ворогів розпорошив і, яко Бог, все радості сповнив єси.</w:t>
+      </w:r>
+    </w:p>
+    <w:p>
+      <w:pPr>
+        <w:spacing w:after="120"/>
+        <w:jc w:val="both"/>
+        <w:rPr>
+          <w:rFonts w:ascii="Times New Roman" w:hAnsi="Times New Roman" w:cs="Times New Roman"/>
+          <w:b/>
+          <w:sz w:val="24"/>
+          <w:szCs w:val="24"/>
+          <w:lang w:val="ru-MD"/>
+        </w:rPr>
+      </w:pPr>
+      <w:r>
+        <w:rPr>
+          <w:rFonts w:ascii="Times New Roman" w:hAnsi="Times New Roman" w:cs="Times New Roman"/>
+          <w:b/>
+          <w:sz w:val="24"/>
+          <w:szCs w:val="24"/>
+          <w:lang w:val="ru-MD"/>
+        </w:rPr>
+        <w:t>Слава і нині</w:t>
+      </w:r>
+      <w:r>
+        <w:rPr>
+          <w:rFonts w:ascii="Times New Roman" w:hAnsi="Times New Roman" w:cs="Times New Roman"/>
+          <w:sz w:val="24"/>
+          <w:szCs w:val="24"/>
+          <w:lang w:val="ru-MD"/>
+        </w:rPr>
+        <w:t xml:space="preserve">: </w:t>
+      </w:r>
+      <w:r>
+        <w:rPr>
+          <w:rFonts w:ascii="Times New Roman" w:hAnsi="Times New Roman" w:cs="Times New Roman"/>
+          <w:i/>
+          <w:color w:val="FF0000"/>
+          <w:sz w:val="24"/>
+          <w:szCs w:val="24"/>
+          <w:lang w:val="ru-MD"/>
+        </w:rPr>
+        <w:t>Богородичний:</w:t>
+      </w:r>
+      <w:r>
+        <w:rPr>
+          <w:rFonts w:ascii="Times New Roman" w:hAnsi="Times New Roman" w:cs="Times New Roman"/>
+          <w:sz w:val="24"/>
+          <w:szCs w:val="24"/>
+          <w:lang w:val="ru-MD"/>
+        </w:rPr>
+        <w:t xml:space="preserve"> О, чудо, з усіх чудес найдивніше. Діва, без мужа зачавши, в утробі своїй того вмістила, хто все обіймає.</w:t>
+      </w:r>
+    </w:p>
+    <w:p>
+      <w:pPr>
+        <w:spacing w:after="120"/>
+        <w:jc w:val="both"/>
+        <w:rPr>
+          <w:rFonts w:ascii="Times New Roman" w:hAnsi="Times New Roman" w:cs="Times New Roman"/>
+          <w:i/>
+          <w:color w:val="FF0000"/>
+          <w:sz w:val="24"/>
+          <w:szCs w:val="24"/>
+          <w:lang w:val="ru-MD"/>
+        </w:rPr>
+      </w:pPr>
+    </w:p>
+    <w:p>
+      <w:pPr>
+        <w:pStyle w:val="3"/>
+        <w:spacing w:before="0" w:after="120"/>
+        <w:jc w:val="center"/>
+        <w:rPr>
+          <w:rFonts w:ascii="Times New Roman" w:eastAsia="Times New Roman" w:hAnsi="Times New Roman" w:cs="Times New Roman"/>
+          <w:i/>
+          <w:color w:val="FF0000"/>
+          <w:lang w:val="ru-MD"/>
+        </w:rPr>
+      </w:pPr>
+      <w:r>
+        <w:rPr>
+          <w:rFonts w:ascii="Times New Roman" w:eastAsia="Times New Roman" w:hAnsi="Times New Roman" w:cs="Times New Roman"/>
+          <w:b/>
+          <w:i/>
+          <w:color w:val="FF0000"/>
+          <w:lang w:val="ru-MD"/>
+        </w:rPr>
+        <w:lastRenderedPageBreak/>
         <w:t>Мала єктенія</w:t>
       </w:r>
     </w:p>
@@ -18587,7 +18764,6 @@
           <w:u w:val="single"/>
           <w:lang w:val="ru-MD"/>
         </w:rPr>
-        <w:lastRenderedPageBreak/>
         <w:t>[Дякуємо тобі, Господи, Боже спасіння нашого, бо ти все робиш для добра життя нашого, щоб ми завжди на тебе споглядали, Спасителю й Доброчинцю душ наших. Бо ти дав спокій нам у час минулої ночі й підвів нас, щоб ми поклонялися величному імені твоєму. Тому молимо тебе, Господи: Дай нам ласку й силу, щоб ми стали гідними співати тобі розумно й молитися безупинно та в страсі і тремтінні над нашим спасінням працювали, при заступництві Христа твого. Пом'яни, Господи, і тих, що вночі до тебе кличуть. Вислухай їх і помилуй, і круши під ноги їх невидимих і войовничих ворогів.]</w:t>
       </w:r>
     </w:p>
@@ -18686,539 +18862,63 @@
     </w:p>
     <w:p>
       <w:pPr>
-        <w:widowControl w:val="0"/>
-        <w:spacing w:after="120"/>
-        <w:jc w:val="both"/>
-        <w:rPr>
-          <w:rFonts w:ascii="Times New Roman" w:hAnsi="Times New Roman" w:cs="Times New Roman"/>
-          <w:sz w:val="24"/>
-          <w:szCs w:val="24"/>
-          <w:lang w:val="ru-MD"/>
-        </w:rPr>
-      </w:pPr>
-      <w:r>
-        <w:rPr>
-          <w:rFonts w:ascii="Times New Roman" w:hAnsi="Times New Roman" w:cs="Times New Roman"/>
-          <w:i/>
-          <w:color w:val="FF0000"/>
-          <w:sz w:val="24"/>
-          <w:szCs w:val="24"/>
-          <w:lang w:val="ru-MD"/>
-        </w:rPr>
-        <w:t>Кондак (г. 4):</w:t>
-      </w:r>
-      <w:r>
-        <w:rPr>
-          <w:rFonts w:ascii="Times New Roman" w:hAnsi="Times New Roman" w:cs="Times New Roman"/>
-          <w:sz w:val="24"/>
-          <w:szCs w:val="24"/>
-          <w:lang w:val="ru-MD"/>
-        </w:rPr>
-        <w:t xml:space="preserve"> Спас і Ізбавитель мій * із гробу як Бог * воскресив від узів земнороджених * і врата адові сокрушив, * і як Владика * воскрес тридневний.</w:t>
-      </w:r>
-    </w:p>
-    <w:p>
-      <w:pPr>
-        <w:spacing w:after="120"/>
-        <w:jc w:val="both"/>
-        <w:rPr>
-          <w:rFonts w:ascii="Times New Roman" w:hAnsi="Times New Roman" w:cs="Times New Roman"/>
-          <w:i/>
-          <w:color w:val="FF0000"/>
-          <w:sz w:val="24"/>
-          <w:szCs w:val="24"/>
-          <w:lang w:val="ru-MD"/>
-        </w:rPr>
-      </w:pPr>
-    </w:p>
-    <w:p>
-      <w:pPr>
-        <w:spacing w:after="120"/>
-        <w:jc w:val="both"/>
-        <w:rPr>
-          <w:rFonts w:ascii="Times New Roman" w:hAnsi="Times New Roman" w:cs="Times New Roman"/>
-          <w:b/>
-          <w:sz w:val="24"/>
-          <w:szCs w:val="24"/>
-          <w:lang w:val="ru-MD"/>
-        </w:rPr>
-      </w:pPr>
-      <w:r>
-        <w:rPr>
-          <w:rFonts w:ascii="Times New Roman" w:hAnsi="Times New Roman" w:cs="Times New Roman"/>
-          <w:i/>
-          <w:color w:val="FF0000"/>
-          <w:sz w:val="24"/>
-          <w:szCs w:val="24"/>
-          <w:lang w:val="ru-MD"/>
-        </w:rPr>
-        <w:t>Ірмос 7:</w:t>
-      </w:r>
-      <w:r>
-        <w:rPr>
-          <w:rFonts w:ascii="Times New Roman" w:hAnsi="Times New Roman" w:cs="Times New Roman"/>
-          <w:b/>
-          <w:color w:val="FF0000"/>
-          <w:sz w:val="24"/>
-          <w:szCs w:val="24"/>
-          <w:lang w:val="ru-MD"/>
-        </w:rPr>
-        <w:t xml:space="preserve"> </w:t>
-      </w:r>
-      <w:r>
-        <w:rPr>
-          <w:rFonts w:ascii="Times New Roman" w:hAnsi="Times New Roman" w:cs="Times New Roman"/>
-          <w:b/>
-          <w:sz w:val="24"/>
-          <w:szCs w:val="24"/>
-          <w:lang w:val="ru-MD"/>
-        </w:rPr>
-        <w:t>В печі перській Авраамові юнаки, любов'ю побожности запалені більше, ніж полум'ям, взивали:* Благословенний ти в храмі слави твоєї, Господи!</w:t>
-      </w:r>
-    </w:p>
-    <w:p>
-      <w:pPr>
-        <w:spacing w:after="120"/>
-        <w:jc w:val="both"/>
-        <w:rPr>
-          <w:rFonts w:ascii="Times New Roman" w:hAnsi="Times New Roman" w:cs="Times New Roman"/>
-          <w:sz w:val="24"/>
-          <w:szCs w:val="24"/>
-          <w:u w:val="single"/>
-          <w:lang w:val="ru-MD"/>
-        </w:rPr>
-      </w:pPr>
-      <w:r>
-        <w:rPr>
-          <w:rFonts w:ascii="Times New Roman" w:hAnsi="Times New Roman" w:cs="Times New Roman"/>
-          <w:i/>
-          <w:color w:val="FF0000"/>
-          <w:sz w:val="24"/>
-          <w:szCs w:val="24"/>
-          <w:lang w:val="ru-MD"/>
-        </w:rPr>
-        <w:t>Приспів:</w:t>
-      </w:r>
-      <w:r>
-        <w:rPr>
-          <w:rFonts w:ascii="Times New Roman" w:hAnsi="Times New Roman" w:cs="Times New Roman"/>
-          <w:i/>
-          <w:sz w:val="24"/>
-          <w:szCs w:val="24"/>
-          <w:lang w:val="ru-MD"/>
-        </w:rPr>
-        <w:t xml:space="preserve"> </w:t>
-      </w:r>
-      <w:r>
-        <w:rPr>
-          <w:rFonts w:ascii="Times New Roman" w:hAnsi="Times New Roman" w:cs="Times New Roman"/>
-          <w:sz w:val="24"/>
-          <w:szCs w:val="24"/>
-          <w:u w:val="single"/>
-          <w:lang w:val="ru-MD"/>
-        </w:rPr>
-        <w:t>Слава, Господи, святому Воскресінню Твоєму.</w:t>
-      </w:r>
-    </w:p>
-    <w:p>
-      <w:pPr>
-        <w:spacing w:after="120"/>
-        <w:jc w:val="both"/>
-        <w:rPr>
-          <w:rFonts w:ascii="Times New Roman" w:hAnsi="Times New Roman" w:cs="Times New Roman"/>
-          <w:sz w:val="24"/>
-          <w:szCs w:val="24"/>
-          <w:lang w:val="ru-MD"/>
-        </w:rPr>
-      </w:pPr>
-      <w:r>
-        <w:rPr>
-          <w:rFonts w:ascii="Times New Roman" w:hAnsi="Times New Roman" w:cs="Times New Roman"/>
-          <w:sz w:val="24"/>
-          <w:szCs w:val="24"/>
-          <w:lang w:val="ru-MD"/>
-        </w:rPr>
-        <w:t>До нетління знов було покликане людство, Божественною кров’ю обмите, і вдячно співає: «Благословен єси в храмі слави Твоєї, Господи».</w:t>
-      </w:r>
-    </w:p>
-    <w:p>
-      <w:pPr>
-        <w:spacing w:after="120"/>
-        <w:jc w:val="both"/>
-        <w:rPr>
-          <w:rFonts w:ascii="Times New Roman" w:hAnsi="Times New Roman" w:cs="Times New Roman"/>
-          <w:sz w:val="24"/>
-          <w:szCs w:val="24"/>
-          <w:u w:val="single"/>
-          <w:lang w:val="ru-MD"/>
-        </w:rPr>
-      </w:pPr>
-      <w:r>
-        <w:rPr>
-          <w:rFonts w:ascii="Times New Roman" w:hAnsi="Times New Roman" w:cs="Times New Roman"/>
-          <w:i/>
-          <w:color w:val="FF0000"/>
-          <w:sz w:val="24"/>
-          <w:szCs w:val="24"/>
-          <w:lang w:val="ru-MD"/>
-        </w:rPr>
-        <w:t>Приспів:</w:t>
-      </w:r>
-      <w:r>
-        <w:rPr>
-          <w:rFonts w:ascii="Times New Roman" w:hAnsi="Times New Roman" w:cs="Times New Roman"/>
-          <w:i/>
-          <w:sz w:val="24"/>
-          <w:szCs w:val="24"/>
-          <w:lang w:val="ru-MD"/>
-        </w:rPr>
-        <w:t xml:space="preserve"> </w:t>
-      </w:r>
-      <w:r>
-        <w:rPr>
-          <w:rFonts w:ascii="Times New Roman" w:hAnsi="Times New Roman" w:cs="Times New Roman"/>
-          <w:sz w:val="24"/>
-          <w:szCs w:val="24"/>
-          <w:u w:val="single"/>
-          <w:lang w:val="ru-MD"/>
-        </w:rPr>
-        <w:t>Слава, Господи, святому Воскресінню Твоєму.</w:t>
-      </w:r>
-    </w:p>
-    <w:p>
-      <w:pPr>
-        <w:spacing w:after="120"/>
-        <w:jc w:val="both"/>
-        <w:rPr>
-          <w:rFonts w:ascii="Times New Roman" w:hAnsi="Times New Roman" w:cs="Times New Roman"/>
-          <w:sz w:val="24"/>
-          <w:szCs w:val="24"/>
-          <w:lang w:val="ru-MD"/>
-        </w:rPr>
-      </w:pPr>
-      <w:r>
-        <w:rPr>
-          <w:rFonts w:ascii="Times New Roman" w:hAnsi="Times New Roman" w:cs="Times New Roman"/>
-          <w:sz w:val="24"/>
-          <w:szCs w:val="24"/>
-          <w:lang w:val="ru-MD"/>
-        </w:rPr>
-        <w:t>Як живоносець, воістину красніший від раю, і від усякої палати царської світліший, явився, Христе, гріб Твій джерелом нашого воскресіння.</w:t>
-      </w:r>
-    </w:p>
-    <w:p>
-      <w:pPr>
-        <w:spacing w:after="120"/>
-        <w:jc w:val="both"/>
-        <w:rPr>
-          <w:rFonts w:ascii="Times New Roman" w:hAnsi="Times New Roman" w:cs="Times New Roman"/>
-          <w:b/>
-          <w:sz w:val="24"/>
-          <w:szCs w:val="24"/>
-          <w:lang w:val="ru-MD"/>
-        </w:rPr>
-      </w:pPr>
-      <w:r>
-        <w:rPr>
-          <w:rFonts w:ascii="Times New Roman" w:hAnsi="Times New Roman" w:cs="Times New Roman"/>
-          <w:b/>
-          <w:sz w:val="24"/>
-          <w:szCs w:val="24"/>
-          <w:lang w:val="ru-MD"/>
-        </w:rPr>
-        <w:t>Слава і нині</w:t>
-      </w:r>
-      <w:r>
-        <w:rPr>
-          <w:rFonts w:ascii="Times New Roman" w:hAnsi="Times New Roman" w:cs="Times New Roman"/>
-          <w:sz w:val="24"/>
-          <w:szCs w:val="24"/>
-          <w:lang w:val="ru-MD"/>
-        </w:rPr>
-        <w:t xml:space="preserve">: </w:t>
-      </w:r>
-      <w:r>
-        <w:rPr>
-          <w:rFonts w:ascii="Times New Roman" w:hAnsi="Times New Roman" w:cs="Times New Roman"/>
-          <w:i/>
-          <w:color w:val="FF0000"/>
-          <w:sz w:val="24"/>
-          <w:szCs w:val="24"/>
-          <w:lang w:val="ru-MD"/>
-        </w:rPr>
-        <w:t>Богородичний:</w:t>
-      </w:r>
-      <w:r>
-        <w:rPr>
-          <w:rFonts w:ascii="Times New Roman" w:hAnsi="Times New Roman" w:cs="Times New Roman"/>
-          <w:sz w:val="24"/>
-          <w:szCs w:val="24"/>
-          <w:lang w:val="ru-MD"/>
-        </w:rPr>
-        <w:t xml:space="preserve"> Радуйся, Богородице, Освячена Божественна Оселе Всевишнього, через Тебе бо дано радість тим, що взивають: «Благословенна єси між жонами, Всенепорочная Владичице».</w:t>
-      </w:r>
-    </w:p>
-    <w:p>
-      <w:pPr>
-        <w:spacing w:after="120"/>
-        <w:jc w:val="both"/>
-        <w:rPr>
-          <w:rFonts w:ascii="Times New Roman" w:hAnsi="Times New Roman" w:cs="Times New Roman"/>
-          <w:b/>
-          <w:sz w:val="24"/>
-          <w:szCs w:val="24"/>
-          <w:lang w:val="ru-MD"/>
-        </w:rPr>
-      </w:pPr>
-      <w:r>
-        <w:rPr>
-          <w:rFonts w:ascii="Times New Roman" w:hAnsi="Times New Roman" w:cs="Times New Roman"/>
-          <w:i/>
-          <w:color w:val="FF0000"/>
-          <w:sz w:val="24"/>
-          <w:szCs w:val="24"/>
-          <w:lang w:val="ru-MD"/>
-        </w:rPr>
-        <w:t>Ірмос 8:</w:t>
-      </w:r>
-      <w:r>
-        <w:rPr>
-          <w:rFonts w:ascii="Times New Roman" w:hAnsi="Times New Roman" w:cs="Times New Roman"/>
-          <w:b/>
-          <w:color w:val="FF0000"/>
-          <w:sz w:val="24"/>
-          <w:szCs w:val="24"/>
-          <w:lang w:val="ru-MD"/>
-        </w:rPr>
-        <w:t xml:space="preserve"> </w:t>
-      </w:r>
-      <w:r>
-        <w:rPr>
-          <w:rFonts w:ascii="Times New Roman" w:hAnsi="Times New Roman" w:cs="Times New Roman"/>
-          <w:b/>
-          <w:sz w:val="24"/>
-          <w:szCs w:val="24"/>
-          <w:lang w:val="ru-MD"/>
-        </w:rPr>
-        <w:t>Руки розпростер Даниїл і пащі левам у ямі затулив.* Вогненну ж силу загасили чеснотами опоясані юнаки, любителі побожности, взиваючи:* Всі створіння Господні, благословіть Господа!</w:t>
-      </w:r>
-    </w:p>
-    <w:p>
-      <w:pPr>
-        <w:spacing w:after="120"/>
-        <w:jc w:val="both"/>
-        <w:rPr>
-          <w:rFonts w:ascii="Times New Roman" w:hAnsi="Times New Roman" w:cs="Times New Roman"/>
-          <w:sz w:val="24"/>
-          <w:szCs w:val="24"/>
-          <w:u w:val="single"/>
-          <w:lang w:val="ru-MD"/>
-        </w:rPr>
-      </w:pPr>
-      <w:r>
-        <w:rPr>
-          <w:rFonts w:ascii="Times New Roman" w:hAnsi="Times New Roman" w:cs="Times New Roman"/>
-          <w:i/>
-          <w:color w:val="FF0000"/>
-          <w:sz w:val="24"/>
-          <w:szCs w:val="24"/>
-          <w:lang w:val="ru-MD"/>
-        </w:rPr>
-        <w:t>Приспів:</w:t>
-      </w:r>
-      <w:r>
-        <w:rPr>
-          <w:rFonts w:ascii="Times New Roman" w:hAnsi="Times New Roman" w:cs="Times New Roman"/>
-          <w:i/>
-          <w:sz w:val="24"/>
-          <w:szCs w:val="24"/>
-          <w:lang w:val="ru-MD"/>
-        </w:rPr>
-        <w:t xml:space="preserve"> </w:t>
-      </w:r>
-      <w:r>
-        <w:rPr>
-          <w:rFonts w:ascii="Times New Roman" w:hAnsi="Times New Roman" w:cs="Times New Roman"/>
-          <w:sz w:val="24"/>
-          <w:szCs w:val="24"/>
-          <w:u w:val="single"/>
-          <w:lang w:val="ru-MD"/>
-        </w:rPr>
-        <w:t>Слава, Господи, святому Воскресінню Твоєму.</w:t>
-      </w:r>
-    </w:p>
-    <w:p>
-      <w:pPr>
-        <w:spacing w:after="120"/>
-        <w:jc w:val="both"/>
-        <w:rPr>
-          <w:rFonts w:ascii="Times New Roman" w:hAnsi="Times New Roman" w:cs="Times New Roman"/>
-          <w:sz w:val="24"/>
-          <w:szCs w:val="24"/>
-          <w:lang w:val="ru-MD"/>
-        </w:rPr>
-      </w:pPr>
-      <w:r>
-        <w:rPr>
-          <w:rFonts w:ascii="Times New Roman" w:hAnsi="Times New Roman" w:cs="Times New Roman"/>
-          <w:sz w:val="24"/>
-          <w:szCs w:val="24"/>
-          <w:lang w:val="ru-MD"/>
-        </w:rPr>
-        <w:t>Руки розпростерши на хресті, Ти, Владико, всі народи зібрав і єдину, що славить Тебе, Церкву заснував для тих, що на землі й на небі однодушно співають: «Благословіть, усі творіння Господні, Господа».</w:t>
-      </w:r>
-    </w:p>
-    <w:p>
-      <w:pPr>
-        <w:spacing w:after="120"/>
-        <w:jc w:val="both"/>
-        <w:rPr>
-          <w:rFonts w:ascii="Times New Roman" w:hAnsi="Times New Roman" w:cs="Times New Roman"/>
-          <w:sz w:val="24"/>
-          <w:szCs w:val="24"/>
-          <w:u w:val="single"/>
-          <w:lang w:val="ru-MD"/>
-        </w:rPr>
-      </w:pPr>
-      <w:r>
-        <w:rPr>
-          <w:rFonts w:ascii="Times New Roman" w:hAnsi="Times New Roman" w:cs="Times New Roman"/>
-          <w:i/>
-          <w:color w:val="FF0000"/>
-          <w:sz w:val="24"/>
-          <w:szCs w:val="24"/>
-          <w:lang w:val="ru-MD"/>
-        </w:rPr>
-        <w:t>Приспів:</w:t>
-      </w:r>
-      <w:r>
-        <w:rPr>
-          <w:rFonts w:ascii="Times New Roman" w:hAnsi="Times New Roman" w:cs="Times New Roman"/>
-          <w:i/>
-          <w:sz w:val="24"/>
-          <w:szCs w:val="24"/>
-          <w:lang w:val="ru-MD"/>
-        </w:rPr>
-        <w:t xml:space="preserve"> </w:t>
-      </w:r>
-      <w:r>
-        <w:rPr>
-          <w:rFonts w:ascii="Times New Roman" w:hAnsi="Times New Roman" w:cs="Times New Roman"/>
-          <w:sz w:val="24"/>
-          <w:szCs w:val="24"/>
-          <w:u w:val="single"/>
-          <w:lang w:val="ru-MD"/>
-        </w:rPr>
-        <w:t>Слава, Господи, святому Воскресінню Твоєму.</w:t>
-      </w:r>
-    </w:p>
-    <w:p>
-      <w:pPr>
-        <w:spacing w:after="120"/>
-        <w:jc w:val="both"/>
-        <w:rPr>
-          <w:rFonts w:ascii="Times New Roman" w:hAnsi="Times New Roman" w:cs="Times New Roman"/>
-          <w:sz w:val="24"/>
-          <w:szCs w:val="24"/>
-          <w:lang w:val="ru-MD"/>
-        </w:rPr>
-      </w:pPr>
-      <w:r>
-        <w:rPr>
-          <w:rFonts w:ascii="Times New Roman" w:hAnsi="Times New Roman" w:cs="Times New Roman"/>
-          <w:sz w:val="24"/>
-          <w:szCs w:val="24"/>
-          <w:lang w:val="ru-MD"/>
-        </w:rPr>
-        <w:t>У білу шату зодягнений, осяяний неприступним світлом воскресіння, ангел з’явився жонам, взиваючи: «Чому живого шукаєте у гробі, як мертвого? Воістину встав Христос, до Нього кличемо: Всі творіння оспівуйте Господа, і прославляйте по всі віки».</w:t>
-      </w:r>
-    </w:p>
-    <w:p>
-      <w:pPr>
-        <w:spacing w:after="120"/>
-        <w:jc w:val="both"/>
-        <w:rPr>
-          <w:rFonts w:ascii="Times New Roman" w:hAnsi="Times New Roman" w:cs="Times New Roman"/>
-          <w:sz w:val="24"/>
-          <w:szCs w:val="24"/>
-          <w:lang w:val="ru-MD"/>
-        </w:rPr>
-      </w:pPr>
-      <w:r>
-        <w:rPr>
-          <w:rFonts w:ascii="Times New Roman" w:hAnsi="Times New Roman" w:cs="Times New Roman"/>
-          <w:b/>
-          <w:sz w:val="24"/>
-          <w:szCs w:val="24"/>
-          <w:lang w:val="ru-MD"/>
-        </w:rPr>
-        <w:t>Благословім Отця, і Сина, і Святого Духа – Господа завжди, нині і повсякчас  і на віки віків.</w:t>
-      </w:r>
-    </w:p>
-    <w:p>
-      <w:pPr>
-        <w:spacing w:after="120"/>
-        <w:jc w:val="both"/>
-        <w:rPr>
-          <w:rFonts w:ascii="Times New Roman" w:hAnsi="Times New Roman" w:cs="Times New Roman"/>
-          <w:sz w:val="24"/>
-          <w:szCs w:val="24"/>
-          <w:lang w:val="ru-MD"/>
-        </w:rPr>
-      </w:pPr>
-      <w:r>
-        <w:rPr>
-          <w:rFonts w:ascii="Times New Roman" w:hAnsi="Times New Roman" w:cs="Times New Roman"/>
-          <w:i/>
-          <w:color w:val="FF0000"/>
-          <w:sz w:val="24"/>
-          <w:szCs w:val="24"/>
-          <w:lang w:val="ru-MD"/>
-        </w:rPr>
-        <w:t>Богородичний:</w:t>
-      </w:r>
-      <w:r>
-        <w:rPr>
-          <w:rFonts w:ascii="Times New Roman" w:hAnsi="Times New Roman" w:cs="Times New Roman"/>
-          <w:sz w:val="24"/>
-          <w:szCs w:val="24"/>
-          <w:lang w:val="ru-MD"/>
-        </w:rPr>
-        <w:t xml:space="preserve"> В усіх поколіннях Ти єдина, Пречиста Діво, Матір’ю Божою явилася; Ти, Всенепорочна, оселею Божества була, вогнищем неприступного світла неопалена. </w:t>
-      </w:r>
-      <w:r>
-        <w:rPr>
-          <w:rFonts w:ascii="Times New Roman" w:hAnsi="Times New Roman" w:cs="Times New Roman"/>
-          <w:sz w:val="24"/>
-          <w:szCs w:val="24"/>
-          <w:lang w:val="ru-MD"/>
-        </w:rPr>
-        <w:t>Тому всі прославляємо Тебе, Маріє Богоневісто.</w:t>
-      </w:r>
-    </w:p>
-    <w:p>
-      <w:pPr>
-        <w:spacing w:after="120"/>
-        <w:jc w:val="both"/>
-        <w:rPr>
-          <w:rFonts w:ascii="Times New Roman" w:hAnsi="Times New Roman" w:cs="Times New Roman"/>
-          <w:i/>
-          <w:color w:val="FF0000"/>
-          <w:sz w:val="24"/>
-          <w:szCs w:val="24"/>
-          <w:lang w:val="ru-MD"/>
-        </w:rPr>
-      </w:pPr>
-    </w:p>
-    <w:p>
-      <w:pPr>
-        <w:pStyle w:val="Heading3"/>
+        <w:rPr>
+          <w:rFonts w:ascii="Times New Roman" w:hAnsi="Times New Roman" w:cs="Times New Roman"/>
+          <w:sz w:val="24"/>
+          <w:szCs w:val="24"/>
+        </w:rPr>
+      </w:pPr>
+      <w:r>
+        <w:rPr>
+          <w:rFonts w:ascii="Times New Roman" w:hAnsi="Times New Roman" w:cs="Times New Roman"/>
+          <w:i/>
+          <w:iCs/>
+          <w:color w:val="FF0000"/>
+          <w:sz w:val="24"/>
+          <w:szCs w:val="24"/>
+          <w:lang w:eastAsia="uk-UA"/>
+        </w:rPr>
+        <w:t xml:space="preserve">Кондак (г. 4): </w:t>
+      </w:r>
+      <w:r>
+        <w:rPr>
+          <w:rFonts w:ascii="Times New Roman" w:hAnsi="Times New Roman" w:cs="Times New Roman"/>
+          <w:sz w:val="24"/>
+          <w:szCs w:val="24"/>
+          <w:lang w:eastAsia="uk-UA"/>
+        </w:rPr>
+        <w:t>Спас і Визволи́тель мій* із гро́бу як Бог* воскреси́в від око́в земноро́джених* і врата́ а́дові сокруши́в,* і як Влади́ка* воскре́с тридне́вний</w:t>
+      </w:r>
+      <w:r>
+        <w:rPr>
+          <w:rFonts w:ascii="Times New Roman" w:hAnsi="Times New Roman" w:cs="Times New Roman"/>
+          <w:sz w:val="24"/>
+          <w:szCs w:val="24"/>
+        </w:rPr>
+        <w:t>.</w:t>
+      </w:r>
+    </w:p>
+    <w:p>
+      <w:pPr>
+        <w:spacing w:after="120"/>
+        <w:jc w:val="both"/>
+        <w:rPr>
+          <w:rFonts w:ascii="Times New Roman" w:hAnsi="Times New Roman" w:cs="Times New Roman"/>
+          <w:i/>
+          <w:color w:val="FF0000"/>
+          <w:sz w:val="24"/>
+          <w:szCs w:val="24"/>
+          <w:lang w:val="ru-MD"/>
+        </w:rPr>
+      </w:pPr>
+    </w:p>
+    <w:p>
+      <w:pPr>
+        <w:pStyle w:val="3"/>
         <w:spacing w:before="0" w:after="120"/>
         <w:jc w:val="center"/>
         <w:rPr>
           <w:rFonts w:ascii="Times New Roman" w:eastAsia="Times New Roman" w:hAnsi="Times New Roman" w:cs="Times New Roman"/>
-          <w:b/>
-          <w:i/>
           <w:color w:val="FF0000"/>
           <w:lang w:val="ru-MD"/>
         </w:rPr>
@@ -19227,96 +18927,48 @@
         <w:rPr>
           <w:rFonts w:ascii="Times New Roman" w:eastAsia="Times New Roman" w:hAnsi="Times New Roman" w:cs="Times New Roman"/>
           <w:b/>
-          <w:i/>
-          <w:color w:val="FF0000"/>
-          <w:lang w:val="ru-MD"/>
-        </w:rPr>
-        <w:lastRenderedPageBreak/>
-        <w:t>Пісня Богородиці</w:t>
-      </w:r>
-    </w:p>
-    <w:p>
-      <w:pPr>
-        <w:spacing w:after="120"/>
-        <w:jc w:val="both"/>
-        <w:rPr>
-          <w:rFonts w:ascii="Times New Roman" w:hAnsi="Times New Roman" w:cs="Times New Roman"/>
-          <w:i/>
-          <w:color w:val="FF0000"/>
-          <w:sz w:val="24"/>
-          <w:szCs w:val="24"/>
-        </w:rPr>
-      </w:pPr>
-      <w:r>
-        <w:rPr>
-          <w:rFonts w:ascii="Times New Roman" w:hAnsi="Times New Roman" w:cs="Times New Roman"/>
-          <w:i/>
-          <w:color w:val="FF0000"/>
-          <w:sz w:val="24"/>
-          <w:szCs w:val="24"/>
-          <w:lang w:val="ru-MD"/>
-        </w:rPr>
-        <w:t xml:space="preserve">Після катавасії восьмої пісні диякон бере кадильницю і, ставши перед іконою </w:t>
-      </w:r>
-      <w:r>
-        <w:rPr>
-          <w:rFonts w:ascii="Times New Roman" w:hAnsi="Times New Roman" w:cs="Times New Roman"/>
-          <w:i/>
-          <w:color w:val="FF0000"/>
-          <w:sz w:val="24"/>
-          <w:szCs w:val="24"/>
-        </w:rPr>
-        <w:t xml:space="preserve">Богородиці, мовить: </w:t>
-      </w:r>
-    </w:p>
-    <w:p>
-      <w:pPr>
-        <w:spacing w:after="120"/>
-        <w:jc w:val="both"/>
-        <w:rPr>
-          <w:rFonts w:ascii="Times New Roman" w:hAnsi="Times New Roman" w:cs="Times New Roman"/>
-          <w:color w:val="000000"/>
-          <w:sz w:val="24"/>
-          <w:szCs w:val="24"/>
-          <w:lang w:val="ru-MD"/>
-        </w:rPr>
-      </w:pPr>
-      <w:r>
-        <w:rPr>
-          <w:rFonts w:ascii="Times New Roman" w:hAnsi="Times New Roman" w:cs="Times New Roman"/>
-          <w:color w:val="000000"/>
-          <w:sz w:val="24"/>
-          <w:szCs w:val="24"/>
-          <w:lang w:val="ru-MD"/>
-        </w:rPr>
-        <w:t>Богородицю і Матір Світла піснями звеличаймо.</w:t>
-      </w:r>
-    </w:p>
-    <w:p>
-      <w:pPr>
-        <w:spacing w:after="120"/>
-        <w:jc w:val="both"/>
-        <w:rPr>
-          <w:rFonts w:ascii="Times New Roman" w:hAnsi="Times New Roman" w:cs="Times New Roman"/>
-          <w:sz w:val="24"/>
-          <w:szCs w:val="24"/>
-          <w:lang w:val="ru-MD"/>
-        </w:rPr>
-      </w:pPr>
-      <w:r>
-        <w:rPr>
-          <w:rFonts w:ascii="Times New Roman" w:hAnsi="Times New Roman" w:cs="Times New Roman"/>
-          <w:i/>
-          <w:color w:val="FF0000"/>
-          <w:sz w:val="24"/>
-          <w:szCs w:val="24"/>
-          <w:lang w:val="ru-MD"/>
-        </w:rPr>
-        <w:t>Вірні:</w:t>
-      </w:r>
-      <w:r>
-        <w:rPr>
-          <w:rFonts w:ascii="Times New Roman" w:hAnsi="Times New Roman" w:cs="Times New Roman"/>
+          <w:color w:val="FF0000"/>
+          <w:lang w:val="ru-MD"/>
+        </w:rPr>
+        <w:t xml:space="preserve">Пісня </w:t>
+      </w:r>
+      <w:r>
+        <w:rPr>
+          <w:rFonts w:ascii="Times New Roman" w:eastAsia="Times New Roman" w:hAnsi="Times New Roman" w:cs="Times New Roman"/>
+          <w:b/>
+          <w:color w:val="FF0000"/>
+          <w:lang w:val="ru-MD"/>
+        </w:rPr>
+        <w:t>7</w:t>
+      </w:r>
+    </w:p>
+    <w:p>
+      <w:pPr>
+        <w:spacing w:after="120"/>
+        <w:jc w:val="both"/>
+        <w:rPr>
+          <w:rFonts w:ascii="Times New Roman" w:hAnsi="Times New Roman" w:cs="Times New Roman"/>
+          <w:b/>
+          <w:sz w:val="24"/>
+          <w:szCs w:val="24"/>
+          <w:lang w:val="ru-MD"/>
+        </w:rPr>
+      </w:pPr>
+      <w:r>
+        <w:rPr>
+          <w:rFonts w:ascii="Times New Roman" w:hAnsi="Times New Roman" w:cs="Times New Roman"/>
+          <w:i/>
+          <w:color w:val="FF0000"/>
+          <w:sz w:val="24"/>
+          <w:szCs w:val="24"/>
+          <w:lang w:val="ru-MD"/>
+        </w:rPr>
+        <w:t>Ірмос (г. 4):</w:t>
+      </w:r>
+      <w:r>
+        <w:rPr>
+          <w:rFonts w:ascii="Times New Roman" w:hAnsi="Times New Roman" w:cs="Times New Roman"/>
+          <w:b/>
           <w:color w:val="FF0000"/>
           <w:sz w:val="24"/>
           <w:szCs w:val="24"/>
@@ -19327,176 +18979,210 @@
       <w:r>
         <w:rPr>
           <w:rFonts w:ascii="Times New Roman" w:hAnsi="Times New Roman" w:cs="Times New Roman"/>
-          <w:sz w:val="24"/>
-          <w:szCs w:val="24"/>
-          <w:lang w:val="ru-MD"/>
-        </w:rPr>
-        <w:t>Величає душа моя Господа,* і дух мій радіє в Бозі, Спасі моїм.</w:t>
-      </w:r>
-    </w:p>
-    <w:p>
-      <w:pPr>
-        <w:spacing w:after="120"/>
-        <w:jc w:val="both"/>
-        <w:rPr>
-          <w:rFonts w:ascii="Times New Roman" w:hAnsi="Times New Roman" w:cs="Times New Roman"/>
-          <w:sz w:val="24"/>
-          <w:szCs w:val="24"/>
-          <w:lang w:val="ru-MD"/>
-        </w:rPr>
-      </w:pPr>
-      <w:r>
-        <w:rPr>
-          <w:rFonts w:ascii="Times New Roman" w:hAnsi="Times New Roman" w:cs="Times New Roman"/>
-          <w:sz w:val="24"/>
-          <w:szCs w:val="24"/>
-          <w:lang w:val="ru-MD"/>
-        </w:rPr>
-        <w:t xml:space="preserve">Чеснішу від херувимів,* і незрівнянно славнішу від серафимів,* що без зотління Бога Слово породила,* сущу Богородицю, тебе величаємо. </w:t>
-      </w:r>
-      <w:r>
-        <w:rPr>
-          <w:rFonts w:ascii="Times New Roman" w:hAnsi="Times New Roman" w:cs="Times New Roman"/>
-          <w:i/>
-          <w:color w:val="FF0000"/>
-          <w:sz w:val="24"/>
-          <w:szCs w:val="24"/>
-          <w:lang w:val="ru-MD"/>
-        </w:rPr>
-        <w:t>(Після кожного стиха)</w:t>
-      </w:r>
-      <w:r>
-        <w:rPr>
-          <w:rFonts w:ascii="Times New Roman" w:hAnsi="Times New Roman" w:cs="Times New Roman"/>
-          <w:i/>
-          <w:sz w:val="24"/>
-          <w:szCs w:val="24"/>
-          <w:lang w:val="ru-MD"/>
-        </w:rPr>
-        <w:t>.</w:t>
-      </w:r>
-    </w:p>
-    <w:p>
-      <w:pPr>
-        <w:spacing w:after="120"/>
-        <w:jc w:val="both"/>
-        <w:rPr>
-          <w:rFonts w:ascii="Times New Roman" w:hAnsi="Times New Roman" w:cs="Times New Roman"/>
-          <w:sz w:val="24"/>
-          <w:szCs w:val="24"/>
-          <w:lang w:val="ru-MD"/>
-        </w:rPr>
-      </w:pPr>
-      <w:r>
-        <w:rPr>
-          <w:rFonts w:ascii="Times New Roman" w:hAnsi="Times New Roman" w:cs="Times New Roman"/>
-          <w:sz w:val="24"/>
-          <w:szCs w:val="24"/>
-          <w:lang w:val="ru-MD"/>
-        </w:rPr>
-        <w:t>Бо він зглянувся на покору слугині своєї,* ось бо віднині ублажатимуть мене всі роди.</w:t>
-      </w:r>
-    </w:p>
-    <w:p>
-      <w:pPr>
-        <w:spacing w:after="120"/>
-        <w:jc w:val="both"/>
-        <w:rPr>
-          <w:rFonts w:ascii="Times New Roman" w:hAnsi="Times New Roman" w:cs="Times New Roman"/>
-          <w:sz w:val="24"/>
-          <w:szCs w:val="24"/>
-          <w:lang w:val="ru-MD"/>
-        </w:rPr>
-      </w:pPr>
-      <w:r>
-        <w:rPr>
-          <w:rFonts w:ascii="Times New Roman" w:hAnsi="Times New Roman" w:cs="Times New Roman"/>
-          <w:sz w:val="24"/>
-          <w:szCs w:val="24"/>
-          <w:lang w:val="ru-MD"/>
-        </w:rPr>
-        <w:t>Велике бо вчинив мені Всемогутній, і святе ім'я його.* Милосердя його з роду в рід на тих, які бояться його.</w:t>
-      </w:r>
-    </w:p>
-    <w:p>
-      <w:pPr>
-        <w:spacing w:after="120"/>
-        <w:jc w:val="both"/>
-        <w:rPr>
-          <w:rFonts w:ascii="Times New Roman" w:hAnsi="Times New Roman" w:cs="Times New Roman"/>
-          <w:sz w:val="24"/>
-          <w:szCs w:val="24"/>
-          <w:lang w:val="ru-MD"/>
-        </w:rPr>
-      </w:pPr>
-      <w:r>
-        <w:rPr>
-          <w:rFonts w:ascii="Times New Roman" w:hAnsi="Times New Roman" w:cs="Times New Roman"/>
-          <w:sz w:val="24"/>
-          <w:szCs w:val="24"/>
-          <w:lang w:val="ru-MD"/>
-        </w:rPr>
-        <w:t>Він виявив потугу рамени свого,* розвіяв гордих у задумах їхніх сердець.</w:t>
-      </w:r>
-    </w:p>
-    <w:p>
-      <w:pPr>
-        <w:spacing w:after="120"/>
-        <w:jc w:val="both"/>
-        <w:rPr>
-          <w:rFonts w:ascii="Times New Roman" w:hAnsi="Times New Roman" w:cs="Times New Roman"/>
-          <w:sz w:val="24"/>
-          <w:szCs w:val="24"/>
-          <w:lang w:val="ru-MD"/>
-        </w:rPr>
-      </w:pPr>
-      <w:r>
-        <w:rPr>
-          <w:rFonts w:ascii="Times New Roman" w:hAnsi="Times New Roman" w:cs="Times New Roman"/>
-          <w:sz w:val="24"/>
-          <w:szCs w:val="24"/>
-          <w:lang w:val="ru-MD"/>
-        </w:rPr>
-        <w:t>Могутніх скинув з престолів, підняв угору смиренних;* наситив благами голодних, багатих же відіслав з порожніми руками.</w:t>
-      </w:r>
-    </w:p>
-    <w:p>
-      <w:pPr>
-        <w:spacing w:after="120"/>
-        <w:jc w:val="both"/>
-        <w:rPr>
-          <w:rFonts w:ascii="Times New Roman" w:hAnsi="Times New Roman" w:cs="Times New Roman"/>
-          <w:sz w:val="24"/>
-          <w:szCs w:val="24"/>
-          <w:lang w:val="ru-MD"/>
-        </w:rPr>
-      </w:pPr>
-      <w:r>
-        <w:rPr>
-          <w:rFonts w:ascii="Times New Roman" w:hAnsi="Times New Roman" w:cs="Times New Roman"/>
-          <w:sz w:val="24"/>
-          <w:szCs w:val="24"/>
-          <w:lang w:val="ru-MD"/>
-        </w:rPr>
-        <w:t>Він пригорнув Ізраїля, слугу свого, згадавши своє милосердя,* як обіцяв був батькам нашим – Авраамові і його потомству повіки.</w:t>
-      </w:r>
-    </w:p>
-    <w:p>
-      <w:pPr>
-        <w:spacing w:after="120"/>
-        <w:jc w:val="both"/>
-        <w:rPr>
-          <w:rFonts w:ascii="Times New Roman" w:hAnsi="Times New Roman" w:cs="Times New Roman"/>
           <w:b/>
           <w:sz w:val="24"/>
           <w:szCs w:val="24"/>
           <w:lang w:val="ru-MD"/>
         </w:rPr>
-      </w:pPr>
-    </w:p>
-    <w:p>
-      <w:pPr>
-        <w:pStyle w:val="Heading3"/>
+        <w:t>В печі перській Авраамові юнаки, любов'ю побожности запалені більше, ніж полум'ям, взивали:* Благословенний ти в храмі слави твоєї, Господи!</w:t>
+      </w:r>
+    </w:p>
+    <w:p>
+      <w:pPr>
+        <w:spacing w:after="120"/>
+        <w:jc w:val="both"/>
+        <w:rPr>
+          <w:rFonts w:ascii="Times New Roman" w:hAnsi="Times New Roman" w:cs="Times New Roman"/>
+          <w:sz w:val="24"/>
+          <w:szCs w:val="24"/>
+          <w:u w:val="single"/>
+          <w:lang w:val="ru-MD"/>
+        </w:rPr>
+      </w:pPr>
+      <w:r>
+        <w:rPr>
+          <w:rFonts w:ascii="Times New Roman" w:hAnsi="Times New Roman" w:cs="Times New Roman"/>
+          <w:i/>
+          <w:color w:val="FF0000"/>
+          <w:sz w:val="24"/>
+          <w:szCs w:val="24"/>
+          <w:lang w:val="ru-MD"/>
+        </w:rPr>
+        <w:t>Приспів:</w:t>
+      </w:r>
+      <w:r>
+        <w:rPr>
+          <w:rFonts w:ascii="Times New Roman" w:hAnsi="Times New Roman" w:cs="Times New Roman"/>
+          <w:i/>
+          <w:sz w:val="24"/>
+          <w:szCs w:val="24"/>
+          <w:lang w:val="ru-MD"/>
+        </w:rPr>
+        <w:t xml:space="preserve"> </w:t>
+      </w:r>
+      <w:r>
+        <w:rPr>
+          <w:rFonts w:ascii="Times New Roman" w:hAnsi="Times New Roman" w:cs="Times New Roman"/>
+          <w:sz w:val="24"/>
+          <w:szCs w:val="24"/>
+          <w:u w:val="single"/>
+          <w:lang w:val="ru-MD"/>
+        </w:rPr>
+        <w:t>Слава, Господи, святому Воскресінню Твоєму.</w:t>
+      </w:r>
+    </w:p>
+    <w:p>
+      <w:pPr>
+        <w:spacing w:after="120"/>
+        <w:jc w:val="both"/>
+        <w:rPr>
+          <w:rFonts w:ascii="Times New Roman" w:hAnsi="Times New Roman" w:cs="Times New Roman"/>
+          <w:sz w:val="24"/>
+          <w:szCs w:val="24"/>
+          <w:lang w:val="ru-MD"/>
+        </w:rPr>
+      </w:pPr>
+      <w:r>
+        <w:rPr>
+          <w:rFonts w:ascii="Times New Roman" w:hAnsi="Times New Roman" w:cs="Times New Roman"/>
+          <w:sz w:val="24"/>
+          <w:szCs w:val="24"/>
+          <w:lang w:val="ru-MD"/>
+        </w:rPr>
+        <w:t>До нетління знов було покликане людство, Божественною кров’ю обмите, і вдячно співає: «Благословен єси в храмі слави Твоєї, Господи».</w:t>
+      </w:r>
+    </w:p>
+    <w:p>
+      <w:pPr>
+        <w:spacing w:after="120"/>
+        <w:jc w:val="both"/>
+        <w:rPr>
+          <w:rFonts w:ascii="Times New Roman" w:hAnsi="Times New Roman" w:cs="Times New Roman"/>
+          <w:sz w:val="24"/>
+          <w:szCs w:val="24"/>
+          <w:u w:val="single"/>
+          <w:lang w:val="ru-MD"/>
+        </w:rPr>
+      </w:pPr>
+      <w:r>
+        <w:rPr>
+          <w:rFonts w:ascii="Times New Roman" w:hAnsi="Times New Roman" w:cs="Times New Roman"/>
+          <w:i/>
+          <w:color w:val="FF0000"/>
+          <w:sz w:val="24"/>
+          <w:szCs w:val="24"/>
+          <w:lang w:val="ru-MD"/>
+        </w:rPr>
+        <w:t>Приспів:</w:t>
+      </w:r>
+      <w:r>
+        <w:rPr>
+          <w:rFonts w:ascii="Times New Roman" w:hAnsi="Times New Roman" w:cs="Times New Roman"/>
+          <w:i/>
+          <w:sz w:val="24"/>
+          <w:szCs w:val="24"/>
+          <w:lang w:val="ru-MD"/>
+        </w:rPr>
+        <w:t xml:space="preserve"> </w:t>
+      </w:r>
+      <w:r>
+        <w:rPr>
+          <w:rFonts w:ascii="Times New Roman" w:hAnsi="Times New Roman" w:cs="Times New Roman"/>
+          <w:sz w:val="24"/>
+          <w:szCs w:val="24"/>
+          <w:u w:val="single"/>
+          <w:lang w:val="ru-MD"/>
+        </w:rPr>
+        <w:t>Слава, Господи, святому Воскресінню Твоєму.</w:t>
+      </w:r>
+    </w:p>
+    <w:p>
+      <w:pPr>
+        <w:spacing w:after="120"/>
+        <w:jc w:val="both"/>
+        <w:rPr>
+          <w:rFonts w:ascii="Times New Roman" w:hAnsi="Times New Roman" w:cs="Times New Roman"/>
+          <w:sz w:val="24"/>
+          <w:szCs w:val="24"/>
+          <w:lang w:val="ru-MD"/>
+        </w:rPr>
+      </w:pPr>
+      <w:r>
+        <w:rPr>
+          <w:rFonts w:ascii="Times New Roman" w:hAnsi="Times New Roman" w:cs="Times New Roman"/>
+          <w:sz w:val="24"/>
+          <w:szCs w:val="24"/>
+          <w:lang w:val="ru-MD"/>
+        </w:rPr>
+        <w:t>Як живоносець, воістину красніший від раю, і від усякої палати царської світліший, явився, Христе, гріб Твій джерелом нашого воскресіння.</w:t>
+      </w:r>
+    </w:p>
+    <w:p>
+      <w:pPr>
+        <w:spacing w:after="120"/>
+        <w:jc w:val="both"/>
+        <w:rPr>
+          <w:rFonts w:ascii="Times New Roman" w:hAnsi="Times New Roman" w:cs="Times New Roman"/>
+          <w:sz w:val="24"/>
+          <w:szCs w:val="24"/>
+          <w:lang w:val="ru-MD"/>
+        </w:rPr>
+      </w:pPr>
+      <w:r>
+        <w:rPr>
+          <w:rFonts w:ascii="Times New Roman" w:hAnsi="Times New Roman" w:cs="Times New Roman"/>
+          <w:b/>
+          <w:sz w:val="24"/>
+          <w:szCs w:val="24"/>
+          <w:lang w:val="ru-MD"/>
+        </w:rPr>
+        <w:t>Слава і нині</w:t>
+      </w:r>
+      <w:r>
+        <w:rPr>
+          <w:rFonts w:ascii="Times New Roman" w:hAnsi="Times New Roman" w:cs="Times New Roman"/>
+          <w:sz w:val="24"/>
+          <w:szCs w:val="24"/>
+          <w:lang w:val="ru-MD"/>
+        </w:rPr>
+        <w:t xml:space="preserve">: </w:t>
+      </w:r>
+      <w:r>
+        <w:rPr>
+          <w:rFonts w:ascii="Times New Roman" w:hAnsi="Times New Roman" w:cs="Times New Roman"/>
+          <w:i/>
+          <w:color w:val="FF0000"/>
+          <w:sz w:val="24"/>
+          <w:szCs w:val="24"/>
+          <w:lang w:val="ru-MD"/>
+        </w:rPr>
+        <w:t>Богородичний:</w:t>
+      </w:r>
+      <w:r>
+        <w:rPr>
+          <w:rFonts w:ascii="Times New Roman" w:hAnsi="Times New Roman" w:cs="Times New Roman"/>
+          <w:sz w:val="24"/>
+          <w:szCs w:val="24"/>
+          <w:lang w:val="ru-MD"/>
+        </w:rPr>
+        <w:t xml:space="preserve"> Радуйся, Богородице, Освячена Божественна Оселе Всевишнього, через Тебе бо дано радість тим, що взивають: «Благословенна єси між жонами, Всенепорочная Владичице».</w:t>
+      </w:r>
+    </w:p>
+    <w:p>
+      <w:pPr>
+        <w:spacing w:after="120"/>
+        <w:jc w:val="both"/>
+        <w:rPr>
+          <w:rFonts w:ascii="Times New Roman" w:hAnsi="Times New Roman" w:cs="Times New Roman"/>
+          <w:sz w:val="24"/>
+          <w:szCs w:val="24"/>
+          <w:lang w:val="ru-MD"/>
+        </w:rPr>
+      </w:pPr>
+    </w:p>
+    <w:p>
+      <w:pPr>
+        <w:pStyle w:val="3"/>
         <w:spacing w:before="0" w:after="120"/>
         <w:jc w:val="center"/>
         <w:rPr>
@@ -19512,34 +19198,45 @@
           <w:color w:val="FF0000"/>
           <w:lang w:val="ru-MD"/>
         </w:rPr>
-        <w:t>Пісня 9</w:t>
-      </w:r>
-    </w:p>
-    <w:p>
-      <w:pPr>
-        <w:spacing w:after="120"/>
-        <w:jc w:val="both"/>
-        <w:rPr>
-          <w:rFonts w:ascii="Times New Roman" w:hAnsi="Times New Roman" w:cs="Times New Roman"/>
-          <w:sz w:val="24"/>
-          <w:szCs w:val="24"/>
-          <w:lang w:val="ru-MD"/>
-        </w:rPr>
-      </w:pPr>
-      <w:r>
-        <w:rPr>
-          <w:rFonts w:ascii="Times New Roman" w:hAnsi="Times New Roman" w:cs="Times New Roman"/>
-          <w:i/>
-          <w:color w:val="FF0000"/>
-          <w:sz w:val="24"/>
-          <w:szCs w:val="24"/>
-          <w:lang w:val="ru-MD"/>
-        </w:rPr>
-        <w:t>Ірмос:</w:t>
-      </w:r>
-      <w:r>
-        <w:rPr>
-          <w:rFonts w:ascii="Times New Roman" w:hAnsi="Times New Roman" w:cs="Times New Roman"/>
+        <w:t xml:space="preserve">Пісня </w:t>
+      </w:r>
+      <w:r>
+        <w:rPr>
+          <w:rFonts w:ascii="Times New Roman" w:eastAsia="Times New Roman" w:hAnsi="Times New Roman" w:cs="Times New Roman"/>
+          <w:b/>
+          <w:color w:val="FF0000"/>
+          <w:lang w:val="ru-MD"/>
+        </w:rPr>
+        <w:t>8</w:t>
+      </w:r>
+    </w:p>
+    <w:p>
+      <w:pPr>
+        <w:spacing w:after="120"/>
+        <w:jc w:val="both"/>
+        <w:rPr>
+          <w:rFonts w:ascii="Times New Roman" w:hAnsi="Times New Roman" w:cs="Times New Roman"/>
+          <w:b/>
+          <w:sz w:val="24"/>
+          <w:szCs w:val="24"/>
+          <w:lang w:val="ru-MD"/>
+        </w:rPr>
+      </w:pPr>
+      <w:r>
+        <w:rPr>
+          <w:rFonts w:ascii="Times New Roman" w:hAnsi="Times New Roman" w:cs="Times New Roman"/>
+          <w:i/>
+          <w:color w:val="FF0000"/>
+          <w:sz w:val="24"/>
+          <w:szCs w:val="24"/>
+          <w:lang w:val="ru-MD"/>
+        </w:rPr>
+        <w:t>Ірмос (г. 4):</w:t>
+      </w:r>
+      <w:r>
+        <w:rPr>
+          <w:rFonts w:ascii="Times New Roman" w:hAnsi="Times New Roman" w:cs="Times New Roman"/>
+          <w:b/>
           <w:color w:val="FF0000"/>
           <w:sz w:val="24"/>
           <w:szCs w:val="24"/>
@@ -19555,7 +19252,7 @@
           <w:szCs w:val="24"/>
           <w:lang w:val="ru-MD"/>
         </w:rPr>
-        <w:t>Камінь нерукосічний від тебе, Діво, з ненарушеної гори,* відколовся наріжний – Христос, що з'єднав різні природи.* З цього радіючи, тебе, Богородице, величаємо.</w:t>
+        <w:t>Руки розпростер Даниїл і пащі левам у ямі затулив.* Вогненну ж силу загасили чеснотами опоясані юнаки, любителі побожности, взиваючи:* Всі створіння Господні, благословіть Господа!</w:t>
       </w:r>
     </w:p>
     <w:p>
@@ -19567,6 +19264,7 @@
           <w:sz w:val="24"/>
           <w:szCs w:val="24"/>
           <w:u w:val="single"/>
+          <w:lang w:val="ru-MD"/>
         </w:rPr>
       </w:pPr>
       <w:r>
@@ -19598,41 +19296,65 @@
           <w:u w:val="single"/>
           <w:lang w:val="ru-MD"/>
         </w:rPr>
-        <w:t xml:space="preserve">Слава, Господи, святому Воскресінню </w:t>
-      </w:r>
-      <w:r>
+        <w:t>Слава, Господи, святому Воскресінню Твоєму.</w:t>
+      </w:r>
+    </w:p>
+    <w:p>
+      <w:pPr>
+        <w:spacing w:after="120"/>
+        <w:jc w:val="both"/>
+        <w:rPr>
+          <w:rFonts w:ascii="Times New Roman" w:hAnsi="Times New Roman" w:cs="Times New Roman"/>
+          <w:sz w:val="24"/>
+          <w:szCs w:val="24"/>
+          <w:lang w:val="ru-MD"/>
+        </w:rPr>
+      </w:pPr>
+      <w:r>
+        <w:rPr>
+          <w:rFonts w:ascii="Times New Roman" w:hAnsi="Times New Roman" w:cs="Times New Roman"/>
+          <w:sz w:val="24"/>
+          <w:szCs w:val="24"/>
+          <w:lang w:val="ru-MD"/>
+        </w:rPr>
+        <w:lastRenderedPageBreak/>
+        <w:t>Руки розпростерши на хресті, Ти, Владико, всі народи зібрав і єдину, що славить Тебе, Церкву заснував для тих, що на землі й на небі однодушно співають: «Благословіть, усі творіння Господні, Господа».</w:t>
+      </w:r>
+    </w:p>
+    <w:p>
+      <w:pPr>
+        <w:spacing w:after="120"/>
+        <w:jc w:val="both"/>
         <w:rPr>
           <w:rFonts w:ascii="Times New Roman" w:hAnsi="Times New Roman" w:cs="Times New Roman"/>
           <w:sz w:val="24"/>
           <w:szCs w:val="24"/>
           <w:u w:val="single"/>
-        </w:rPr>
-        <w:t>Твоєму.</w:t>
-      </w:r>
-    </w:p>
-    <w:p>
-      <w:pPr>
-        <w:spacing w:after="120"/>
-        <w:jc w:val="both"/>
-        <w:rPr>
-          <w:rFonts w:ascii="Times New Roman" w:hAnsi="Times New Roman" w:cs="Times New Roman"/>
-          <w:sz w:val="24"/>
-          <w:szCs w:val="24"/>
-        </w:rPr>
-      </w:pPr>
-      <w:r>
-        <w:rPr>
-          <w:rFonts w:ascii="Times New Roman" w:hAnsi="Times New Roman" w:cs="Times New Roman"/>
-          <w:sz w:val="24"/>
-          <w:szCs w:val="24"/>
-        </w:rPr>
-        <w:t>Цілого ти прийняв мене, Боже мій, тож суцільно я в єднанні з тобою незлитно;* в усю повноту ти дав мені спасіння твоєю страстю, яку ти витерпів на хресті в тілі,* задля великої сердечної доброти.</w:t>
-      </w:r>
-    </w:p>
-    <w:p>
-      <w:pPr>
-        <w:spacing w:after="120"/>
-        <w:jc w:val="both"/>
+          <w:lang w:val="ru-MD"/>
+        </w:rPr>
+      </w:pPr>
+      <w:r>
+        <w:rPr>
+          <w:rFonts w:ascii="Times New Roman" w:hAnsi="Times New Roman" w:cs="Times New Roman"/>
+          <w:i/>
+          <w:color w:val="FF0000"/>
+          <w:sz w:val="24"/>
+          <w:szCs w:val="24"/>
+          <w:lang w:val="ru-MD"/>
+        </w:rPr>
+        <w:t>Приспів:</w:t>
+      </w:r>
+      <w:r>
+        <w:rPr>
+          <w:rFonts w:ascii="Times New Roman" w:hAnsi="Times New Roman" w:cs="Times New Roman"/>
+          <w:i/>
+          <w:sz w:val="24"/>
+          <w:szCs w:val="24"/>
+          <w:lang w:val="ru-MD"/>
+        </w:rPr>
+        <w:t xml:space="preserve"> </w:t>
+      </w:r>
+      <w:r>
         <w:rPr>
           <w:rFonts w:ascii="Times New Roman" w:hAnsi="Times New Roman" w:cs="Times New Roman"/>
           <w:sz w:val="24"/>
@@ -19640,36 +19362,6 @@
           <w:u w:val="single"/>
           <w:lang w:val="ru-MD"/>
         </w:rPr>
-      </w:pPr>
-      <w:r>
-        <w:rPr>
-          <w:rFonts w:ascii="Times New Roman" w:hAnsi="Times New Roman" w:cs="Times New Roman"/>
-          <w:i/>
-          <w:color w:val="FF0000"/>
-          <w:sz w:val="24"/>
-          <w:szCs w:val="24"/>
-          <w:lang w:val="ru-MD"/>
-        </w:rPr>
-        <w:t>Приспів:</w:t>
-      </w:r>
-      <w:r>
-        <w:rPr>
-          <w:rFonts w:ascii="Times New Roman" w:hAnsi="Times New Roman" w:cs="Times New Roman"/>
-          <w:i/>
-          <w:sz w:val="24"/>
-          <w:szCs w:val="24"/>
-          <w:lang w:val="ru-MD"/>
-        </w:rPr>
-        <w:t xml:space="preserve"> </w:t>
-      </w:r>
-      <w:r>
-        <w:rPr>
-          <w:rFonts w:ascii="Times New Roman" w:hAnsi="Times New Roman" w:cs="Times New Roman"/>
-          <w:sz w:val="24"/>
-          <w:szCs w:val="24"/>
-          <w:u w:val="single"/>
-          <w:lang w:val="ru-MD"/>
-        </w:rPr>
         <w:t>Слава, Господи, святому Воскресінню Твоєму.</w:t>
       </w:r>
     </w:p>
@@ -19691,7 +19383,7 @@
           <w:szCs w:val="24"/>
           <w:lang w:val="ru-MD"/>
         </w:rPr>
-        <w:t>Ти, Христе, спас із смертного тління праотців.* Бувши покладеним мертвим у гробі,* ти дав життю розквіт, мертвих воскресив, людську природу вивів на світло* і в божественне приодяг нетління.* Тому й завжди величаємо тебе, як джерело світла.</w:t>
+        <w:t>У білу шату зодягнений, осяяний неприступним світлом воскресіння, ангел з’явився жонам, взиваючи: «Чому живого шукаєте у гробі, як мертвого? Воістину встав Христос, до Нього кличемо: Всі творіння оспівуйте Господа, і прославляйте по всі віки».</w:t>
       </w:r>
     </w:p>
     <w:p>
@@ -19713,38 +19405,72 @@
           <w:szCs w:val="24"/>
           <w:lang w:val="ru-MD"/>
         </w:rPr>
-        <w:t>Слава і нині</w:t>
-      </w:r>
-      <w:r>
-        <w:rPr>
-          <w:rFonts w:ascii="Times New Roman" w:hAnsi="Times New Roman" w:cs="Times New Roman"/>
-          <w:sz w:val="24"/>
-          <w:szCs w:val="24"/>
-          <w:lang w:val="ru-MD"/>
-        </w:rPr>
-        <w:t>: Усі ми вірні поклоняємось Одності божественної Істоти,* але Тройці Осіб рівносильній, рівночасній, у незлитих Особах;* її нині, почитаючи, величаємо.</w:t>
-      </w:r>
-    </w:p>
-    <w:p>
-      <w:pPr>
-        <w:spacing w:after="120"/>
-        <w:jc w:val="both"/>
-        <w:rPr>
-          <w:rFonts w:ascii="Times New Roman" w:hAnsi="Times New Roman" w:cs="Times New Roman"/>
-          <w:color w:val="000000"/>
-          <w:sz w:val="24"/>
-          <w:szCs w:val="24"/>
-          <w:lang w:val="ru-MD"/>
-        </w:rPr>
-      </w:pPr>
-    </w:p>
-    <w:p>
-      <w:pPr>
-        <w:pStyle w:val="Heading3"/>
+        <w:t>Благословім Отця, і Сина, і Святого Духа – Господа завжди, нині і повсякчас  і на віки віків.</w:t>
+      </w:r>
+    </w:p>
+    <w:p>
+      <w:pPr>
+        <w:spacing w:after="120"/>
+        <w:jc w:val="both"/>
+        <w:rPr>
+          <w:rFonts w:ascii="Times New Roman" w:hAnsi="Times New Roman" w:cs="Times New Roman"/>
+          <w:sz w:val="24"/>
+          <w:szCs w:val="24"/>
+          <w:lang w:val="ru-MD"/>
+        </w:rPr>
+      </w:pPr>
+      <w:r>
+        <w:rPr>
+          <w:rFonts w:ascii="Times New Roman" w:hAnsi="Times New Roman" w:cs="Times New Roman"/>
+          <w:i/>
+          <w:color w:val="FF0000"/>
+          <w:sz w:val="24"/>
+          <w:szCs w:val="24"/>
+          <w:lang w:val="ru-MD"/>
+        </w:rPr>
+        <w:t>Богородичний:</w:t>
+      </w:r>
+      <w:r>
+        <w:rPr>
+          <w:rFonts w:ascii="Times New Roman" w:hAnsi="Times New Roman" w:cs="Times New Roman"/>
+          <w:sz w:val="24"/>
+          <w:szCs w:val="24"/>
+          <w:lang w:val="ru-MD"/>
+        </w:rPr>
+        <w:t xml:space="preserve"> В усіх поколіннях Ти єдина, Пречиста Діво, Матір’ю Божою явилася; Ти, Всенепорочна, оселею Божества була, вогнищем неприступного світла неопалена. </w:t>
+      </w:r>
+      <w:r>
+        <w:rPr>
+          <w:rFonts w:ascii="Times New Roman" w:hAnsi="Times New Roman" w:cs="Times New Roman"/>
+          <w:sz w:val="24"/>
+          <w:szCs w:val="24"/>
+          <w:lang w:val="ru-MD"/>
+        </w:rPr>
+        <w:t>Тому всі прославляємо Тебе, Маріє Богоневісто.</w:t>
+      </w:r>
+    </w:p>
+    <w:p>
+      <w:pPr>
+        <w:spacing w:after="120"/>
+        <w:jc w:val="both"/>
+        <w:rPr>
+          <w:rFonts w:ascii="Times New Roman" w:hAnsi="Times New Roman" w:cs="Times New Roman"/>
+          <w:i/>
+          <w:color w:val="FF0000"/>
+          <w:sz w:val="24"/>
+          <w:szCs w:val="24"/>
+          <w:lang w:val="ru-MD"/>
+        </w:rPr>
+      </w:pPr>
+    </w:p>
+    <w:p>
+      <w:pPr>
+        <w:pStyle w:val="3"/>
         <w:spacing w:before="0" w:after="120"/>
         <w:jc w:val="center"/>
         <w:rPr>
           <w:rFonts w:ascii="Times New Roman" w:eastAsia="Times New Roman" w:hAnsi="Times New Roman" w:cs="Times New Roman"/>
+          <w:b/>
           <w:i/>
           <w:color w:val="FF0000"/>
           <w:lang w:val="ru-MD"/>
@@ -19758,6 +19484,534 @@
           <w:color w:val="FF0000"/>
           <w:lang w:val="ru-MD"/>
         </w:rPr>
+        <w:t>Пісня Богородиці</w:t>
+      </w:r>
+    </w:p>
+    <w:p>
+      <w:pPr>
+        <w:spacing w:after="120"/>
+        <w:jc w:val="both"/>
+        <w:rPr>
+          <w:rFonts w:ascii="Times New Roman" w:hAnsi="Times New Roman" w:cs="Times New Roman"/>
+          <w:i/>
+          <w:color w:val="FF0000"/>
+          <w:sz w:val="24"/>
+          <w:szCs w:val="24"/>
+        </w:rPr>
+      </w:pPr>
+      <w:r>
+        <w:rPr>
+          <w:rFonts w:ascii="Times New Roman" w:hAnsi="Times New Roman" w:cs="Times New Roman"/>
+          <w:i/>
+          <w:color w:val="FF0000"/>
+          <w:sz w:val="24"/>
+          <w:szCs w:val="24"/>
+          <w:lang w:val="ru-MD"/>
+        </w:rPr>
+        <w:t xml:space="preserve">Після катавасії восьмої пісні диякон бере кадильницю і, ставши перед іконою </w:t>
+      </w:r>
+      <w:r>
+        <w:rPr>
+          <w:rFonts w:ascii="Times New Roman" w:hAnsi="Times New Roman" w:cs="Times New Roman"/>
+          <w:i/>
+          <w:color w:val="FF0000"/>
+          <w:sz w:val="24"/>
+          <w:szCs w:val="24"/>
+        </w:rPr>
+        <w:t xml:space="preserve">Богородиці, мовить: </w:t>
+      </w:r>
+    </w:p>
+    <w:p>
+      <w:pPr>
+        <w:spacing w:after="120"/>
+        <w:jc w:val="both"/>
+        <w:rPr>
+          <w:rFonts w:ascii="Times New Roman" w:hAnsi="Times New Roman" w:cs="Times New Roman"/>
+          <w:color w:val="000000"/>
+          <w:sz w:val="24"/>
+          <w:szCs w:val="24"/>
+          <w:lang w:val="ru-MD"/>
+        </w:rPr>
+      </w:pPr>
+      <w:r>
+        <w:rPr>
+          <w:rFonts w:ascii="Times New Roman" w:hAnsi="Times New Roman" w:cs="Times New Roman"/>
+          <w:color w:val="000000"/>
+          <w:sz w:val="24"/>
+          <w:szCs w:val="24"/>
+          <w:lang w:val="ru-MD"/>
+        </w:rPr>
+        <w:t>Богородицю і Матір Світла піснями звеличаймо.</w:t>
+      </w:r>
+    </w:p>
+    <w:p>
+      <w:pPr>
+        <w:spacing w:after="120"/>
+        <w:jc w:val="both"/>
+        <w:rPr>
+          <w:rFonts w:ascii="Times New Roman" w:hAnsi="Times New Roman" w:cs="Times New Roman"/>
+          <w:sz w:val="24"/>
+          <w:szCs w:val="24"/>
+          <w:lang w:val="ru-MD"/>
+        </w:rPr>
+      </w:pPr>
+      <w:r>
+        <w:rPr>
+          <w:rFonts w:ascii="Times New Roman" w:hAnsi="Times New Roman" w:cs="Times New Roman"/>
+          <w:i/>
+          <w:color w:val="FF0000"/>
+          <w:sz w:val="24"/>
+          <w:szCs w:val="24"/>
+          <w:lang w:val="ru-MD"/>
+        </w:rPr>
+        <w:t>Вірні:</w:t>
+      </w:r>
+      <w:r>
+        <w:rPr>
+          <w:rFonts w:ascii="Times New Roman" w:hAnsi="Times New Roman" w:cs="Times New Roman"/>
+          <w:color w:val="FF0000"/>
+          <w:sz w:val="24"/>
+          <w:szCs w:val="24"/>
+          <w:lang w:val="ru-MD"/>
+        </w:rPr>
+        <w:t xml:space="preserve"> </w:t>
+      </w:r>
+      <w:r>
+        <w:rPr>
+          <w:rFonts w:ascii="Times New Roman" w:hAnsi="Times New Roman" w:cs="Times New Roman"/>
+          <w:sz w:val="24"/>
+          <w:szCs w:val="24"/>
+          <w:lang w:val="ru-MD"/>
+        </w:rPr>
+        <w:t>Величає душа моя Господа,* і дух мій радіє в Бозі, Спасі моїм.</w:t>
+      </w:r>
+    </w:p>
+    <w:p>
+      <w:pPr>
+        <w:spacing w:after="120"/>
+        <w:jc w:val="both"/>
+        <w:rPr>
+          <w:rFonts w:ascii="Times New Roman" w:hAnsi="Times New Roman" w:cs="Times New Roman"/>
+          <w:sz w:val="24"/>
+          <w:szCs w:val="24"/>
+          <w:lang w:val="ru-MD"/>
+        </w:rPr>
+      </w:pPr>
+      <w:r>
+        <w:rPr>
+          <w:rFonts w:ascii="Times New Roman" w:hAnsi="Times New Roman" w:cs="Times New Roman"/>
+          <w:sz w:val="24"/>
+          <w:szCs w:val="24"/>
+          <w:lang w:val="ru-MD"/>
+        </w:rPr>
+        <w:t xml:space="preserve">Чеснішу від херувимів,* і незрівнянно славнішу від серафимів,* що без зотління Бога Слово породила,* сущу Богородицю, тебе величаємо. </w:t>
+      </w:r>
+      <w:r>
+        <w:rPr>
+          <w:rFonts w:ascii="Times New Roman" w:hAnsi="Times New Roman" w:cs="Times New Roman"/>
+          <w:i/>
+          <w:color w:val="FF0000"/>
+          <w:sz w:val="24"/>
+          <w:szCs w:val="24"/>
+          <w:lang w:val="ru-MD"/>
+        </w:rPr>
+        <w:t>(Після кожного стиха)</w:t>
+      </w:r>
+      <w:r>
+        <w:rPr>
+          <w:rFonts w:ascii="Times New Roman" w:hAnsi="Times New Roman" w:cs="Times New Roman"/>
+          <w:i/>
+          <w:sz w:val="24"/>
+          <w:szCs w:val="24"/>
+          <w:lang w:val="ru-MD"/>
+        </w:rPr>
+        <w:t>.</w:t>
+      </w:r>
+    </w:p>
+    <w:p>
+      <w:pPr>
+        <w:spacing w:after="120"/>
+        <w:jc w:val="both"/>
+        <w:rPr>
+          <w:rFonts w:ascii="Times New Roman" w:hAnsi="Times New Roman" w:cs="Times New Roman"/>
+          <w:sz w:val="24"/>
+          <w:szCs w:val="24"/>
+          <w:lang w:val="ru-MD"/>
+        </w:rPr>
+      </w:pPr>
+      <w:r>
+        <w:rPr>
+          <w:rFonts w:ascii="Times New Roman" w:hAnsi="Times New Roman" w:cs="Times New Roman"/>
+          <w:sz w:val="24"/>
+          <w:szCs w:val="24"/>
+          <w:lang w:val="ru-MD"/>
+        </w:rPr>
+        <w:t>Бо він зглянувся на покору слугині своєї,* ось бо віднині ублажатимуть мене всі роди.</w:t>
+      </w:r>
+    </w:p>
+    <w:p>
+      <w:pPr>
+        <w:spacing w:after="120"/>
+        <w:jc w:val="both"/>
+        <w:rPr>
+          <w:rFonts w:ascii="Times New Roman" w:hAnsi="Times New Roman" w:cs="Times New Roman"/>
+          <w:sz w:val="24"/>
+          <w:szCs w:val="24"/>
+          <w:lang w:val="ru-MD"/>
+        </w:rPr>
+      </w:pPr>
+      <w:r>
+        <w:rPr>
+          <w:rFonts w:ascii="Times New Roman" w:hAnsi="Times New Roman" w:cs="Times New Roman"/>
+          <w:sz w:val="24"/>
+          <w:szCs w:val="24"/>
+          <w:lang w:val="ru-MD"/>
+        </w:rPr>
+        <w:t>Велике бо вчинив мені Всемогутній, і святе ім'я його.* Милосердя його з роду в рід на тих, які бояться його.</w:t>
+      </w:r>
+    </w:p>
+    <w:p>
+      <w:pPr>
+        <w:spacing w:after="120"/>
+        <w:jc w:val="both"/>
+        <w:rPr>
+          <w:rFonts w:ascii="Times New Roman" w:hAnsi="Times New Roman" w:cs="Times New Roman"/>
+          <w:sz w:val="24"/>
+          <w:szCs w:val="24"/>
+          <w:lang w:val="ru-MD"/>
+        </w:rPr>
+      </w:pPr>
+      <w:r>
+        <w:rPr>
+          <w:rFonts w:ascii="Times New Roman" w:hAnsi="Times New Roman" w:cs="Times New Roman"/>
+          <w:sz w:val="24"/>
+          <w:szCs w:val="24"/>
+          <w:lang w:val="ru-MD"/>
+        </w:rPr>
+        <w:t>Він виявив потугу рамени свого,* розвіяв гордих у задумах їхніх сердець.</w:t>
+      </w:r>
+    </w:p>
+    <w:p>
+      <w:pPr>
+        <w:spacing w:after="120"/>
+        <w:jc w:val="both"/>
+        <w:rPr>
+          <w:rFonts w:ascii="Times New Roman" w:hAnsi="Times New Roman" w:cs="Times New Roman"/>
+          <w:sz w:val="24"/>
+          <w:szCs w:val="24"/>
+          <w:lang w:val="ru-MD"/>
+        </w:rPr>
+      </w:pPr>
+      <w:r>
+        <w:rPr>
+          <w:rFonts w:ascii="Times New Roman" w:hAnsi="Times New Roman" w:cs="Times New Roman"/>
+          <w:sz w:val="24"/>
+          <w:szCs w:val="24"/>
+          <w:lang w:val="ru-MD"/>
+        </w:rPr>
+        <w:t>Могутніх скинув з престолів, підняв угору смиренних;* наситив благами голодних, багатих же відіслав з порожніми руками.</w:t>
+      </w:r>
+    </w:p>
+    <w:p>
+      <w:pPr>
+        <w:spacing w:after="120"/>
+        <w:jc w:val="both"/>
+        <w:rPr>
+          <w:rFonts w:ascii="Times New Roman" w:hAnsi="Times New Roman" w:cs="Times New Roman"/>
+          <w:sz w:val="24"/>
+          <w:szCs w:val="24"/>
+          <w:lang w:val="ru-MD"/>
+        </w:rPr>
+      </w:pPr>
+      <w:r>
+        <w:rPr>
+          <w:rFonts w:ascii="Times New Roman" w:hAnsi="Times New Roman" w:cs="Times New Roman"/>
+          <w:sz w:val="24"/>
+          <w:szCs w:val="24"/>
+          <w:lang w:val="ru-MD"/>
+        </w:rPr>
+        <w:t>Він пригорнув Ізраїля, слугу свого, згадавши своє милосердя,* як обіцяв був батькам нашим – Авраамові і його потомству повіки.</w:t>
+      </w:r>
+    </w:p>
+    <w:p>
+      <w:pPr>
+        <w:spacing w:after="120"/>
+        <w:jc w:val="both"/>
+        <w:rPr>
+          <w:rFonts w:ascii="Times New Roman" w:hAnsi="Times New Roman" w:cs="Times New Roman"/>
+          <w:b/>
+          <w:sz w:val="24"/>
+          <w:szCs w:val="24"/>
+          <w:lang w:val="ru-MD"/>
+        </w:rPr>
+      </w:pPr>
+    </w:p>
+    <w:p>
+      <w:pPr>
+        <w:pStyle w:val="3"/>
+        <w:spacing w:before="0" w:after="120"/>
+        <w:jc w:val="center"/>
+        <w:rPr>
+          <w:rFonts w:ascii="Times New Roman" w:eastAsia="Times New Roman" w:hAnsi="Times New Roman" w:cs="Times New Roman"/>
+          <w:color w:val="FF0000"/>
+          <w:lang w:val="ru-MD"/>
+        </w:rPr>
+      </w:pPr>
+      <w:r>
+        <w:rPr>
+          <w:rFonts w:ascii="Times New Roman" w:eastAsia="Times New Roman" w:hAnsi="Times New Roman" w:cs="Times New Roman"/>
+          <w:b/>
+          <w:color w:val="FF0000"/>
+          <w:lang w:val="ru-MD"/>
+        </w:rPr>
+        <w:t>Пісня 9</w:t>
+      </w:r>
+    </w:p>
+    <w:p>
+      <w:pPr>
+        <w:spacing w:after="120"/>
+        <w:jc w:val="both"/>
+        <w:rPr>
+          <w:rFonts w:ascii="Times New Roman" w:hAnsi="Times New Roman" w:cs="Times New Roman"/>
+          <w:sz w:val="24"/>
+          <w:szCs w:val="24"/>
+          <w:lang w:val="ru-MD"/>
+        </w:rPr>
+      </w:pPr>
+      <w:r>
+        <w:rPr>
+          <w:rFonts w:ascii="Times New Roman" w:hAnsi="Times New Roman" w:cs="Times New Roman"/>
+          <w:i/>
+          <w:color w:val="FF0000"/>
+          <w:sz w:val="24"/>
+          <w:szCs w:val="24"/>
+          <w:lang w:val="ru-MD"/>
+        </w:rPr>
+        <w:t>Ірмос (г. 4):</w:t>
+      </w:r>
+      <w:r>
+        <w:rPr>
+          <w:rFonts w:ascii="Times New Roman" w:hAnsi="Times New Roman" w:cs="Times New Roman"/>
+          <w:b/>
+          <w:color w:val="FF0000"/>
+          <w:sz w:val="24"/>
+          <w:szCs w:val="24"/>
+          <w:lang w:val="ru-MD"/>
+        </w:rPr>
+        <w:t xml:space="preserve"> </w:t>
+      </w:r>
+      <w:r>
+        <w:rPr>
+          <w:rFonts w:ascii="Times New Roman" w:hAnsi="Times New Roman" w:cs="Times New Roman"/>
+          <w:b/>
+          <w:sz w:val="24"/>
+          <w:szCs w:val="24"/>
+          <w:lang w:val="ru-MD"/>
+        </w:rPr>
+        <w:t>Камінь нерукосічний від тебе, Діво, з ненарушеної гори,* відколовся наріжний – Христос, що з'єднав різні природи.* З цього радіючи, тебе, Богородице, величаємо.</w:t>
+      </w:r>
+    </w:p>
+    <w:p>
+      <w:pPr>
+        <w:spacing w:after="120"/>
+        <w:jc w:val="both"/>
+        <w:rPr>
+          <w:rFonts w:ascii="Times New Roman" w:hAnsi="Times New Roman" w:cs="Times New Roman"/>
+          <w:sz w:val="24"/>
+          <w:szCs w:val="24"/>
+          <w:u w:val="single"/>
+        </w:rPr>
+      </w:pPr>
+      <w:r>
+        <w:rPr>
+          <w:rFonts w:ascii="Times New Roman" w:hAnsi="Times New Roman" w:cs="Times New Roman"/>
+          <w:i/>
+          <w:color w:val="FF0000"/>
+          <w:sz w:val="24"/>
+          <w:szCs w:val="24"/>
+          <w:lang w:val="ru-MD"/>
+        </w:rPr>
+        <w:t>Приспів:</w:t>
+      </w:r>
+      <w:r>
+        <w:rPr>
+          <w:rFonts w:ascii="Times New Roman" w:hAnsi="Times New Roman" w:cs="Times New Roman"/>
+          <w:i/>
+          <w:sz w:val="24"/>
+          <w:szCs w:val="24"/>
+          <w:lang w:val="ru-MD"/>
+        </w:rPr>
+        <w:t xml:space="preserve"> </w:t>
+      </w:r>
+      <w:r>
+        <w:rPr>
+          <w:rFonts w:ascii="Times New Roman" w:hAnsi="Times New Roman" w:cs="Times New Roman"/>
+          <w:sz w:val="24"/>
+          <w:szCs w:val="24"/>
+          <w:u w:val="single"/>
+          <w:lang w:val="ru-MD"/>
+        </w:rPr>
+        <w:t xml:space="preserve">Слава, Господи, святому Воскресінню </w:t>
+      </w:r>
+      <w:r>
+        <w:rPr>
+          <w:rFonts w:ascii="Times New Roman" w:hAnsi="Times New Roman" w:cs="Times New Roman"/>
+          <w:sz w:val="24"/>
+          <w:szCs w:val="24"/>
+          <w:u w:val="single"/>
+        </w:rPr>
+        <w:t>Твоєму.</w:t>
+      </w:r>
+    </w:p>
+    <w:p>
+      <w:pPr>
+        <w:spacing w:after="120"/>
+        <w:jc w:val="both"/>
+        <w:rPr>
+          <w:rFonts w:ascii="Times New Roman" w:hAnsi="Times New Roman" w:cs="Times New Roman"/>
+          <w:sz w:val="24"/>
+          <w:szCs w:val="24"/>
+        </w:rPr>
+      </w:pPr>
+      <w:r>
+        <w:rPr>
+          <w:rFonts w:ascii="Times New Roman" w:hAnsi="Times New Roman" w:cs="Times New Roman"/>
+          <w:sz w:val="24"/>
+          <w:szCs w:val="24"/>
+        </w:rPr>
+        <w:t>Цілого ти прийняв мене, Боже мій, тож суцільно я в єднанні з тобою незлитно;* в усю повноту ти дав мені спасіння твоєю страстю, яку ти витерпів на хресті в тілі,* задля великої сердечної доброти.</w:t>
+      </w:r>
+    </w:p>
+    <w:p>
+      <w:pPr>
+        <w:spacing w:after="120"/>
+        <w:jc w:val="both"/>
+        <w:rPr>
+          <w:rFonts w:ascii="Times New Roman" w:hAnsi="Times New Roman" w:cs="Times New Roman"/>
+          <w:sz w:val="24"/>
+          <w:szCs w:val="24"/>
+          <w:u w:val="single"/>
+          <w:lang w:val="ru-MD"/>
+        </w:rPr>
+      </w:pPr>
+      <w:r>
+        <w:rPr>
+          <w:rFonts w:ascii="Times New Roman" w:hAnsi="Times New Roman" w:cs="Times New Roman"/>
+          <w:i/>
+          <w:color w:val="FF0000"/>
+          <w:sz w:val="24"/>
+          <w:szCs w:val="24"/>
+          <w:lang w:val="ru-MD"/>
+        </w:rPr>
+        <w:t>Приспів:</w:t>
+      </w:r>
+      <w:r>
+        <w:rPr>
+          <w:rFonts w:ascii="Times New Roman" w:hAnsi="Times New Roman" w:cs="Times New Roman"/>
+          <w:i/>
+          <w:sz w:val="24"/>
+          <w:szCs w:val="24"/>
+          <w:lang w:val="ru-MD"/>
+        </w:rPr>
+        <w:t xml:space="preserve"> </w:t>
+      </w:r>
+      <w:r>
+        <w:rPr>
+          <w:rFonts w:ascii="Times New Roman" w:hAnsi="Times New Roman" w:cs="Times New Roman"/>
+          <w:sz w:val="24"/>
+          <w:szCs w:val="24"/>
+          <w:u w:val="single"/>
+          <w:lang w:val="ru-MD"/>
+        </w:rPr>
+        <w:t>Слава, Господи, святому Воскресінню Твоєму.</w:t>
+      </w:r>
+    </w:p>
+    <w:p>
+      <w:pPr>
+        <w:spacing w:after="120"/>
+        <w:jc w:val="both"/>
+        <w:rPr>
+          <w:rFonts w:ascii="Times New Roman" w:hAnsi="Times New Roman" w:cs="Times New Roman"/>
+          <w:sz w:val="24"/>
+          <w:szCs w:val="24"/>
+          <w:lang w:val="ru-MD"/>
+        </w:rPr>
+      </w:pPr>
+      <w:r>
+        <w:rPr>
+          <w:rFonts w:ascii="Times New Roman" w:hAnsi="Times New Roman" w:cs="Times New Roman"/>
+          <w:sz w:val="24"/>
+          <w:szCs w:val="24"/>
+          <w:lang w:val="ru-MD"/>
+        </w:rPr>
+        <w:t>Ти, Христе, спас із смертного тління праотців.* Бувши покладеним мертвим у гробі,* ти дав життю розквіт, мертвих воскресив, людську природу вивів на світло* і в божественне приодяг нетління.* Тому й завжди величаємо тебе, як джерело світла.</w:t>
+      </w:r>
+    </w:p>
+    <w:p>
+      <w:pPr>
+        <w:spacing w:after="120"/>
+        <w:jc w:val="both"/>
+        <w:rPr>
+          <w:rFonts w:ascii="Times New Roman" w:hAnsi="Times New Roman" w:cs="Times New Roman"/>
+          <w:sz w:val="24"/>
+          <w:szCs w:val="24"/>
+          <w:lang w:val="ru-MD"/>
+        </w:rPr>
+      </w:pPr>
+      <w:r>
+        <w:rPr>
+          <w:rFonts w:ascii="Times New Roman" w:hAnsi="Times New Roman" w:cs="Times New Roman"/>
+          <w:b/>
+          <w:sz w:val="24"/>
+          <w:szCs w:val="24"/>
+          <w:lang w:val="ru-MD"/>
+        </w:rPr>
+        <w:lastRenderedPageBreak/>
+        <w:t>Слава і нині</w:t>
+      </w:r>
+      <w:r>
+        <w:rPr>
+          <w:rFonts w:ascii="Times New Roman" w:hAnsi="Times New Roman" w:cs="Times New Roman"/>
+          <w:sz w:val="24"/>
+          <w:szCs w:val="24"/>
+          <w:lang w:val="ru-MD"/>
+        </w:rPr>
+        <w:t>: Усі ми вірні поклоняємось Одності божественної Істоти,* але Тройці Осіб рівносильній, рівночасній, у незлитих Особах;* її нині, почитаючи, величаємо.</w:t>
+      </w:r>
+    </w:p>
+    <w:p>
+      <w:pPr>
+        <w:spacing w:after="120"/>
+        <w:jc w:val="both"/>
+        <w:rPr>
+          <w:rFonts w:ascii="Times New Roman" w:hAnsi="Times New Roman" w:cs="Times New Roman"/>
+          <w:color w:val="000000"/>
+          <w:sz w:val="24"/>
+          <w:szCs w:val="24"/>
+          <w:lang w:val="ru-MD"/>
+        </w:rPr>
+      </w:pPr>
+    </w:p>
+    <w:p>
+      <w:pPr>
+        <w:pStyle w:val="3"/>
+        <w:spacing w:before="0" w:after="120"/>
+        <w:jc w:val="center"/>
+        <w:rPr>
+          <w:rFonts w:ascii="Times New Roman" w:eastAsia="Times New Roman" w:hAnsi="Times New Roman" w:cs="Times New Roman"/>
+          <w:i/>
+          <w:color w:val="FF0000"/>
+          <w:lang w:val="ru-MD"/>
+        </w:rPr>
+      </w:pPr>
+      <w:r>
+        <w:rPr>
+          <w:rFonts w:ascii="Times New Roman" w:eastAsia="Times New Roman" w:hAnsi="Times New Roman" w:cs="Times New Roman"/>
+          <w:b/>
+          <w:i/>
+          <w:color w:val="FF0000"/>
+          <w:lang w:val="ru-MD"/>
+        </w:rPr>
         <w:t>Мала єктенія</w:t>
       </w:r>
     </w:p>
@@ -19920,9 +20174,191 @@
           <w:u w:val="single"/>
           <w:lang w:val="ru-MD"/>
         </w:rPr>
-        <w:t xml:space="preserve">[Боже, Боже наш! Ти сотворив розумні й духовні сили своєю волею. Тебе просимо й тобі молимося: Прийми наші посильні величання з усіма твоїми творіннями і збагати щедрими </w:t>
-      </w:r>
-      <w:r>
+        <w:t>[Боже, Боже наш! Ти сотворив розумні й духовні сили своєю волею. Тебе просимо й тобі молимося: Прийми наші посильні величання з усіма твоїми творіннями і збагати щедрими даруваннями твоєї ласки. Бо перед тобою згинається всяке коліно: на небі, на землі й під землею, і все, що живе, і все створіння оспівує неосяжну твою славу, бо ти Бог правдивий і вельми милостивий.]</w:t>
+      </w:r>
+    </w:p>
+    <w:p>
+      <w:pPr>
+        <w:spacing w:after="120"/>
+        <w:jc w:val="both"/>
+        <w:rPr>
+          <w:rFonts w:ascii="Times New Roman" w:hAnsi="Times New Roman" w:cs="Times New Roman"/>
+          <w:sz w:val="24"/>
+          <w:szCs w:val="24"/>
+          <w:lang w:val="ru-MD"/>
+        </w:rPr>
+      </w:pPr>
+      <w:r>
+        <w:rPr>
+          <w:rFonts w:ascii="Times New Roman" w:hAnsi="Times New Roman" w:cs="Times New Roman"/>
+          <w:i/>
+          <w:color w:val="FF0000"/>
+          <w:sz w:val="24"/>
+          <w:szCs w:val="24"/>
+          <w:lang w:val="ru-MD"/>
+        </w:rPr>
+        <w:t xml:space="preserve">Священик: </w:t>
+      </w:r>
+      <w:r>
+        <w:rPr>
+          <w:rFonts w:ascii="Times New Roman" w:hAnsi="Times New Roman" w:cs="Times New Roman"/>
+          <w:color w:val="000000"/>
+          <w:sz w:val="24"/>
+          <w:szCs w:val="24"/>
+          <w:lang w:val="ru-MD"/>
+        </w:rPr>
+        <w:t>Бо Тебе хвалять усі сили небесні і Тобі славу возсилаємо: Отцю, і Сину, і Святому Духові</w:t>
+      </w:r>
+      <w:r>
+        <w:rPr>
+          <w:rFonts w:ascii="Times New Roman" w:hAnsi="Times New Roman" w:cs="Times New Roman"/>
+          <w:sz w:val="24"/>
+          <w:szCs w:val="24"/>
+          <w:lang w:val="ru-MD"/>
+        </w:rPr>
+        <w:t>, нині і повсякчас, і на віки віків.</w:t>
+      </w:r>
+    </w:p>
+    <w:p>
+      <w:pPr>
+        <w:spacing w:after="120"/>
+        <w:jc w:val="both"/>
+        <w:rPr>
+          <w:rFonts w:ascii="Times New Roman" w:hAnsi="Times New Roman" w:cs="Times New Roman"/>
+          <w:sz w:val="24"/>
+          <w:szCs w:val="24"/>
+          <w:lang w:val="ru-MD"/>
+        </w:rPr>
+      </w:pPr>
+      <w:r>
+        <w:rPr>
+          <w:rFonts w:ascii="Times New Roman" w:hAnsi="Times New Roman" w:cs="Times New Roman"/>
+          <w:i/>
+          <w:color w:val="FF0000"/>
+          <w:sz w:val="24"/>
+          <w:szCs w:val="24"/>
+          <w:lang w:val="ru-MD"/>
+        </w:rPr>
+        <w:t>Вірні:</w:t>
+      </w:r>
+      <w:r>
+        <w:rPr>
+          <w:rFonts w:ascii="Times New Roman" w:hAnsi="Times New Roman" w:cs="Times New Roman"/>
+          <w:color w:val="FF0000"/>
+          <w:sz w:val="24"/>
+          <w:szCs w:val="24"/>
+          <w:lang w:val="ru-MD"/>
+        </w:rPr>
+        <w:t xml:space="preserve"> </w:t>
+      </w:r>
+      <w:r>
+        <w:rPr>
+          <w:rFonts w:ascii="Times New Roman" w:hAnsi="Times New Roman" w:cs="Times New Roman"/>
+          <w:sz w:val="24"/>
+          <w:szCs w:val="24"/>
+          <w:lang w:val="ru-MD"/>
+        </w:rPr>
+        <w:t>Амінь.</w:t>
+      </w:r>
+    </w:p>
+    <w:p>
+      <w:pPr>
+        <w:spacing w:after="120"/>
+        <w:jc w:val="both"/>
+        <w:rPr>
+          <w:rFonts w:ascii="Times New Roman" w:hAnsi="Times New Roman" w:cs="Times New Roman"/>
+          <w:i/>
+          <w:sz w:val="24"/>
+          <w:szCs w:val="24"/>
+          <w:lang w:val="ru-MD"/>
+        </w:rPr>
+      </w:pPr>
+    </w:p>
+    <w:p>
+      <w:pPr>
+        <w:spacing w:after="120"/>
+        <w:jc w:val="center"/>
+        <w:rPr>
+          <w:rFonts w:ascii="Times New Roman" w:hAnsi="Times New Roman" w:cs="Times New Roman"/>
+          <w:i/>
+          <w:color w:val="FF0000"/>
+          <w:sz w:val="24"/>
+          <w:szCs w:val="24"/>
+          <w:lang w:val="ru-MD"/>
+        </w:rPr>
+      </w:pPr>
+      <w:r>
+        <w:rPr>
+          <w:rFonts w:ascii="Times New Roman" w:hAnsi="Times New Roman" w:cs="Times New Roman"/>
+          <w:b/>
+          <w:i/>
+          <w:color w:val="FF0000"/>
+          <w:sz w:val="24"/>
+          <w:szCs w:val="24"/>
+          <w:lang w:val="ru-MD"/>
+        </w:rPr>
+        <w:t xml:space="preserve">«Свят Господь Бог наш» </w:t>
+      </w:r>
+      <w:r>
+        <w:rPr>
+          <w:rFonts w:ascii="Times New Roman" w:hAnsi="Times New Roman" w:cs="Times New Roman"/>
+          <w:i/>
+          <w:color w:val="FF0000"/>
+          <w:sz w:val="24"/>
+          <w:szCs w:val="24"/>
+          <w:lang w:val="ru-MD"/>
+        </w:rPr>
+        <w:t xml:space="preserve">на глас </w:t>
+      </w:r>
+      <w:r>
+        <w:rPr>
+          <w:rFonts w:ascii="Times New Roman" w:hAnsi="Times New Roman" w:cs="Times New Roman"/>
+          <w:i/>
+          <w:color w:val="FF0000"/>
+          <w:sz w:val="24"/>
+          <w:szCs w:val="24"/>
+        </w:rPr>
+        <w:t>4</w:t>
+      </w:r>
+      <w:r>
+        <w:rPr>
+          <w:rFonts w:ascii="Times New Roman" w:hAnsi="Times New Roman" w:cs="Times New Roman"/>
+          <w:i/>
+          <w:color w:val="FF0000"/>
+          <w:sz w:val="24"/>
+          <w:szCs w:val="24"/>
+          <w:lang w:val="ru-MD"/>
+        </w:rPr>
+        <w:t>.</w:t>
+      </w:r>
+    </w:p>
+    <w:p>
+      <w:pPr>
+        <w:spacing w:after="120"/>
+        <w:jc w:val="both"/>
+        <w:rPr>
+          <w:rFonts w:ascii="Times New Roman" w:hAnsi="Times New Roman" w:cs="Times New Roman"/>
+          <w:b/>
+          <w:sz w:val="24"/>
+          <w:szCs w:val="24"/>
+          <w:lang w:val="ru-MD"/>
+        </w:rPr>
+      </w:pPr>
+      <w:r>
+        <w:rPr>
+          <w:rFonts w:ascii="Times New Roman" w:hAnsi="Times New Roman" w:cs="Times New Roman"/>
+          <w:b/>
+          <w:sz w:val="24"/>
+          <w:szCs w:val="24"/>
+          <w:lang w:val="ru-MD"/>
+        </w:rPr>
+        <w:t>Свят Господь Бог наш.</w:t>
+      </w:r>
+    </w:p>
+    <w:p>
+      <w:pPr>
+        <w:spacing w:after="120"/>
+        <w:jc w:val="both"/>
         <w:rPr>
           <w:rFonts w:ascii="Times New Roman" w:hAnsi="Times New Roman" w:cs="Times New Roman"/>
           <w:sz w:val="24"/>
@@ -19930,78 +20366,22 @@
           <w:u w:val="single"/>
           <w:lang w:val="ru-MD"/>
         </w:rPr>
-        <w:lastRenderedPageBreak/>
-        <w:t>даруваннями твоєї ласки. Бо перед тобою згинається всяке коліно: на небі, на землі й під землею, і все, що живе, і все створіння оспівує неосяжну твою славу, бо ти Бог правдивий і вельми милостивий.]</w:t>
-      </w:r>
-    </w:p>
-    <w:p>
-      <w:pPr>
-        <w:spacing w:after="120"/>
-        <w:jc w:val="both"/>
-        <w:rPr>
-          <w:rFonts w:ascii="Times New Roman" w:hAnsi="Times New Roman" w:cs="Times New Roman"/>
-          <w:sz w:val="24"/>
-          <w:szCs w:val="24"/>
-          <w:lang w:val="ru-MD"/>
-        </w:rPr>
-      </w:pPr>
-      <w:r>
-        <w:rPr>
-          <w:rFonts w:ascii="Times New Roman" w:hAnsi="Times New Roman" w:cs="Times New Roman"/>
-          <w:i/>
-          <w:color w:val="FF0000"/>
-          <w:sz w:val="24"/>
-          <w:szCs w:val="24"/>
-          <w:lang w:val="ru-MD"/>
-        </w:rPr>
-        <w:t xml:space="preserve">Священик: </w:t>
-      </w:r>
-      <w:r>
-        <w:rPr>
-          <w:rFonts w:ascii="Times New Roman" w:hAnsi="Times New Roman" w:cs="Times New Roman"/>
-          <w:color w:val="000000"/>
-          <w:sz w:val="24"/>
-          <w:szCs w:val="24"/>
-          <w:lang w:val="ru-MD"/>
-        </w:rPr>
-        <w:t>Бо Тебе хвалять усі сили небесні і Тобі славу возсилаємо: Отцю, і Сину, і Святому Духові</w:t>
-      </w:r>
-      <w:r>
-        <w:rPr>
-          <w:rFonts w:ascii="Times New Roman" w:hAnsi="Times New Roman" w:cs="Times New Roman"/>
-          <w:sz w:val="24"/>
-          <w:szCs w:val="24"/>
-          <w:lang w:val="ru-MD"/>
-        </w:rPr>
-        <w:t>, нині і повсякчас, і на віки віків.</w:t>
-      </w:r>
-    </w:p>
-    <w:p>
-      <w:pPr>
-        <w:spacing w:after="120"/>
-        <w:jc w:val="both"/>
-        <w:rPr>
-          <w:rFonts w:ascii="Times New Roman" w:hAnsi="Times New Roman" w:cs="Times New Roman"/>
-          <w:sz w:val="24"/>
-          <w:szCs w:val="24"/>
-          <w:lang w:val="ru-MD"/>
-        </w:rPr>
-      </w:pPr>
-      <w:r>
-        <w:rPr>
-          <w:rFonts w:ascii="Times New Roman" w:hAnsi="Times New Roman" w:cs="Times New Roman"/>
-          <w:i/>
-          <w:color w:val="FF0000"/>
-          <w:sz w:val="24"/>
-          <w:szCs w:val="24"/>
-          <w:lang w:val="ru-MD"/>
-        </w:rPr>
-        <w:t>Вірні:</w:t>
-      </w:r>
-      <w:r>
-        <w:rPr>
-          <w:rFonts w:ascii="Times New Roman" w:hAnsi="Times New Roman" w:cs="Times New Roman"/>
-          <w:color w:val="FF0000"/>
+      </w:pPr>
+      <w:r>
+        <w:rPr>
+          <w:rFonts w:ascii="Times New Roman" w:hAnsi="Times New Roman" w:cs="Times New Roman"/>
+          <w:i/>
+          <w:color w:val="FF0000"/>
+          <w:sz w:val="24"/>
+          <w:szCs w:val="24"/>
+          <w:lang w:val="ru-MD"/>
+        </w:rPr>
+        <w:t>Стих:</w:t>
+      </w:r>
+      <w:r>
+        <w:rPr>
+          <w:rFonts w:ascii="Times New Roman" w:hAnsi="Times New Roman" w:cs="Times New Roman"/>
+          <w:i/>
           <w:sz w:val="24"/>
           <w:szCs w:val="24"/>
           <w:lang w:val="ru-MD"/>
@@ -20013,95 +20393,24 @@
           <w:rFonts w:ascii="Times New Roman" w:hAnsi="Times New Roman" w:cs="Times New Roman"/>
           <w:sz w:val="24"/>
           <w:szCs w:val="24"/>
-          <w:lang w:val="ru-MD"/>
-        </w:rPr>
-        <w:t>Амінь.</w:t>
-      </w:r>
-    </w:p>
-    <w:p>
-      <w:pPr>
-        <w:spacing w:after="120"/>
-        <w:jc w:val="both"/>
-        <w:rPr>
-          <w:rFonts w:ascii="Times New Roman" w:hAnsi="Times New Roman" w:cs="Times New Roman"/>
-          <w:i/>
-          <w:sz w:val="24"/>
-          <w:szCs w:val="24"/>
-          <w:lang w:val="ru-MD"/>
-        </w:rPr>
-      </w:pPr>
-    </w:p>
-    <w:p>
-      <w:pPr>
-        <w:spacing w:after="120"/>
-        <w:jc w:val="center"/>
-        <w:rPr>
-          <w:rFonts w:ascii="Times New Roman" w:hAnsi="Times New Roman" w:cs="Times New Roman"/>
-          <w:i/>
-          <w:color w:val="FF0000"/>
-          <w:sz w:val="24"/>
-          <w:szCs w:val="24"/>
-          <w:lang w:val="ru-MD"/>
-        </w:rPr>
-      </w:pPr>
-      <w:r>
-        <w:rPr>
-          <w:rFonts w:ascii="Times New Roman" w:hAnsi="Times New Roman" w:cs="Times New Roman"/>
-          <w:b/>
-          <w:i/>
-          <w:color w:val="FF0000"/>
-          <w:sz w:val="24"/>
-          <w:szCs w:val="24"/>
-          <w:lang w:val="ru-MD"/>
-        </w:rPr>
-        <w:t xml:space="preserve">«Свят Господь Бог наш» </w:t>
-      </w:r>
-      <w:r>
-        <w:rPr>
-          <w:rFonts w:ascii="Times New Roman" w:hAnsi="Times New Roman" w:cs="Times New Roman"/>
-          <w:i/>
-          <w:color w:val="FF0000"/>
-          <w:sz w:val="24"/>
-          <w:szCs w:val="24"/>
-          <w:lang w:val="ru-MD"/>
-        </w:rPr>
-        <w:t>на глас прокімена.</w:t>
-      </w:r>
-    </w:p>
-    <w:p>
-      <w:pPr>
-        <w:spacing w:after="120"/>
-        <w:jc w:val="both"/>
-        <w:rPr>
-          <w:rFonts w:ascii="Times New Roman" w:hAnsi="Times New Roman" w:cs="Times New Roman"/>
-          <w:b/>
-          <w:sz w:val="24"/>
-          <w:szCs w:val="24"/>
-          <w:lang w:val="ru-MD"/>
-        </w:rPr>
-      </w:pPr>
-      <w:r>
-        <w:rPr>
-          <w:rFonts w:ascii="Times New Roman" w:hAnsi="Times New Roman" w:cs="Times New Roman"/>
-          <w:b/>
-          <w:sz w:val="24"/>
-          <w:szCs w:val="24"/>
-          <w:lang w:val="ru-MD"/>
-        </w:rPr>
-        <w:t>Свят Господь Бог наш.</w:t>
-      </w:r>
-    </w:p>
-    <w:p>
-      <w:pPr>
-        <w:spacing w:after="120"/>
-        <w:jc w:val="both"/>
-        <w:rPr>
-          <w:rFonts w:ascii="Times New Roman" w:hAnsi="Times New Roman" w:cs="Times New Roman"/>
-          <w:sz w:val="24"/>
-          <w:szCs w:val="24"/>
           <w:u w:val="single"/>
           <w:lang w:val="ru-MD"/>
         </w:rPr>
+        <w:t>Возносіте Господа Бога нашого.</w:t>
+      </w:r>
+    </w:p>
+    <w:p>
+      <w:pPr>
+        <w:spacing w:after="120"/>
+        <w:jc w:val="both"/>
+        <w:rPr>
+          <w:rFonts w:ascii="Times New Roman" w:hAnsi="Times New Roman" w:cs="Times New Roman"/>
+          <w:i/>
+          <w:sz w:val="24"/>
+          <w:szCs w:val="24"/>
+          <w:u w:val="single"/>
+          <w:lang w:val="ru-MD"/>
+        </w:rPr>
       </w:pPr>
       <w:r>
         <w:rPr>
@@ -20132,51 +20441,6 @@
           <w:u w:val="single"/>
           <w:lang w:val="ru-MD"/>
         </w:rPr>
-        <w:t>Возносіте Господа Бога нашого.</w:t>
-      </w:r>
-    </w:p>
-    <w:p>
-      <w:pPr>
-        <w:spacing w:after="120"/>
-        <w:jc w:val="both"/>
-        <w:rPr>
-          <w:rFonts w:ascii="Times New Roman" w:hAnsi="Times New Roman" w:cs="Times New Roman"/>
-          <w:i/>
-          <w:sz w:val="24"/>
-          <w:szCs w:val="24"/>
-          <w:u w:val="single"/>
-          <w:lang w:val="ru-MD"/>
-        </w:rPr>
-      </w:pPr>
-      <w:r>
-        <w:rPr>
-          <w:rFonts w:ascii="Times New Roman" w:hAnsi="Times New Roman" w:cs="Times New Roman"/>
-          <w:i/>
-          <w:color w:val="FF0000"/>
-          <w:sz w:val="24"/>
-          <w:szCs w:val="24"/>
-          <w:lang w:val="ru-MD"/>
-        </w:rPr>
-        <w:t>Стих:</w:t>
-      </w:r>
-      <w:r>
-        <w:rPr>
-          <w:rFonts w:ascii="Times New Roman" w:hAnsi="Times New Roman" w:cs="Times New Roman"/>
-          <w:i/>
-          <w:sz w:val="24"/>
-          <w:szCs w:val="24"/>
-          <w:lang w:val="ru-MD"/>
-        </w:rPr>
-        <w:t xml:space="preserve"> </w:t>
-      </w:r>
-      <w:r>
-        <w:rPr>
-          <w:rFonts w:ascii="Times New Roman" w:hAnsi="Times New Roman" w:cs="Times New Roman"/>
-          <w:sz w:val="24"/>
-          <w:szCs w:val="24"/>
-          <w:u w:val="single"/>
-          <w:lang w:val="ru-MD"/>
-        </w:rPr>
         <w:t>І поклоняйтеся підніжжю ніг Його, бо святе воно.</w:t>
       </w:r>
     </w:p>
@@ -20196,7 +20460,7 @@
     </w:p>
     <w:p>
       <w:pPr>
-        <w:pStyle w:val="Heading3"/>
+        <w:pStyle w:val="3"/>
         <w:spacing w:before="0" w:after="120"/>
         <w:jc w:val="center"/>
         <w:rPr>
@@ -20256,7 +20520,7 @@
     </w:p>
     <w:p>
       <w:pPr>
-        <w:pStyle w:val="Heading2"/>
+        <w:pStyle w:val="2"/>
         <w:spacing w:before="0" w:after="120"/>
         <w:jc w:val="center"/>
         <w:rPr>
@@ -20504,6 +20768,7 @@
           <w:szCs w:val="24"/>
           <w:lang w:val="ru-MD"/>
         </w:rPr>
+        <w:lastRenderedPageBreak/>
         <w:t>Вогонь і град, сніг і туман,* і буйний вітер, який виконує його слово;</w:t>
       </w:r>
     </w:p>
@@ -20741,7 +21006,6 @@
           <w:szCs w:val="24"/>
           <w:lang w:val="ru-MD"/>
         </w:rPr>
-        <w:lastRenderedPageBreak/>
         <w:t>Господь бо ласкавий до народу свого,* оздоблює перемогою покірних.</w:t>
       </w:r>
     </w:p>
@@ -20831,7 +21095,7 @@
     </w:p>
     <w:p>
       <w:pPr>
-        <w:pStyle w:val="Heading3"/>
+        <w:pStyle w:val="3"/>
         <w:spacing w:before="0" w:after="120"/>
         <w:jc w:val="center"/>
         <w:rPr>
@@ -21197,6 +21461,7 @@
           <w:szCs w:val="24"/>
           <w:lang w:val="ru-MD"/>
         </w:rPr>
+        <w:lastRenderedPageBreak/>
         <w:t xml:space="preserve">Стих: </w:t>
       </w:r>
       <w:r>
@@ -21358,17 +21623,7 @@
           <w:szCs w:val="24"/>
           <w:lang w:val="ru-MD"/>
         </w:rPr>
-        <w:t xml:space="preserve">Скажіть невірні: Де є Ісус, що його ви задумали стерегти?* Де той, що його ви поклали в гробі, опечатавши камінь?* Дайте мертвого ви, що відреклись життя!* Дайте похованого або увіруйте воскреслому!* Та коли й ви замовчите Господнє воскресіння,* то камінь </w:t>
-      </w:r>
-      <w:r>
-        <w:rPr>
-          <w:rFonts w:ascii="Times New Roman" w:hAnsi="Times New Roman" w:cs="Times New Roman"/>
-          <w:sz w:val="24"/>
-          <w:szCs w:val="24"/>
-          <w:lang w:val="ru-MD"/>
-        </w:rPr>
-        <w:lastRenderedPageBreak/>
-        <w:t>промовить, найперше ж отой відвалений із гробу!* Велике твоє милосердя, велике таїнство твого провидіння,* Спасе наш, – слава тобі!</w:t>
+        <w:t>Скажіть невірні: Де є Ісус, що його ви задумали стерегти?* Де той, що його ви поклали в гробі, опечатавши камінь?* Дайте мертвого ви, що відреклись життя!* Дайте похованого або увіруйте воскреслому!* Та коли й ви замовчите Господнє воскресіння,* то камінь промовить, найперше ж отой відвалений із гробу!* Велике твоє милосердя, велике таїнство твого провидіння,* Спасе наш, – слава тобі!</w:t>
       </w:r>
     </w:p>
     <w:p>
@@ -21518,7 +21773,7 @@
     </w:p>
     <w:p>
       <w:pPr>
-        <w:pStyle w:val="Heading3"/>
+        <w:pStyle w:val="3"/>
         <w:spacing w:before="0" w:after="120"/>
         <w:jc w:val="center"/>
         <w:rPr>
@@ -21802,6 +22057,7 @@
           <w:szCs w:val="24"/>
           <w:lang w:val="ru-MD"/>
         </w:rPr>
+        <w:lastRenderedPageBreak/>
         <w:t>Щодня буду тебе благословити* і хвалити ім'я твоє на віки віків.</w:t>
       </w:r>
     </w:p>
@@ -22049,7 +22305,6 @@
           <w:sz w:val="24"/>
           <w:lang w:val="ru-MD"/>
         </w:rPr>
-        <w:lastRenderedPageBreak/>
         <w:t xml:space="preserve">Святий Боже, святий Кріпкий, святий Безсмертний, помилуй нас. </w:t>
       </w:r>
       <w:r>
@@ -22136,7 +22391,7 @@
     </w:p>
     <w:p>
       <w:pPr>
-        <w:pStyle w:val="Heading3"/>
+        <w:pStyle w:val="3"/>
         <w:spacing w:before="0" w:after="120"/>
         <w:jc w:val="center"/>
         <w:rPr>
@@ -22194,7 +22449,7 @@
     </w:p>
     <w:p>
       <w:pPr>
-        <w:pStyle w:val="Heading3"/>
+        <w:pStyle w:val="3"/>
         <w:spacing w:before="0" w:after="120"/>
         <w:jc w:val="center"/>
         <w:rPr>
@@ -22532,6 +22787,7 @@
           <w:szCs w:val="24"/>
           <w:lang w:val="ru-MD"/>
         </w:rPr>
+        <w:lastRenderedPageBreak/>
         <w:t>Вірні:</w:t>
       </w:r>
       <w:r>
@@ -22558,7 +22814,7 @@
     </w:p>
     <w:p>
       <w:pPr>
-        <w:pStyle w:val="Heading3"/>
+        <w:pStyle w:val="3"/>
         <w:spacing w:before="0" w:after="120"/>
         <w:jc w:val="center"/>
         <w:rPr>
@@ -22832,7 +23088,6 @@
           <w:sz w:val="24"/>
           <w:lang w:val="ru-MD"/>
         </w:rPr>
-        <w:lastRenderedPageBreak/>
         <w:t>Доброго й пожиточного для душ наших і миру для світу у Господа просім.</w:t>
       </w:r>
     </w:p>
@@ -23257,6 +23512,7 @@
           <w:szCs w:val="24"/>
           <w:lang w:val="ru-MD"/>
         </w:rPr>
+        <w:lastRenderedPageBreak/>
         <w:t>Священик читає молитву:</w:t>
       </w:r>
       <w:r>
@@ -23353,7 +23609,7 @@
     </w:p>
     <w:p>
       <w:pPr>
-        <w:pStyle w:val="Heading2"/>
+        <w:pStyle w:val="2"/>
         <w:spacing w:before="0" w:after="120"/>
         <w:jc w:val="center"/>
         <w:rPr>
@@ -23574,7 +23830,6 @@
           <w:szCs w:val="24"/>
           <w:lang w:val="ru-MD"/>
         </w:rPr>
-        <w:lastRenderedPageBreak/>
         <w:t>Вірні:</w:t>
       </w:r>
       <w:r>
@@ -24195,7 +24450,7 @@
     <w:lsdException w:name="Unresolved Mention" w:semiHidden="1" w:unhideWhenUsed="1"/>
     <w:lsdException w:name="Smart Link" w:semiHidden="1" w:unhideWhenUsed="1"/>
   </w:latentStyles>
-  <w:style w:type="paragraph" w:default="1" w:styleId="Normal">
+  <w:style w:type="paragraph" w:default="1" w:styleId="a">
     <w:name w:val="Normal"/>
     <w:qFormat/>
     <w:rsid w:val="00623872"/>
@@ -24204,11 +24459,11 @@
       <w:lang w:eastAsia="en-US"/>
     </w:rPr>
   </w:style>
-  <w:style w:type="paragraph" w:styleId="Heading1">
+  <w:style w:type="paragraph" w:styleId="1">
     <w:name w:val="heading 1"/>
-    <w:basedOn w:val="Normal"/>
-    <w:next w:val="Normal"/>
-    <w:link w:val="Heading1Char"/>
+    <w:basedOn w:val="a"/>
+    <w:next w:val="a"/>
+    <w:link w:val="10"/>
     <w:uiPriority w:val="9"/>
     <w:qFormat/>
     <w:rsid w:val="00123678"/>
@@ -24226,11 +24481,11 @@
       <w:szCs w:val="32"/>
     </w:rPr>
   </w:style>
-  <w:style w:type="paragraph" w:styleId="Heading2">
+  <w:style w:type="paragraph" w:styleId="2">
     <w:name w:val="heading 2"/>
-    <w:basedOn w:val="Normal"/>
-    <w:next w:val="Normal"/>
-    <w:link w:val="Heading2Char"/>
+    <w:basedOn w:val="a"/>
+    <w:next w:val="a"/>
+    <w:link w:val="20"/>
     <w:uiPriority w:val="9"/>
     <w:unhideWhenUsed/>
     <w:qFormat/>
@@ -24250,11 +24505,11 @@
       <w:szCs w:val="28"/>
     </w:rPr>
   </w:style>
-  <w:style w:type="paragraph" w:styleId="Heading3">
+  <w:style w:type="paragraph" w:styleId="3">
     <w:name w:val="heading 3"/>
-    <w:basedOn w:val="Normal"/>
-    <w:next w:val="Normal"/>
-    <w:link w:val="Heading3Char"/>
+    <w:basedOn w:val="a"/>
+    <w:next w:val="a"/>
+    <w:link w:val="30"/>
     <w:uiPriority w:val="9"/>
     <w:unhideWhenUsed/>
     <w:qFormat/>
@@ -24272,10 +24527,10 @@
       <w:szCs w:val="24"/>
     </w:rPr>
   </w:style>
-  <w:style w:type="paragraph" w:styleId="Heading4">
+  <w:style w:type="paragraph" w:styleId="4">
     <w:name w:val="heading 4"/>
-    <w:basedOn w:val="Normal"/>
-    <w:next w:val="Normal"/>
+    <w:basedOn w:val="a"/>
+    <w:next w:val="a"/>
     <w:uiPriority w:val="9"/>
     <w:semiHidden/>
     <w:unhideWhenUsed/>
@@ -24292,10 +24547,10 @@
       <w:szCs w:val="24"/>
     </w:rPr>
   </w:style>
-  <w:style w:type="paragraph" w:styleId="Heading5">
+  <w:style w:type="paragraph" w:styleId="5">
     <w:name w:val="heading 5"/>
-    <w:basedOn w:val="Normal"/>
-    <w:next w:val="Normal"/>
+    <w:basedOn w:val="a"/>
+    <w:next w:val="a"/>
     <w:uiPriority w:val="9"/>
     <w:semiHidden/>
     <w:unhideWhenUsed/>
@@ -24312,10 +24567,10 @@
       <w:szCs w:val="22"/>
     </w:rPr>
   </w:style>
-  <w:style w:type="paragraph" w:styleId="Heading6">
+  <w:style w:type="paragraph" w:styleId="6">
     <w:name w:val="heading 6"/>
-    <w:basedOn w:val="Normal"/>
-    <w:next w:val="Normal"/>
+    <w:basedOn w:val="a"/>
+    <w:next w:val="a"/>
     <w:uiPriority w:val="9"/>
     <w:semiHidden/>
     <w:unhideWhenUsed/>
@@ -24332,13 +24587,13 @@
       <w:szCs w:val="20"/>
     </w:rPr>
   </w:style>
-  <w:style w:type="character" w:default="1" w:styleId="DefaultParagraphFont">
+  <w:style w:type="character" w:default="1" w:styleId="a0">
     <w:name w:val="Default Paragraph Font"/>
     <w:uiPriority w:val="1"/>
     <w:semiHidden/>
     <w:unhideWhenUsed/>
   </w:style>
-  <w:style w:type="table" w:default="1" w:styleId="TableNormal">
+  <w:style w:type="table" w:default="1" w:styleId="a1">
     <w:name w:val="Normal Table"/>
     <w:uiPriority w:val="99"/>
     <w:semiHidden/>
@@ -24353,16 +24608,16 @@
       </w:tblCellMar>
     </w:tblPr>
   </w:style>
-  <w:style w:type="numbering" w:default="1" w:styleId="NoList">
+  <w:style w:type="numbering" w:default="1" w:styleId="a2">
     <w:name w:val="No List"/>
     <w:uiPriority w:val="99"/>
     <w:semiHidden/>
     <w:unhideWhenUsed/>
   </w:style>
-  <w:style w:type="paragraph" w:styleId="Title">
+  <w:style w:type="paragraph" w:styleId="a3">
     <w:name w:val="Title"/>
-    <w:basedOn w:val="Normal"/>
-    <w:next w:val="Normal"/>
+    <w:basedOn w:val="a"/>
+    <w:next w:val="a"/>
     <w:uiPriority w:val="10"/>
     <w:qFormat/>
     <w:pPr>
@@ -24376,10 +24631,10 @@
       <w:szCs w:val="72"/>
     </w:rPr>
   </w:style>
-  <w:style w:type="paragraph" w:styleId="FootnoteText">
+  <w:style w:type="paragraph" w:styleId="a4">
     <w:name w:val="footnote text"/>
-    <w:basedOn w:val="Normal"/>
-    <w:link w:val="FootnoteTextChar"/>
+    <w:basedOn w:val="a"/>
+    <w:link w:val="a5"/>
     <w:uiPriority w:val="99"/>
     <w:semiHidden/>
     <w:unhideWhenUsed/>
@@ -24396,9 +24651,9 @@
       <w:lang w:val="x-none" w:eastAsia="x-none"/>
     </w:rPr>
   </w:style>
-  <w:style w:type="character" w:customStyle="1" w:styleId="FootnoteTextChar">
-    <w:name w:val="Footnote Text Char"/>
-    <w:link w:val="FootnoteText"/>
+  <w:style w:type="character" w:customStyle="1" w:styleId="a5">
+    <w:name w:val="Текст виноски Знак"/>
+    <w:link w:val="a4"/>
     <w:uiPriority w:val="99"/>
     <w:semiHidden/>
     <w:rsid w:val="0049740B"/>
@@ -24407,7 +24662,7 @@
       <w:lang w:val="x-none" w:eastAsia="x-none"/>
     </w:rPr>
   </w:style>
-  <w:style w:type="character" w:styleId="FootnoteReference">
+  <w:style w:type="character" w:styleId="a6">
     <w:name w:val="footnote reference"/>
     <w:uiPriority w:val="99"/>
     <w:semiHidden/>
@@ -24417,9 +24672,9 @@
       <w:vertAlign w:val="superscript"/>
     </w:rPr>
   </w:style>
-  <w:style w:type="character" w:customStyle="1" w:styleId="Heading1Char">
-    <w:name w:val="Heading 1 Char"/>
-    <w:link w:val="Heading1"/>
+  <w:style w:type="character" w:customStyle="1" w:styleId="10">
+    <w:name w:val="Заголовок 1 Знак"/>
+    <w:link w:val="1"/>
     <w:uiPriority w:val="99"/>
     <w:rsid w:val="00123678"/>
     <w:rPr>
@@ -24432,9 +24687,9 @@
       <w:lang w:val="en-US" w:eastAsia="en-US"/>
     </w:rPr>
   </w:style>
-  <w:style w:type="character" w:customStyle="1" w:styleId="Heading2Char">
-    <w:name w:val="Heading 2 Char"/>
-    <w:link w:val="Heading2"/>
+  <w:style w:type="character" w:customStyle="1" w:styleId="20">
+    <w:name w:val="Заголовок 2 Знак"/>
+    <w:link w:val="2"/>
     <w:uiPriority w:val="99"/>
     <w:semiHidden/>
     <w:rsid w:val="00123678"/>
@@ -24449,10 +24704,10 @@
       <w:lang w:val="en-US" w:eastAsia="en-US"/>
     </w:rPr>
   </w:style>
-  <w:style w:type="character" w:customStyle="1" w:styleId="Heading3Char">
-    <w:name w:val="Heading 3 Char"/>
-    <w:basedOn w:val="DefaultParagraphFont"/>
-    <w:link w:val="Heading3"/>
+  <w:style w:type="character" w:customStyle="1" w:styleId="30">
+    <w:name w:val="Заголовок 3 Знак"/>
+    <w:basedOn w:val="a0"/>
+    <w:link w:val="3"/>
     <w:uiPriority w:val="99"/>
     <w:semiHidden/>
     <w:rsid w:val="00982400"/>
@@ -24464,10 +24719,10 @@
       <w:lang w:val="en-US" w:eastAsia="en-US"/>
     </w:rPr>
   </w:style>
-  <w:style w:type="paragraph" w:styleId="DocumentMap">
+  <w:style w:type="paragraph" w:styleId="a7">
     <w:name w:val="Document Map"/>
-    <w:basedOn w:val="Normal"/>
-    <w:link w:val="DocumentMapChar"/>
+    <w:basedOn w:val="a"/>
+    <w:link w:val="a8"/>
     <w:uiPriority w:val="99"/>
     <w:semiHidden/>
     <w:unhideWhenUsed/>
@@ -24478,10 +24733,10 @@
       <w:szCs w:val="24"/>
     </w:rPr>
   </w:style>
-  <w:style w:type="character" w:customStyle="1" w:styleId="DocumentMapChar">
-    <w:name w:val="Document Map Char"/>
-    <w:basedOn w:val="DefaultParagraphFont"/>
-    <w:link w:val="DocumentMap"/>
+  <w:style w:type="character" w:customStyle="1" w:styleId="a8">
+    <w:name w:val="Схема документа Знак"/>
+    <w:basedOn w:val="a0"/>
+    <w:link w:val="a7"/>
     <w:uiPriority w:val="99"/>
     <w:semiHidden/>
     <w:rsid w:val="004A5704"/>
@@ -24494,7 +24749,7 @@
   </w:style>
   <w:style w:type="character" w:customStyle="1" w:styleId="FontStyle22">
     <w:name w:val="Font Style22"/>
-    <w:basedOn w:val="DefaultParagraphFont"/>
+    <w:basedOn w:val="a0"/>
     <w:uiPriority w:val="99"/>
     <w:rsid w:val="00F814C9"/>
     <w:rPr>
@@ -24505,7 +24760,7 @@
   </w:style>
   <w:style w:type="paragraph" w:customStyle="1" w:styleId="Style5">
     <w:name w:val="Style5"/>
-    <w:basedOn w:val="Normal"/>
+    <w:basedOn w:val="a"/>
     <w:uiPriority w:val="99"/>
     <w:rsid w:val="00F814C9"/>
     <w:pPr>
@@ -24524,9 +24779,9 @@
       <w:lang w:val="uk-UA" w:eastAsia="uk-UA"/>
     </w:rPr>
   </w:style>
-  <w:style w:type="paragraph" w:styleId="NormalWeb">
+  <w:style w:type="paragraph" w:styleId="a9">
     <w:name w:val="Normal (Web)"/>
-    <w:basedOn w:val="Normal"/>
+    <w:basedOn w:val="a"/>
     <w:uiPriority w:val="99"/>
     <w:unhideWhenUsed/>
     <w:rsid w:val="005E696B"/>
@@ -24540,10 +24795,10 @@
       <w:lang w:val="uk-UA" w:eastAsia="uk-UA"/>
     </w:rPr>
   </w:style>
-  <w:style w:type="paragraph" w:styleId="Subtitle">
+  <w:style w:type="paragraph" w:styleId="aa">
     <w:name w:val="Subtitle"/>
-    <w:basedOn w:val="Normal"/>
-    <w:next w:val="Normal"/>
+    <w:basedOn w:val="a"/>
+    <w:next w:val="a"/>
     <w:uiPriority w:val="11"/>
     <w:qFormat/>
     <w:pPr>
